--- a/docx/fr/BUFRCREX_TableB_fr_07.docx
+++ b/docx/fr/BUFRCREX_TableB_fr_07.docx
@@ -8,19 +8,33 @@
       </w:pPr>
       <w:r>
         <w:rPr>
-          <w:rFonts w:ascii="Arial" w:hAnsi="Arial"/>
+          <w:rFonts w:ascii="Verdana" w:hAnsi="Verdana"/>
           <w:b/>
           <w:sz w:val="22"/>
         </w:rPr>
-        <w:t>BUFR/CREX Table B — Class 7: Position (verticale)</w:t>
+        <w:t>Classe 7 : Position (verticale)</w:t>
       </w:r>
     </w:p>
     <w:tbl>
       <w:tblPr>
         <w:tblStyle w:val="TableGrid"/>
         <w:tblW w:type="auto" w:w="0"/>
-        <w:jc w:val="center"/>
+        <w:jc w:val="left"/>
         <w:tblLook w:firstColumn="1" w:firstRow="1" w:lastColumn="0" w:lastRow="0" w:noHBand="0" w:noVBand="1" w:val="04A0"/>
+        <w:tblBorders>
+          <w:top w:val="single" w:sz="4" w:space="0" w:color="595959"/>
+          <w:left w:val="single" w:sz="4" w:space="0" w:color="595959"/>
+          <w:bottom w:val="single" w:sz="4" w:space="0" w:color="595959"/>
+          <w:right w:val="single" w:sz="4" w:space="0" w:color="595959"/>
+          <w:insideH w:val="single" w:sz="4" w:space="0" w:color="595959"/>
+          <w:insideV w:val="single" w:sz="4" w:space="0" w:color="595959"/>
+        </w:tblBorders>
+        <w:tblCellMar>
+          <w:top w:w="85" w:type="dxa"/>
+          <w:left w:w="85" w:type="dxa"/>
+          <w:bottom w:w="85" w:type="dxa"/>
+          <w:right w:w="85" w:type="dxa"/>
+        </w:tblCellMar>
       </w:tblPr>
       <w:tblGrid>
         <w:gridCol w:w="1514"/>
@@ -35,20 +49,20 @@
         <w:gridCol w:w="1514"/>
       </w:tblGrid>
       <w:tr>
-        <w:tc>
-          <w:tcPr>
-            <w:tcW w:type="dxa" w:w="1514"/>
-            <w:shd w:val="clear" w:color="auto" w:fill="D9E2F3"/>
-          </w:tcPr>
-          <w:p>
-            <w:pPr>
-              <w:jc w:val="center"/>
-            </w:pPr>
-            <w:r/>
-            <w:r>
-              <w:rPr>
-                <w:rFonts w:ascii="Arial" w:hAnsi="Arial"/>
-                <w:b/>
+        <w:trPr>
+          <w:tblHeader/>
+        </w:trPr>
+        <w:tc>
+          <w:tcPr>
+            <w:tcW w:type="dxa" w:w="1514"/>
+            <w:shd w:val="clear" w:color="auto" w:fill="D9D9D9"/>
+          </w:tcPr>
+          <w:p>
+            <w:r/>
+            <w:r>
+              <w:rPr>
+                <w:rFonts w:ascii="Verdana" w:hAnsi="Verdana"/>
+                <w:b w:val="0"/>
                 <w:sz w:val="16"/>
               </w:rPr>
               <w:t>FXY</w:t>
@@ -58,194 +72,170 @@
         <w:tc>
           <w:tcPr>
             <w:tcW w:type="dxa" w:w="1514"/>
-            <w:shd w:val="clear" w:color="auto" w:fill="D9E2F3"/>
-          </w:tcPr>
-          <w:p>
-            <w:pPr>
-              <w:jc w:val="center"/>
-            </w:pPr>
-            <w:r/>
-            <w:r>
-              <w:rPr>
-                <w:rFonts w:ascii="Arial" w:hAnsi="Arial"/>
-                <w:b/>
-                <w:sz w:val="16"/>
-              </w:rPr>
-              <w:t>ElementName</w:t>
-            </w:r>
-          </w:p>
-        </w:tc>
-        <w:tc>
-          <w:tcPr>
-            <w:tcW w:type="dxa" w:w="1514"/>
-            <w:shd w:val="clear" w:color="auto" w:fill="D9E2F3"/>
-          </w:tcPr>
-          <w:p>
-            <w:pPr>
-              <w:jc w:val="center"/>
-            </w:pPr>
-            <w:r/>
-            <w:r>
-              <w:rPr>
-                <w:rFonts w:ascii="Arial" w:hAnsi="Arial"/>
-                <w:b/>
-                <w:sz w:val="16"/>
-              </w:rPr>
-              <w:t>BUFR Unit</w:t>
-            </w:r>
-          </w:p>
-        </w:tc>
-        <w:tc>
-          <w:tcPr>
-            <w:tcW w:type="dxa" w:w="1514"/>
-            <w:shd w:val="clear" w:color="auto" w:fill="D9E2F3"/>
-          </w:tcPr>
-          <w:p>
-            <w:pPr>
-              <w:jc w:val="center"/>
-            </w:pPr>
-            <w:r/>
-            <w:r>
-              <w:rPr>
-                <w:rFonts w:ascii="Arial" w:hAnsi="Arial"/>
-                <w:b/>
-                <w:sz w:val="16"/>
-              </w:rPr>
-              <w:t>Scale</w:t>
-            </w:r>
-          </w:p>
-        </w:tc>
-        <w:tc>
-          <w:tcPr>
-            <w:tcW w:type="dxa" w:w="1514"/>
-            <w:shd w:val="clear" w:color="auto" w:fill="D9E2F3"/>
-          </w:tcPr>
-          <w:p>
-            <w:pPr>
-              <w:jc w:val="center"/>
-            </w:pPr>
-            <w:r/>
-            <w:r>
-              <w:rPr>
-                <w:rFonts w:ascii="Arial" w:hAnsi="Arial"/>
-                <w:b/>
-                <w:sz w:val="16"/>
-              </w:rPr>
-              <w:t>Ref Value</w:t>
-            </w:r>
-          </w:p>
-        </w:tc>
-        <w:tc>
-          <w:tcPr>
-            <w:tcW w:type="dxa" w:w="1514"/>
-            <w:shd w:val="clear" w:color="auto" w:fill="D9E2F3"/>
-          </w:tcPr>
-          <w:p>
-            <w:pPr>
-              <w:jc w:val="center"/>
-            </w:pPr>
-            <w:r/>
-            <w:r>
-              <w:rPr>
-                <w:rFonts w:ascii="Arial" w:hAnsi="Arial"/>
-                <w:b/>
-                <w:sz w:val="16"/>
-              </w:rPr>
-              <w:t>Bits</w:t>
-            </w:r>
-          </w:p>
-        </w:tc>
-        <w:tc>
-          <w:tcPr>
-            <w:tcW w:type="dxa" w:w="1514"/>
-            <w:shd w:val="clear" w:color="auto" w:fill="D9E2F3"/>
-          </w:tcPr>
-          <w:p>
-            <w:pPr>
-              <w:jc w:val="center"/>
-            </w:pPr>
-            <w:r/>
-            <w:r>
-              <w:rPr>
-                <w:rFonts w:ascii="Arial" w:hAnsi="Arial"/>
-                <w:b/>
-                <w:sz w:val="16"/>
-              </w:rPr>
-              <w:t>CREX Unit</w:t>
-            </w:r>
-          </w:p>
-        </w:tc>
-        <w:tc>
-          <w:tcPr>
-            <w:tcW w:type="dxa" w:w="1514"/>
-            <w:shd w:val="clear" w:color="auto" w:fill="D9E2F3"/>
-          </w:tcPr>
-          <w:p>
-            <w:pPr>
-              <w:jc w:val="center"/>
-            </w:pPr>
-            <w:r/>
-            <w:r>
-              <w:rPr>
-                <w:rFonts w:ascii="Arial" w:hAnsi="Arial"/>
-                <w:b/>
-                <w:sz w:val="16"/>
-              </w:rPr>
-              <w:t>Scale</w:t>
-            </w:r>
-          </w:p>
-        </w:tc>
-        <w:tc>
-          <w:tcPr>
-            <w:tcW w:type="dxa" w:w="1514"/>
-            <w:shd w:val="clear" w:color="auto" w:fill="D9E2F3"/>
-          </w:tcPr>
-          <w:p>
-            <w:pPr>
-              <w:jc w:val="center"/>
-            </w:pPr>
-            <w:r/>
-            <w:r>
-              <w:rPr>
-                <w:rFonts w:ascii="Arial" w:hAnsi="Arial"/>
-                <w:b/>
-                <w:sz w:val="16"/>
-              </w:rPr>
-              <w:t>Chars</w:t>
-            </w:r>
-          </w:p>
-        </w:tc>
-        <w:tc>
-          <w:tcPr>
-            <w:tcW w:type="dxa" w:w="1514"/>
-            <w:shd w:val="clear" w:color="auto" w:fill="D9E2F3"/>
-          </w:tcPr>
-          <w:p>
-            <w:pPr>
-              <w:jc w:val="center"/>
-            </w:pPr>
-            <w:r/>
-            <w:r>
-              <w:rPr>
-                <w:rFonts w:ascii="Arial" w:hAnsi="Arial"/>
-                <w:b/>
-                <w:sz w:val="16"/>
-              </w:rPr>
-              <w:t>Note</w:t>
+            <w:shd w:val="clear" w:color="auto" w:fill="D9D9D9"/>
+          </w:tcPr>
+          <w:p>
+            <w:r/>
+            <w:r>
+              <w:rPr>
+                <w:rFonts w:ascii="Verdana" w:hAnsi="Verdana"/>
+                <w:b w:val="0"/>
+                <w:sz w:val="16"/>
+              </w:rPr>
+              <w:t>NOM DE L'ÉLÉMENT</w:t>
+            </w:r>
+          </w:p>
+        </w:tc>
+        <w:tc>
+          <w:tcPr>
+            <w:tcW w:type="dxa" w:w="1514"/>
+            <w:shd w:val="clear" w:color="auto" w:fill="D9D9D9"/>
+          </w:tcPr>
+          <w:p>
+            <w:r/>
+            <w:r>
+              <w:rPr>
+                <w:rFonts w:ascii="Verdana" w:hAnsi="Verdana"/>
+                <w:b w:val="0"/>
+                <w:sz w:val="16"/>
+              </w:rPr>
+              <w:t>UNITÉ BUFR</w:t>
+            </w:r>
+          </w:p>
+        </w:tc>
+        <w:tc>
+          <w:tcPr>
+            <w:tcW w:type="dxa" w:w="1514"/>
+            <w:shd w:val="clear" w:color="auto" w:fill="D9D9D9"/>
+          </w:tcPr>
+          <w:p>
+            <w:r/>
+            <w:r>
+              <w:rPr>
+                <w:rFonts w:ascii="Verdana" w:hAnsi="Verdana"/>
+                <w:b w:val="0"/>
+                <w:sz w:val="16"/>
+              </w:rPr>
+              <w:t>ÉCHELLE</w:t>
+            </w:r>
+          </w:p>
+        </w:tc>
+        <w:tc>
+          <w:tcPr>
+            <w:tcW w:type="dxa" w:w="1514"/>
+            <w:shd w:val="clear" w:color="auto" w:fill="D9D9D9"/>
+          </w:tcPr>
+          <w:p>
+            <w:r/>
+            <w:r>
+              <w:rPr>
+                <w:rFonts w:ascii="Verdana" w:hAnsi="Verdana"/>
+                <w:b w:val="0"/>
+                <w:sz w:val="16"/>
+              </w:rPr>
+              <w:t>VAL. RÉF.</w:t>
+            </w:r>
+          </w:p>
+        </w:tc>
+        <w:tc>
+          <w:tcPr>
+            <w:tcW w:type="dxa" w:w="1514"/>
+            <w:shd w:val="clear" w:color="auto" w:fill="D9D9D9"/>
+          </w:tcPr>
+          <w:p>
+            <w:r/>
+            <w:r>
+              <w:rPr>
+                <w:rFonts w:ascii="Verdana" w:hAnsi="Verdana"/>
+                <w:b w:val="0"/>
+                <w:sz w:val="16"/>
+              </w:rPr>
+              <w:t>BITS</w:t>
+            </w:r>
+          </w:p>
+        </w:tc>
+        <w:tc>
+          <w:tcPr>
+            <w:tcW w:type="dxa" w:w="1514"/>
+            <w:shd w:val="clear" w:color="auto" w:fill="D9D9D9"/>
+          </w:tcPr>
+          <w:p>
+            <w:r/>
+            <w:r>
+              <w:rPr>
+                <w:rFonts w:ascii="Verdana" w:hAnsi="Verdana"/>
+                <w:b w:val="0"/>
+                <w:sz w:val="16"/>
+              </w:rPr>
+              <w:t>UNITÉ CREX</w:t>
+            </w:r>
+          </w:p>
+        </w:tc>
+        <w:tc>
+          <w:tcPr>
+            <w:tcW w:type="dxa" w:w="1514"/>
+            <w:shd w:val="clear" w:color="auto" w:fill="D9D9D9"/>
+          </w:tcPr>
+          <w:p>
+            <w:r/>
+            <w:r>
+              <w:rPr>
+                <w:rFonts w:ascii="Verdana" w:hAnsi="Verdana"/>
+                <w:b w:val="0"/>
+                <w:sz w:val="16"/>
+              </w:rPr>
+              <w:t>ÉCHELLE</w:t>
+            </w:r>
+          </w:p>
+        </w:tc>
+        <w:tc>
+          <w:tcPr>
+            <w:tcW w:type="dxa" w:w="1514"/>
+            <w:shd w:val="clear" w:color="auto" w:fill="D9D9D9"/>
+          </w:tcPr>
+          <w:p>
+            <w:r/>
+            <w:r>
+              <w:rPr>
+                <w:rFonts w:ascii="Verdana" w:hAnsi="Verdana"/>
+                <w:b w:val="0"/>
+                <w:sz w:val="16"/>
+              </w:rPr>
+              <w:t>CAR.</w:t>
+            </w:r>
+          </w:p>
+        </w:tc>
+        <w:tc>
+          <w:tcPr>
+            <w:tcW w:type="dxa" w:w="1514"/>
+            <w:shd w:val="clear" w:color="auto" w:fill="D9D9D9"/>
+          </w:tcPr>
+          <w:p>
+            <w:r/>
+            <w:r>
+              <w:rPr>
+                <w:rFonts w:ascii="Verdana" w:hAnsi="Verdana"/>
+                <w:b w:val="0"/>
+                <w:sz w:val="16"/>
+              </w:rPr>
+              <w:t>NOTE</w:t>
             </w:r>
           </w:p>
         </w:tc>
       </w:tr>
       <w:tr>
-        <w:tc>
-          <w:tcPr>
-            <w:tcW w:type="dxa" w:w="1514"/>
-          </w:tcPr>
-          <w:p>
-            <w:r/>
-            <w:r>
-              <w:rPr>
-                <w:rFonts w:ascii="Arial" w:hAnsi="Arial"/>
+        <w:trPr>
+          <w:cantSplit/>
+        </w:trPr>
+        <w:tc>
+          <w:tcPr>
+            <w:tcW w:type="dxa" w:w="1514"/>
+          </w:tcPr>
+          <w:p>
+            <w:r/>
+            <w:r>
+              <w:rPr>
+                <w:rFonts w:ascii="Verdana" w:hAnsi="Verdana"/>
                 <w:b w:val="0"/>
                 <w:sz w:val="16"/>
               </w:rPr>
@@ -261,7 +251,7 @@
             <w:r/>
             <w:r>
               <w:rPr>
-                <w:rFonts w:ascii="Arial" w:hAnsi="Arial"/>
+                <w:rFonts w:ascii="Verdana" w:hAnsi="Verdana"/>
                 <w:b w:val="0"/>
                 <w:sz w:val="16"/>
               </w:rPr>
@@ -277,7 +267,7 @@
             <w:r/>
             <w:r>
               <w:rPr>
-                <w:rFonts w:ascii="Arial" w:hAnsi="Arial"/>
+                <w:rFonts w:ascii="Verdana" w:hAnsi="Verdana"/>
                 <w:b w:val="0"/>
                 <w:sz w:val="16"/>
               </w:rPr>
@@ -293,7 +283,7 @@
             <w:r/>
             <w:r>
               <w:rPr>
-                <w:rFonts w:ascii="Arial" w:hAnsi="Arial"/>
+                <w:rFonts w:ascii="Verdana" w:hAnsi="Verdana"/>
                 <w:b w:val="0"/>
                 <w:sz w:val="16"/>
               </w:rPr>
@@ -309,7 +299,7 @@
             <w:r/>
             <w:r>
               <w:rPr>
-                <w:rFonts w:ascii="Arial" w:hAnsi="Arial"/>
+                <w:rFonts w:ascii="Verdana" w:hAnsi="Verdana"/>
                 <w:b w:val="0"/>
                 <w:sz w:val="16"/>
               </w:rPr>
@@ -325,7 +315,7 @@
             <w:r/>
             <w:r>
               <w:rPr>
-                <w:rFonts w:ascii="Arial" w:hAnsi="Arial"/>
+                <w:rFonts w:ascii="Verdana" w:hAnsi="Verdana"/>
                 <w:b w:val="0"/>
                 <w:sz w:val="16"/>
               </w:rPr>
@@ -341,7 +331,7 @@
             <w:r/>
             <w:r>
               <w:rPr>
-                <w:rFonts w:ascii="Arial" w:hAnsi="Arial"/>
+                <w:rFonts w:ascii="Verdana" w:hAnsi="Verdana"/>
                 <w:b w:val="0"/>
                 <w:sz w:val="16"/>
               </w:rPr>
@@ -357,7 +347,7 @@
             <w:r/>
             <w:r>
               <w:rPr>
-                <w:rFonts w:ascii="Arial" w:hAnsi="Arial"/>
+                <w:rFonts w:ascii="Verdana" w:hAnsi="Verdana"/>
                 <w:b w:val="0"/>
                 <w:sz w:val="16"/>
               </w:rPr>
@@ -373,7 +363,7 @@
             <w:r/>
             <w:r>
               <w:rPr>
-                <w:rFonts w:ascii="Arial" w:hAnsi="Arial"/>
+                <w:rFonts w:ascii="Verdana" w:hAnsi="Verdana"/>
                 <w:b w:val="0"/>
                 <w:sz w:val="16"/>
               </w:rPr>
@@ -389,7 +379,7 @@
             <w:r/>
             <w:r>
               <w:rPr>
-                <w:rFonts w:ascii="Arial" w:hAnsi="Arial"/>
+                <w:rFonts w:ascii="Verdana" w:hAnsi="Verdana"/>
                 <w:b w:val="0"/>
                 <w:sz w:val="16"/>
               </w:rPr>
@@ -399,15 +389,18 @@
         </w:tc>
       </w:tr>
       <w:tr>
-        <w:tc>
-          <w:tcPr>
-            <w:tcW w:type="dxa" w:w="1514"/>
-          </w:tcPr>
-          <w:p>
-            <w:r/>
-            <w:r>
-              <w:rPr>
-                <w:rFonts w:ascii="Arial" w:hAnsi="Arial"/>
+        <w:trPr>
+          <w:cantSplit/>
+        </w:trPr>
+        <w:tc>
+          <w:tcPr>
+            <w:tcW w:type="dxa" w:w="1514"/>
+          </w:tcPr>
+          <w:p>
+            <w:r/>
+            <w:r>
+              <w:rPr>
+                <w:rFonts w:ascii="Verdana" w:hAnsi="Verdana"/>
                 <w:b w:val="0"/>
                 <w:sz w:val="16"/>
               </w:rPr>
@@ -423,7 +416,7 @@
             <w:r/>
             <w:r>
               <w:rPr>
-                <w:rFonts w:ascii="Arial" w:hAnsi="Arial"/>
+                <w:rFonts w:ascii="Verdana" w:hAnsi="Verdana"/>
                 <w:b w:val="0"/>
                 <w:sz w:val="16"/>
               </w:rPr>
@@ -439,7 +432,7 @@
             <w:r/>
             <w:r>
               <w:rPr>
-                <w:rFonts w:ascii="Arial" w:hAnsi="Arial"/>
+                <w:rFonts w:ascii="Verdana" w:hAnsi="Verdana"/>
                 <w:b w:val="0"/>
                 <w:sz w:val="16"/>
               </w:rPr>
@@ -455,7 +448,7 @@
             <w:r/>
             <w:r>
               <w:rPr>
-                <w:rFonts w:ascii="Arial" w:hAnsi="Arial"/>
+                <w:rFonts w:ascii="Verdana" w:hAnsi="Verdana"/>
                 <w:b w:val="0"/>
                 <w:sz w:val="16"/>
               </w:rPr>
@@ -471,7 +464,7 @@
             <w:r/>
             <w:r>
               <w:rPr>
-                <w:rFonts w:ascii="Arial" w:hAnsi="Arial"/>
+                <w:rFonts w:ascii="Verdana" w:hAnsi="Verdana"/>
                 <w:b w:val="0"/>
                 <w:sz w:val="16"/>
               </w:rPr>
@@ -487,7 +480,7 @@
             <w:r/>
             <w:r>
               <w:rPr>
-                <w:rFonts w:ascii="Arial" w:hAnsi="Arial"/>
+                <w:rFonts w:ascii="Verdana" w:hAnsi="Verdana"/>
                 <w:b w:val="0"/>
                 <w:sz w:val="16"/>
               </w:rPr>
@@ -503,7 +496,7 @@
             <w:r/>
             <w:r>
               <w:rPr>
-                <w:rFonts w:ascii="Arial" w:hAnsi="Arial"/>
+                <w:rFonts w:ascii="Verdana" w:hAnsi="Verdana"/>
                 <w:b w:val="0"/>
                 <w:sz w:val="16"/>
               </w:rPr>
@@ -519,7 +512,7 @@
             <w:r/>
             <w:r>
               <w:rPr>
-                <w:rFonts w:ascii="Arial" w:hAnsi="Arial"/>
+                <w:rFonts w:ascii="Verdana" w:hAnsi="Verdana"/>
                 <w:b w:val="0"/>
                 <w:sz w:val="16"/>
               </w:rPr>
@@ -535,7 +528,7 @@
             <w:r/>
             <w:r>
               <w:rPr>
-                <w:rFonts w:ascii="Arial" w:hAnsi="Arial"/>
+                <w:rFonts w:ascii="Verdana" w:hAnsi="Verdana"/>
                 <w:b w:val="0"/>
                 <w:sz w:val="16"/>
               </w:rPr>
@@ -551,7 +544,7 @@
             <w:r/>
             <w:r>
               <w:rPr>
-                <w:rFonts w:ascii="Arial" w:hAnsi="Arial"/>
+                <w:rFonts w:ascii="Verdana" w:hAnsi="Verdana"/>
                 <w:b w:val="0"/>
                 <w:sz w:val="16"/>
               </w:rPr>
@@ -560,15 +553,18 @@
         </w:tc>
       </w:tr>
       <w:tr>
-        <w:tc>
-          <w:tcPr>
-            <w:tcW w:type="dxa" w:w="1514"/>
-          </w:tcPr>
-          <w:p>
-            <w:r/>
-            <w:r>
-              <w:rPr>
-                <w:rFonts w:ascii="Arial" w:hAnsi="Arial"/>
+        <w:trPr>
+          <w:cantSplit/>
+        </w:trPr>
+        <w:tc>
+          <w:tcPr>
+            <w:tcW w:type="dxa" w:w="1514"/>
+          </w:tcPr>
+          <w:p>
+            <w:r/>
+            <w:r>
+              <w:rPr>
+                <w:rFonts w:ascii="Verdana" w:hAnsi="Verdana"/>
                 <w:b w:val="0"/>
                 <w:sz w:val="16"/>
               </w:rPr>
@@ -584,7 +580,7 @@
             <w:r/>
             <w:r>
               <w:rPr>
-                <w:rFonts w:ascii="Arial" w:hAnsi="Arial"/>
+                <w:rFonts w:ascii="Verdana" w:hAnsi="Verdana"/>
                 <w:b w:val="0"/>
                 <w:sz w:val="16"/>
               </w:rPr>
@@ -600,7 +596,7 @@
             <w:r/>
             <w:r>
               <w:rPr>
-                <w:rFonts w:ascii="Arial" w:hAnsi="Arial"/>
+                <w:rFonts w:ascii="Verdana" w:hAnsi="Verdana"/>
                 <w:b w:val="0"/>
                 <w:sz w:val="16"/>
               </w:rPr>
@@ -616,7 +612,7 @@
             <w:r/>
             <w:r>
               <w:rPr>
-                <w:rFonts w:ascii="Arial" w:hAnsi="Arial"/>
+                <w:rFonts w:ascii="Verdana" w:hAnsi="Verdana"/>
                 <w:b w:val="0"/>
                 <w:sz w:val="16"/>
               </w:rPr>
@@ -632,7 +628,7 @@
             <w:r/>
             <w:r>
               <w:rPr>
-                <w:rFonts w:ascii="Arial" w:hAnsi="Arial"/>
+                <w:rFonts w:ascii="Verdana" w:hAnsi="Verdana"/>
                 <w:b w:val="0"/>
                 <w:sz w:val="16"/>
               </w:rPr>
@@ -648,7 +644,7 @@
             <w:r/>
             <w:r>
               <w:rPr>
-                <w:rFonts w:ascii="Arial" w:hAnsi="Arial"/>
+                <w:rFonts w:ascii="Verdana" w:hAnsi="Verdana"/>
                 <w:b w:val="0"/>
                 <w:sz w:val="16"/>
               </w:rPr>
@@ -664,7 +660,7 @@
             <w:r/>
             <w:r>
               <w:rPr>
-                <w:rFonts w:ascii="Arial" w:hAnsi="Arial"/>
+                <w:rFonts w:ascii="Verdana" w:hAnsi="Verdana"/>
                 <w:b w:val="0"/>
                 <w:sz w:val="16"/>
               </w:rPr>
@@ -680,7 +676,7 @@
             <w:r/>
             <w:r>
               <w:rPr>
-                <w:rFonts w:ascii="Arial" w:hAnsi="Arial"/>
+                <w:rFonts w:ascii="Verdana" w:hAnsi="Verdana"/>
                 <w:b w:val="0"/>
                 <w:sz w:val="16"/>
               </w:rPr>
@@ -696,7 +692,7 @@
             <w:r/>
             <w:r>
               <w:rPr>
-                <w:rFonts w:ascii="Arial" w:hAnsi="Arial"/>
+                <w:rFonts w:ascii="Verdana" w:hAnsi="Verdana"/>
                 <w:b w:val="0"/>
                 <w:sz w:val="16"/>
               </w:rPr>
@@ -712,7 +708,7 @@
             <w:r/>
             <w:r>
               <w:rPr>
-                <w:rFonts w:ascii="Arial" w:hAnsi="Arial"/>
+                <w:rFonts w:ascii="Verdana" w:hAnsi="Verdana"/>
                 <w:b w:val="0"/>
                 <w:sz w:val="16"/>
               </w:rPr>
@@ -721,15 +717,18 @@
         </w:tc>
       </w:tr>
       <w:tr>
-        <w:tc>
-          <w:tcPr>
-            <w:tcW w:type="dxa" w:w="1514"/>
-          </w:tcPr>
-          <w:p>
-            <w:r/>
-            <w:r>
-              <w:rPr>
-                <w:rFonts w:ascii="Arial" w:hAnsi="Arial"/>
+        <w:trPr>
+          <w:cantSplit/>
+        </w:trPr>
+        <w:tc>
+          <w:tcPr>
+            <w:tcW w:type="dxa" w:w="1514"/>
+          </w:tcPr>
+          <w:p>
+            <w:r/>
+            <w:r>
+              <w:rPr>
+                <w:rFonts w:ascii="Verdana" w:hAnsi="Verdana"/>
                 <w:b w:val="0"/>
                 <w:sz w:val="16"/>
               </w:rPr>
@@ -745,7 +744,7 @@
             <w:r/>
             <w:r>
               <w:rPr>
-                <w:rFonts w:ascii="Arial" w:hAnsi="Arial"/>
+                <w:rFonts w:ascii="Verdana" w:hAnsi="Verdana"/>
                 <w:b w:val="0"/>
                 <w:sz w:val="16"/>
               </w:rPr>
@@ -761,7 +760,7 @@
             <w:r/>
             <w:r>
               <w:rPr>
-                <w:rFonts w:ascii="Arial" w:hAnsi="Arial"/>
+                <w:rFonts w:ascii="Verdana" w:hAnsi="Verdana"/>
                 <w:b w:val="0"/>
                 <w:sz w:val="16"/>
               </w:rPr>
@@ -777,7 +776,7 @@
             <w:r/>
             <w:r>
               <w:rPr>
-                <w:rFonts w:ascii="Arial" w:hAnsi="Arial"/>
+                <w:rFonts w:ascii="Verdana" w:hAnsi="Verdana"/>
                 <w:b w:val="0"/>
                 <w:sz w:val="16"/>
               </w:rPr>
@@ -793,7 +792,7 @@
             <w:r/>
             <w:r>
               <w:rPr>
-                <w:rFonts w:ascii="Arial" w:hAnsi="Arial"/>
+                <w:rFonts w:ascii="Verdana" w:hAnsi="Verdana"/>
                 <w:b w:val="0"/>
                 <w:sz w:val="16"/>
               </w:rPr>
@@ -809,7 +808,7 @@
             <w:r/>
             <w:r>
               <w:rPr>
-                <w:rFonts w:ascii="Arial" w:hAnsi="Arial"/>
+                <w:rFonts w:ascii="Verdana" w:hAnsi="Verdana"/>
                 <w:b w:val="0"/>
                 <w:sz w:val="16"/>
               </w:rPr>
@@ -825,7 +824,7 @@
             <w:r/>
             <w:r>
               <w:rPr>
-                <w:rFonts w:ascii="Arial" w:hAnsi="Arial"/>
+                <w:rFonts w:ascii="Verdana" w:hAnsi="Verdana"/>
                 <w:b w:val="0"/>
                 <w:sz w:val="16"/>
               </w:rPr>
@@ -841,7 +840,7 @@
             <w:r/>
             <w:r>
               <w:rPr>
-                <w:rFonts w:ascii="Arial" w:hAnsi="Arial"/>
+                <w:rFonts w:ascii="Verdana" w:hAnsi="Verdana"/>
                 <w:b w:val="0"/>
                 <w:sz w:val="16"/>
               </w:rPr>
@@ -857,7 +856,7 @@
             <w:r/>
             <w:r>
               <w:rPr>
-                <w:rFonts w:ascii="Arial" w:hAnsi="Arial"/>
+                <w:rFonts w:ascii="Verdana" w:hAnsi="Verdana"/>
                 <w:b w:val="0"/>
                 <w:sz w:val="16"/>
               </w:rPr>
@@ -873,7 +872,7 @@
             <w:r/>
             <w:r>
               <w:rPr>
-                <w:rFonts w:ascii="Arial" w:hAnsi="Arial"/>
+                <w:rFonts w:ascii="Verdana" w:hAnsi="Verdana"/>
                 <w:b w:val="0"/>
                 <w:sz w:val="16"/>
               </w:rPr>
@@ -882,15 +881,18 @@
         </w:tc>
       </w:tr>
       <w:tr>
-        <w:tc>
-          <w:tcPr>
-            <w:tcW w:type="dxa" w:w="1514"/>
-          </w:tcPr>
-          <w:p>
-            <w:r/>
-            <w:r>
-              <w:rPr>
-                <w:rFonts w:ascii="Arial" w:hAnsi="Arial"/>
+        <w:trPr>
+          <w:cantSplit/>
+        </w:trPr>
+        <w:tc>
+          <w:tcPr>
+            <w:tcW w:type="dxa" w:w="1514"/>
+          </w:tcPr>
+          <w:p>
+            <w:r/>
+            <w:r>
+              <w:rPr>
+                <w:rFonts w:ascii="Verdana" w:hAnsi="Verdana"/>
                 <w:b w:val="0"/>
                 <w:sz w:val="16"/>
               </w:rPr>
@@ -906,7 +908,7 @@
             <w:r/>
             <w:r>
               <w:rPr>
-                <w:rFonts w:ascii="Arial" w:hAnsi="Arial"/>
+                <w:rFonts w:ascii="Verdana" w:hAnsi="Verdana"/>
                 <w:b w:val="0"/>
                 <w:sz w:val="16"/>
               </w:rPr>
@@ -922,7 +924,7 @@
             <w:r/>
             <w:r>
               <w:rPr>
-                <w:rFonts w:ascii="Arial" w:hAnsi="Arial"/>
+                <w:rFonts w:ascii="Verdana" w:hAnsi="Verdana"/>
                 <w:b w:val="0"/>
                 <w:sz w:val="16"/>
               </w:rPr>
@@ -938,7 +940,7 @@
             <w:r/>
             <w:r>
               <w:rPr>
-                <w:rFonts w:ascii="Arial" w:hAnsi="Arial"/>
+                <w:rFonts w:ascii="Verdana" w:hAnsi="Verdana"/>
                 <w:b w:val="0"/>
                 <w:sz w:val="16"/>
               </w:rPr>
@@ -954,7 +956,7 @@
             <w:r/>
             <w:r>
               <w:rPr>
-                <w:rFonts w:ascii="Arial" w:hAnsi="Arial"/>
+                <w:rFonts w:ascii="Verdana" w:hAnsi="Verdana"/>
                 <w:b w:val="0"/>
                 <w:sz w:val="16"/>
               </w:rPr>
@@ -970,7 +972,7 @@
             <w:r/>
             <w:r>
               <w:rPr>
-                <w:rFonts w:ascii="Arial" w:hAnsi="Arial"/>
+                <w:rFonts w:ascii="Verdana" w:hAnsi="Verdana"/>
                 <w:b w:val="0"/>
                 <w:sz w:val="16"/>
               </w:rPr>
@@ -986,7 +988,7 @@
             <w:r/>
             <w:r>
               <w:rPr>
-                <w:rFonts w:ascii="Arial" w:hAnsi="Arial"/>
+                <w:rFonts w:ascii="Verdana" w:hAnsi="Verdana"/>
                 <w:b w:val="0"/>
                 <w:sz w:val="16"/>
               </w:rPr>
@@ -1002,7 +1004,7 @@
             <w:r/>
             <w:r>
               <w:rPr>
-                <w:rFonts w:ascii="Arial" w:hAnsi="Arial"/>
+                <w:rFonts w:ascii="Verdana" w:hAnsi="Verdana"/>
                 <w:b w:val="0"/>
                 <w:sz w:val="16"/>
               </w:rPr>
@@ -1018,7 +1020,7 @@
             <w:r/>
             <w:r>
               <w:rPr>
-                <w:rFonts w:ascii="Arial" w:hAnsi="Arial"/>
+                <w:rFonts w:ascii="Verdana" w:hAnsi="Verdana"/>
                 <w:b w:val="0"/>
                 <w:sz w:val="16"/>
               </w:rPr>
@@ -1034,7 +1036,7 @@
             <w:r/>
             <w:r>
               <w:rPr>
-                <w:rFonts w:ascii="Arial" w:hAnsi="Arial"/>
+                <w:rFonts w:ascii="Verdana" w:hAnsi="Verdana"/>
                 <w:b w:val="0"/>
                 <w:sz w:val="16"/>
               </w:rPr>
@@ -1043,15 +1045,18 @@
         </w:tc>
       </w:tr>
       <w:tr>
-        <w:tc>
-          <w:tcPr>
-            <w:tcW w:type="dxa" w:w="1514"/>
-          </w:tcPr>
-          <w:p>
-            <w:r/>
-            <w:r>
-              <w:rPr>
-                <w:rFonts w:ascii="Arial" w:hAnsi="Arial"/>
+        <w:trPr>
+          <w:cantSplit/>
+        </w:trPr>
+        <w:tc>
+          <w:tcPr>
+            <w:tcW w:type="dxa" w:w="1514"/>
+          </w:tcPr>
+          <w:p>
+            <w:r/>
+            <w:r>
+              <w:rPr>
+                <w:rFonts w:ascii="Verdana" w:hAnsi="Verdana"/>
                 <w:b w:val="0"/>
                 <w:sz w:val="16"/>
               </w:rPr>
@@ -1067,7 +1072,7 @@
             <w:r/>
             <w:r>
               <w:rPr>
-                <w:rFonts w:ascii="Arial" w:hAnsi="Arial"/>
+                <w:rFonts w:ascii="Verdana" w:hAnsi="Verdana"/>
                 <w:b w:val="0"/>
                 <w:sz w:val="16"/>
               </w:rPr>
@@ -1083,7 +1088,7 @@
             <w:r/>
             <w:r>
               <w:rPr>
-                <w:rFonts w:ascii="Arial" w:hAnsi="Arial"/>
+                <w:rFonts w:ascii="Verdana" w:hAnsi="Verdana"/>
                 <w:b w:val="0"/>
                 <w:sz w:val="16"/>
               </w:rPr>
@@ -1099,7 +1104,7 @@
             <w:r/>
             <w:r>
               <w:rPr>
-                <w:rFonts w:ascii="Arial" w:hAnsi="Arial"/>
+                <w:rFonts w:ascii="Verdana" w:hAnsi="Verdana"/>
                 <w:b w:val="0"/>
                 <w:sz w:val="16"/>
               </w:rPr>
@@ -1115,7 +1120,7 @@
             <w:r/>
             <w:r>
               <w:rPr>
-                <w:rFonts w:ascii="Arial" w:hAnsi="Arial"/>
+                <w:rFonts w:ascii="Verdana" w:hAnsi="Verdana"/>
                 <w:b w:val="0"/>
                 <w:sz w:val="16"/>
               </w:rPr>
@@ -1131,7 +1136,7 @@
             <w:r/>
             <w:r>
               <w:rPr>
-                <w:rFonts w:ascii="Arial" w:hAnsi="Arial"/>
+                <w:rFonts w:ascii="Verdana" w:hAnsi="Verdana"/>
                 <w:b w:val="0"/>
                 <w:sz w:val="16"/>
               </w:rPr>
@@ -1147,7 +1152,7 @@
             <w:r/>
             <w:r>
               <w:rPr>
-                <w:rFonts w:ascii="Arial" w:hAnsi="Arial"/>
+                <w:rFonts w:ascii="Verdana" w:hAnsi="Verdana"/>
                 <w:b w:val="0"/>
                 <w:sz w:val="16"/>
               </w:rPr>
@@ -1163,7 +1168,7 @@
             <w:r/>
             <w:r>
               <w:rPr>
-                <w:rFonts w:ascii="Arial" w:hAnsi="Arial"/>
+                <w:rFonts w:ascii="Verdana" w:hAnsi="Verdana"/>
                 <w:b w:val="0"/>
                 <w:sz w:val="16"/>
               </w:rPr>
@@ -1179,7 +1184,7 @@
             <w:r/>
             <w:r>
               <w:rPr>
-                <w:rFonts w:ascii="Arial" w:hAnsi="Arial"/>
+                <w:rFonts w:ascii="Verdana" w:hAnsi="Verdana"/>
                 <w:b w:val="0"/>
                 <w:sz w:val="16"/>
               </w:rPr>
@@ -1195,7 +1200,7 @@
             <w:r/>
             <w:r>
               <w:rPr>
-                <w:rFonts w:ascii="Arial" w:hAnsi="Arial"/>
+                <w:rFonts w:ascii="Verdana" w:hAnsi="Verdana"/>
                 <w:b w:val="0"/>
                 <w:sz w:val="16"/>
               </w:rPr>
@@ -1204,15 +1209,18 @@
         </w:tc>
       </w:tr>
       <w:tr>
-        <w:tc>
-          <w:tcPr>
-            <w:tcW w:type="dxa" w:w="1514"/>
-          </w:tcPr>
-          <w:p>
-            <w:r/>
-            <w:r>
-              <w:rPr>
-                <w:rFonts w:ascii="Arial" w:hAnsi="Arial"/>
+        <w:trPr>
+          <w:cantSplit/>
+        </w:trPr>
+        <w:tc>
+          <w:tcPr>
+            <w:tcW w:type="dxa" w:w="1514"/>
+          </w:tcPr>
+          <w:p>
+            <w:r/>
+            <w:r>
+              <w:rPr>
+                <w:rFonts w:ascii="Verdana" w:hAnsi="Verdana"/>
                 <w:b w:val="0"/>
                 <w:sz w:val="16"/>
               </w:rPr>
@@ -1228,7 +1236,7 @@
             <w:r/>
             <w:r>
               <w:rPr>
-                <w:rFonts w:ascii="Arial" w:hAnsi="Arial"/>
+                <w:rFonts w:ascii="Verdana" w:hAnsi="Verdana"/>
                 <w:b w:val="0"/>
                 <w:sz w:val="16"/>
               </w:rPr>
@@ -1244,7 +1252,7 @@
             <w:r/>
             <w:r>
               <w:rPr>
-                <w:rFonts w:ascii="Arial" w:hAnsi="Arial"/>
+                <w:rFonts w:ascii="Verdana" w:hAnsi="Verdana"/>
                 <w:b w:val="0"/>
                 <w:sz w:val="16"/>
               </w:rPr>
@@ -1260,7 +1268,7 @@
             <w:r/>
             <w:r>
               <w:rPr>
-                <w:rFonts w:ascii="Arial" w:hAnsi="Arial"/>
+                <w:rFonts w:ascii="Verdana" w:hAnsi="Verdana"/>
                 <w:b w:val="0"/>
                 <w:sz w:val="16"/>
               </w:rPr>
@@ -1276,7 +1284,7 @@
             <w:r/>
             <w:r>
               <w:rPr>
-                <w:rFonts w:ascii="Arial" w:hAnsi="Arial"/>
+                <w:rFonts w:ascii="Verdana" w:hAnsi="Verdana"/>
                 <w:b w:val="0"/>
                 <w:sz w:val="16"/>
               </w:rPr>
@@ -1292,7 +1300,7 @@
             <w:r/>
             <w:r>
               <w:rPr>
-                <w:rFonts w:ascii="Arial" w:hAnsi="Arial"/>
+                <w:rFonts w:ascii="Verdana" w:hAnsi="Verdana"/>
                 <w:b w:val="0"/>
                 <w:sz w:val="16"/>
               </w:rPr>
@@ -1308,7 +1316,7 @@
             <w:r/>
             <w:r>
               <w:rPr>
-                <w:rFonts w:ascii="Arial" w:hAnsi="Arial"/>
+                <w:rFonts w:ascii="Verdana" w:hAnsi="Verdana"/>
                 <w:b w:val="0"/>
                 <w:sz w:val="16"/>
               </w:rPr>
@@ -1324,7 +1332,7 @@
             <w:r/>
             <w:r>
               <w:rPr>
-                <w:rFonts w:ascii="Arial" w:hAnsi="Arial"/>
+                <w:rFonts w:ascii="Verdana" w:hAnsi="Verdana"/>
                 <w:b w:val="0"/>
                 <w:sz w:val="16"/>
               </w:rPr>
@@ -1340,7 +1348,7 @@
             <w:r/>
             <w:r>
               <w:rPr>
-                <w:rFonts w:ascii="Arial" w:hAnsi="Arial"/>
+                <w:rFonts w:ascii="Verdana" w:hAnsi="Verdana"/>
                 <w:b w:val="0"/>
                 <w:sz w:val="16"/>
               </w:rPr>
@@ -1356,7 +1364,7 @@
             <w:r/>
             <w:r>
               <w:rPr>
-                <w:rFonts w:ascii="Arial" w:hAnsi="Arial"/>
+                <w:rFonts w:ascii="Verdana" w:hAnsi="Verdana"/>
                 <w:b w:val="0"/>
                 <w:sz w:val="16"/>
               </w:rPr>
@@ -1365,15 +1373,18 @@
         </w:tc>
       </w:tr>
       <w:tr>
-        <w:tc>
-          <w:tcPr>
-            <w:tcW w:type="dxa" w:w="1514"/>
-          </w:tcPr>
-          <w:p>
-            <w:r/>
-            <w:r>
-              <w:rPr>
-                <w:rFonts w:ascii="Arial" w:hAnsi="Arial"/>
+        <w:trPr>
+          <w:cantSplit/>
+        </w:trPr>
+        <w:tc>
+          <w:tcPr>
+            <w:tcW w:type="dxa" w:w="1514"/>
+          </w:tcPr>
+          <w:p>
+            <w:r/>
+            <w:r>
+              <w:rPr>
+                <w:rFonts w:ascii="Verdana" w:hAnsi="Verdana"/>
                 <w:b w:val="0"/>
                 <w:sz w:val="16"/>
               </w:rPr>
@@ -1389,7 +1400,7 @@
             <w:r/>
             <w:r>
               <w:rPr>
-                <w:rFonts w:ascii="Arial" w:hAnsi="Arial"/>
+                <w:rFonts w:ascii="Verdana" w:hAnsi="Verdana"/>
                 <w:b w:val="0"/>
                 <w:sz w:val="16"/>
               </w:rPr>
@@ -1405,7 +1416,7 @@
             <w:r/>
             <w:r>
               <w:rPr>
-                <w:rFonts w:ascii="Arial" w:hAnsi="Arial"/>
+                <w:rFonts w:ascii="Verdana" w:hAnsi="Verdana"/>
                 <w:b w:val="0"/>
                 <w:sz w:val="16"/>
               </w:rPr>
@@ -1421,7 +1432,7 @@
             <w:r/>
             <w:r>
               <w:rPr>
-                <w:rFonts w:ascii="Arial" w:hAnsi="Arial"/>
+                <w:rFonts w:ascii="Verdana" w:hAnsi="Verdana"/>
                 <w:b w:val="0"/>
                 <w:sz w:val="16"/>
               </w:rPr>
@@ -1437,7 +1448,7 @@
             <w:r/>
             <w:r>
               <w:rPr>
-                <w:rFonts w:ascii="Arial" w:hAnsi="Arial"/>
+                <w:rFonts w:ascii="Verdana" w:hAnsi="Verdana"/>
                 <w:b w:val="0"/>
                 <w:sz w:val="16"/>
               </w:rPr>
@@ -1453,7 +1464,7 @@
             <w:r/>
             <w:r>
               <w:rPr>
-                <w:rFonts w:ascii="Arial" w:hAnsi="Arial"/>
+                <w:rFonts w:ascii="Verdana" w:hAnsi="Verdana"/>
                 <w:b w:val="0"/>
                 <w:sz w:val="16"/>
               </w:rPr>
@@ -1469,7 +1480,7 @@
             <w:r/>
             <w:r>
               <w:rPr>
-                <w:rFonts w:ascii="Arial" w:hAnsi="Arial"/>
+                <w:rFonts w:ascii="Verdana" w:hAnsi="Verdana"/>
                 <w:b w:val="0"/>
                 <w:sz w:val="16"/>
               </w:rPr>
@@ -1485,7 +1496,7 @@
             <w:r/>
             <w:r>
               <w:rPr>
-                <w:rFonts w:ascii="Arial" w:hAnsi="Arial"/>
+                <w:rFonts w:ascii="Verdana" w:hAnsi="Verdana"/>
                 <w:b w:val="0"/>
                 <w:sz w:val="16"/>
               </w:rPr>
@@ -1501,7 +1512,7 @@
             <w:r/>
             <w:r>
               <w:rPr>
-                <w:rFonts w:ascii="Arial" w:hAnsi="Arial"/>
+                <w:rFonts w:ascii="Verdana" w:hAnsi="Verdana"/>
                 <w:b w:val="0"/>
                 <w:sz w:val="16"/>
               </w:rPr>
@@ -1517,7 +1528,7 @@
             <w:r/>
             <w:r>
               <w:rPr>
-                <w:rFonts w:ascii="Arial" w:hAnsi="Arial"/>
+                <w:rFonts w:ascii="Verdana" w:hAnsi="Verdana"/>
                 <w:b w:val="0"/>
                 <w:sz w:val="16"/>
               </w:rPr>
@@ -1526,15 +1537,18 @@
         </w:tc>
       </w:tr>
       <w:tr>
-        <w:tc>
-          <w:tcPr>
-            <w:tcW w:type="dxa" w:w="1514"/>
-          </w:tcPr>
-          <w:p>
-            <w:r/>
-            <w:r>
-              <w:rPr>
-                <w:rFonts w:ascii="Arial" w:hAnsi="Arial"/>
+        <w:trPr>
+          <w:cantSplit/>
+        </w:trPr>
+        <w:tc>
+          <w:tcPr>
+            <w:tcW w:type="dxa" w:w="1514"/>
+          </w:tcPr>
+          <w:p>
+            <w:r/>
+            <w:r>
+              <w:rPr>
+                <w:rFonts w:ascii="Verdana" w:hAnsi="Verdana"/>
                 <w:b w:val="0"/>
                 <w:sz w:val="16"/>
               </w:rPr>
@@ -1550,7 +1564,7 @@
             <w:r/>
             <w:r>
               <w:rPr>
-                <w:rFonts w:ascii="Arial" w:hAnsi="Arial"/>
+                <w:rFonts w:ascii="Verdana" w:hAnsi="Verdana"/>
                 <w:b w:val="0"/>
                 <w:sz w:val="16"/>
               </w:rPr>
@@ -1566,7 +1580,7 @@
             <w:r/>
             <w:r>
               <w:rPr>
-                <w:rFonts w:ascii="Arial" w:hAnsi="Arial"/>
+                <w:rFonts w:ascii="Verdana" w:hAnsi="Verdana"/>
                 <w:b w:val="0"/>
                 <w:sz w:val="16"/>
               </w:rPr>
@@ -1582,7 +1596,7 @@
             <w:r/>
             <w:r>
               <w:rPr>
-                <w:rFonts w:ascii="Arial" w:hAnsi="Arial"/>
+                <w:rFonts w:ascii="Verdana" w:hAnsi="Verdana"/>
                 <w:b w:val="0"/>
                 <w:sz w:val="16"/>
               </w:rPr>
@@ -1598,7 +1612,7 @@
             <w:r/>
             <w:r>
               <w:rPr>
-                <w:rFonts w:ascii="Arial" w:hAnsi="Arial"/>
+                <w:rFonts w:ascii="Verdana" w:hAnsi="Verdana"/>
                 <w:b w:val="0"/>
                 <w:sz w:val="16"/>
               </w:rPr>
@@ -1614,7 +1628,7 @@
             <w:r/>
             <w:r>
               <w:rPr>
-                <w:rFonts w:ascii="Arial" w:hAnsi="Arial"/>
+                <w:rFonts w:ascii="Verdana" w:hAnsi="Verdana"/>
                 <w:b w:val="0"/>
                 <w:sz w:val="16"/>
               </w:rPr>
@@ -1630,7 +1644,7 @@
             <w:r/>
             <w:r>
               <w:rPr>
-                <w:rFonts w:ascii="Arial" w:hAnsi="Arial"/>
+                <w:rFonts w:ascii="Verdana" w:hAnsi="Verdana"/>
                 <w:b w:val="0"/>
                 <w:sz w:val="16"/>
               </w:rPr>
@@ -1646,7 +1660,7 @@
             <w:r/>
             <w:r>
               <w:rPr>
-                <w:rFonts w:ascii="Arial" w:hAnsi="Arial"/>
+                <w:rFonts w:ascii="Verdana" w:hAnsi="Verdana"/>
                 <w:b w:val="0"/>
                 <w:sz w:val="16"/>
               </w:rPr>
@@ -1662,7 +1676,7 @@
             <w:r/>
             <w:r>
               <w:rPr>
-                <w:rFonts w:ascii="Arial" w:hAnsi="Arial"/>
+                <w:rFonts w:ascii="Verdana" w:hAnsi="Verdana"/>
                 <w:b w:val="0"/>
                 <w:sz w:val="16"/>
               </w:rPr>
@@ -1678,7 +1692,7 @@
             <w:r/>
             <w:r>
               <w:rPr>
-                <w:rFonts w:ascii="Arial" w:hAnsi="Arial"/>
+                <w:rFonts w:ascii="Verdana" w:hAnsi="Verdana"/>
                 <w:b w:val="0"/>
                 <w:sz w:val="16"/>
               </w:rPr>
@@ -1687,15 +1701,18 @@
         </w:tc>
       </w:tr>
       <w:tr>
-        <w:tc>
-          <w:tcPr>
-            <w:tcW w:type="dxa" w:w="1514"/>
-          </w:tcPr>
-          <w:p>
-            <w:r/>
-            <w:r>
-              <w:rPr>
-                <w:rFonts w:ascii="Arial" w:hAnsi="Arial"/>
+        <w:trPr>
+          <w:cantSplit/>
+        </w:trPr>
+        <w:tc>
+          <w:tcPr>
+            <w:tcW w:type="dxa" w:w="1514"/>
+          </w:tcPr>
+          <w:p>
+            <w:r/>
+            <w:r>
+              <w:rPr>
+                <w:rFonts w:ascii="Verdana" w:hAnsi="Verdana"/>
                 <w:b w:val="0"/>
                 <w:sz w:val="16"/>
               </w:rPr>
@@ -1711,7 +1728,7 @@
             <w:r/>
             <w:r>
               <w:rPr>
-                <w:rFonts w:ascii="Arial" w:hAnsi="Arial"/>
+                <w:rFonts w:ascii="Verdana" w:hAnsi="Verdana"/>
                 <w:b w:val="0"/>
                 <w:sz w:val="16"/>
               </w:rPr>
@@ -1727,7 +1744,7 @@
             <w:r/>
             <w:r>
               <w:rPr>
-                <w:rFonts w:ascii="Arial" w:hAnsi="Arial"/>
+                <w:rFonts w:ascii="Verdana" w:hAnsi="Verdana"/>
                 <w:b w:val="0"/>
                 <w:sz w:val="16"/>
               </w:rPr>
@@ -1743,7 +1760,7 @@
             <w:r/>
             <w:r>
               <w:rPr>
-                <w:rFonts w:ascii="Arial" w:hAnsi="Arial"/>
+                <w:rFonts w:ascii="Verdana" w:hAnsi="Verdana"/>
                 <w:b w:val="0"/>
                 <w:sz w:val="16"/>
               </w:rPr>
@@ -1759,7 +1776,7 @@
             <w:r/>
             <w:r>
               <w:rPr>
-                <w:rFonts w:ascii="Arial" w:hAnsi="Arial"/>
+                <w:rFonts w:ascii="Verdana" w:hAnsi="Verdana"/>
                 <w:b w:val="0"/>
                 <w:sz w:val="16"/>
               </w:rPr>
@@ -1775,7 +1792,7 @@
             <w:r/>
             <w:r>
               <w:rPr>
-                <w:rFonts w:ascii="Arial" w:hAnsi="Arial"/>
+                <w:rFonts w:ascii="Verdana" w:hAnsi="Verdana"/>
                 <w:b w:val="0"/>
                 <w:sz w:val="16"/>
               </w:rPr>
@@ -1791,7 +1808,7 @@
             <w:r/>
             <w:r>
               <w:rPr>
-                <w:rFonts w:ascii="Arial" w:hAnsi="Arial"/>
+                <w:rFonts w:ascii="Verdana" w:hAnsi="Verdana"/>
                 <w:b w:val="0"/>
                 <w:sz w:val="16"/>
               </w:rPr>
@@ -1807,7 +1824,7 @@
             <w:r/>
             <w:r>
               <w:rPr>
-                <w:rFonts w:ascii="Arial" w:hAnsi="Arial"/>
+                <w:rFonts w:ascii="Verdana" w:hAnsi="Verdana"/>
                 <w:b w:val="0"/>
                 <w:sz w:val="16"/>
               </w:rPr>
@@ -1823,7 +1840,7 @@
             <w:r/>
             <w:r>
               <w:rPr>
-                <w:rFonts w:ascii="Arial" w:hAnsi="Arial"/>
+                <w:rFonts w:ascii="Verdana" w:hAnsi="Verdana"/>
                 <w:b w:val="0"/>
                 <w:sz w:val="16"/>
               </w:rPr>
@@ -1839,7 +1856,7 @@
             <w:r/>
             <w:r>
               <w:rPr>
-                <w:rFonts w:ascii="Arial" w:hAnsi="Arial"/>
+                <w:rFonts w:ascii="Verdana" w:hAnsi="Verdana"/>
                 <w:b w:val="0"/>
                 <w:sz w:val="16"/>
               </w:rPr>
@@ -1848,15 +1865,18 @@
         </w:tc>
       </w:tr>
       <w:tr>
-        <w:tc>
-          <w:tcPr>
-            <w:tcW w:type="dxa" w:w="1514"/>
-          </w:tcPr>
-          <w:p>
-            <w:r/>
-            <w:r>
-              <w:rPr>
-                <w:rFonts w:ascii="Arial" w:hAnsi="Arial"/>
+        <w:trPr>
+          <w:cantSplit/>
+        </w:trPr>
+        <w:tc>
+          <w:tcPr>
+            <w:tcW w:type="dxa" w:w="1514"/>
+          </w:tcPr>
+          <w:p>
+            <w:r/>
+            <w:r>
+              <w:rPr>
+                <w:rFonts w:ascii="Verdana" w:hAnsi="Verdana"/>
                 <w:b w:val="0"/>
                 <w:sz w:val="16"/>
               </w:rPr>
@@ -1872,7 +1892,7 @@
             <w:r/>
             <w:r>
               <w:rPr>
-                <w:rFonts w:ascii="Arial" w:hAnsi="Arial"/>
+                <w:rFonts w:ascii="Verdana" w:hAnsi="Verdana"/>
                 <w:b w:val="0"/>
                 <w:sz w:val="16"/>
               </w:rPr>
@@ -1888,7 +1908,7 @@
             <w:r/>
             <w:r>
               <w:rPr>
-                <w:rFonts w:ascii="Arial" w:hAnsi="Arial"/>
+                <w:rFonts w:ascii="Verdana" w:hAnsi="Verdana"/>
                 <w:b w:val="0"/>
                 <w:sz w:val="16"/>
               </w:rPr>
@@ -1904,7 +1924,7 @@
             <w:r/>
             <w:r>
               <w:rPr>
-                <w:rFonts w:ascii="Arial" w:hAnsi="Arial"/>
+                <w:rFonts w:ascii="Verdana" w:hAnsi="Verdana"/>
                 <w:b w:val="0"/>
                 <w:sz w:val="16"/>
               </w:rPr>
@@ -1920,7 +1940,7 @@
             <w:r/>
             <w:r>
               <w:rPr>
-                <w:rFonts w:ascii="Arial" w:hAnsi="Arial"/>
+                <w:rFonts w:ascii="Verdana" w:hAnsi="Verdana"/>
                 <w:b w:val="0"/>
                 <w:sz w:val="16"/>
               </w:rPr>
@@ -1936,7 +1956,7 @@
             <w:r/>
             <w:r>
               <w:rPr>
-                <w:rFonts w:ascii="Arial" w:hAnsi="Arial"/>
+                <w:rFonts w:ascii="Verdana" w:hAnsi="Verdana"/>
                 <w:b w:val="0"/>
                 <w:sz w:val="16"/>
               </w:rPr>
@@ -1952,7 +1972,7 @@
             <w:r/>
             <w:r>
               <w:rPr>
-                <w:rFonts w:ascii="Arial" w:hAnsi="Arial"/>
+                <w:rFonts w:ascii="Verdana" w:hAnsi="Verdana"/>
                 <w:b w:val="0"/>
                 <w:sz w:val="16"/>
               </w:rPr>
@@ -1968,7 +1988,7 @@
             <w:r/>
             <w:r>
               <w:rPr>
-                <w:rFonts w:ascii="Arial" w:hAnsi="Arial"/>
+                <w:rFonts w:ascii="Verdana" w:hAnsi="Verdana"/>
                 <w:b w:val="0"/>
                 <w:sz w:val="16"/>
               </w:rPr>
@@ -1984,7 +2004,7 @@
             <w:r/>
             <w:r>
               <w:rPr>
-                <w:rFonts w:ascii="Arial" w:hAnsi="Arial"/>
+                <w:rFonts w:ascii="Verdana" w:hAnsi="Verdana"/>
                 <w:b w:val="0"/>
                 <w:sz w:val="16"/>
               </w:rPr>
@@ -2000,7 +2020,7 @@
             <w:r/>
             <w:r>
               <w:rPr>
-                <w:rFonts w:ascii="Arial" w:hAnsi="Arial"/>
+                <w:rFonts w:ascii="Verdana" w:hAnsi="Verdana"/>
                 <w:b w:val="0"/>
                 <w:sz w:val="16"/>
               </w:rPr>
@@ -2009,15 +2029,18 @@
         </w:tc>
       </w:tr>
       <w:tr>
-        <w:tc>
-          <w:tcPr>
-            <w:tcW w:type="dxa" w:w="1514"/>
-          </w:tcPr>
-          <w:p>
-            <w:r/>
-            <w:r>
-              <w:rPr>
-                <w:rFonts w:ascii="Arial" w:hAnsi="Arial"/>
+        <w:trPr>
+          <w:cantSplit/>
+        </w:trPr>
+        <w:tc>
+          <w:tcPr>
+            <w:tcW w:type="dxa" w:w="1514"/>
+          </w:tcPr>
+          <w:p>
+            <w:r/>
+            <w:r>
+              <w:rPr>
+                <w:rFonts w:ascii="Verdana" w:hAnsi="Verdana"/>
                 <w:b w:val="0"/>
                 <w:sz w:val="16"/>
               </w:rPr>
@@ -2033,7 +2056,7 @@
             <w:r/>
             <w:r>
               <w:rPr>
-                <w:rFonts w:ascii="Arial" w:hAnsi="Arial"/>
+                <w:rFonts w:ascii="Verdana" w:hAnsi="Verdana"/>
                 <w:b w:val="0"/>
                 <w:sz w:val="16"/>
               </w:rPr>
@@ -2049,7 +2072,7 @@
             <w:r/>
             <w:r>
               <w:rPr>
-                <w:rFonts w:ascii="Arial" w:hAnsi="Arial"/>
+                <w:rFonts w:ascii="Verdana" w:hAnsi="Verdana"/>
                 <w:b w:val="0"/>
                 <w:sz w:val="16"/>
               </w:rPr>
@@ -2065,7 +2088,7 @@
             <w:r/>
             <w:r>
               <w:rPr>
-                <w:rFonts w:ascii="Arial" w:hAnsi="Arial"/>
+                <w:rFonts w:ascii="Verdana" w:hAnsi="Verdana"/>
                 <w:b w:val="0"/>
                 <w:sz w:val="16"/>
               </w:rPr>
@@ -2081,7 +2104,7 @@
             <w:r/>
             <w:r>
               <w:rPr>
-                <w:rFonts w:ascii="Arial" w:hAnsi="Arial"/>
+                <w:rFonts w:ascii="Verdana" w:hAnsi="Verdana"/>
                 <w:b w:val="0"/>
                 <w:sz w:val="16"/>
               </w:rPr>
@@ -2097,7 +2120,7 @@
             <w:r/>
             <w:r>
               <w:rPr>
-                <w:rFonts w:ascii="Arial" w:hAnsi="Arial"/>
+                <w:rFonts w:ascii="Verdana" w:hAnsi="Verdana"/>
                 <w:b w:val="0"/>
                 <w:sz w:val="16"/>
               </w:rPr>
@@ -2113,7 +2136,7 @@
             <w:r/>
             <w:r>
               <w:rPr>
-                <w:rFonts w:ascii="Arial" w:hAnsi="Arial"/>
+                <w:rFonts w:ascii="Verdana" w:hAnsi="Verdana"/>
                 <w:b w:val="0"/>
                 <w:sz w:val="16"/>
               </w:rPr>
@@ -2129,7 +2152,7 @@
             <w:r/>
             <w:r>
               <w:rPr>
-                <w:rFonts w:ascii="Arial" w:hAnsi="Arial"/>
+                <w:rFonts w:ascii="Verdana" w:hAnsi="Verdana"/>
                 <w:b w:val="0"/>
                 <w:sz w:val="16"/>
               </w:rPr>
@@ -2145,7 +2168,7 @@
             <w:r/>
             <w:r>
               <w:rPr>
-                <w:rFonts w:ascii="Arial" w:hAnsi="Arial"/>
+                <w:rFonts w:ascii="Verdana" w:hAnsi="Verdana"/>
                 <w:b w:val="0"/>
                 <w:sz w:val="16"/>
               </w:rPr>
@@ -2161,7 +2184,7 @@
             <w:r/>
             <w:r>
               <w:rPr>
-                <w:rFonts w:ascii="Arial" w:hAnsi="Arial"/>
+                <w:rFonts w:ascii="Verdana" w:hAnsi="Verdana"/>
                 <w:b w:val="0"/>
                 <w:sz w:val="16"/>
               </w:rPr>
@@ -2171,15 +2194,18 @@
         </w:tc>
       </w:tr>
       <w:tr>
-        <w:tc>
-          <w:tcPr>
-            <w:tcW w:type="dxa" w:w="1514"/>
-          </w:tcPr>
-          <w:p>
-            <w:r/>
-            <w:r>
-              <w:rPr>
-                <w:rFonts w:ascii="Arial" w:hAnsi="Arial"/>
+        <w:trPr>
+          <w:cantSplit/>
+        </w:trPr>
+        <w:tc>
+          <w:tcPr>
+            <w:tcW w:type="dxa" w:w="1514"/>
+          </w:tcPr>
+          <w:p>
+            <w:r/>
+            <w:r>
+              <w:rPr>
+                <w:rFonts w:ascii="Verdana" w:hAnsi="Verdana"/>
                 <w:b w:val="0"/>
                 <w:sz w:val="16"/>
               </w:rPr>
@@ -2195,7 +2221,7 @@
             <w:r/>
             <w:r>
               <w:rPr>
-                <w:rFonts w:ascii="Arial" w:hAnsi="Arial"/>
+                <w:rFonts w:ascii="Verdana" w:hAnsi="Verdana"/>
                 <w:b w:val="0"/>
                 <w:sz w:val="16"/>
               </w:rPr>
@@ -2211,7 +2237,7 @@
             <w:r/>
             <w:r>
               <w:rPr>
-                <w:rFonts w:ascii="Arial" w:hAnsi="Arial"/>
+                <w:rFonts w:ascii="Verdana" w:hAnsi="Verdana"/>
                 <w:b w:val="0"/>
                 <w:sz w:val="16"/>
               </w:rPr>
@@ -2227,7 +2253,7 @@
             <w:r/>
             <w:r>
               <w:rPr>
-                <w:rFonts w:ascii="Arial" w:hAnsi="Arial"/>
+                <w:rFonts w:ascii="Verdana" w:hAnsi="Verdana"/>
                 <w:b w:val="0"/>
                 <w:sz w:val="16"/>
               </w:rPr>
@@ -2243,7 +2269,7 @@
             <w:r/>
             <w:r>
               <w:rPr>
-                <w:rFonts w:ascii="Arial" w:hAnsi="Arial"/>
+                <w:rFonts w:ascii="Verdana" w:hAnsi="Verdana"/>
                 <w:b w:val="0"/>
                 <w:sz w:val="16"/>
               </w:rPr>
@@ -2259,7 +2285,7 @@
             <w:r/>
             <w:r>
               <w:rPr>
-                <w:rFonts w:ascii="Arial" w:hAnsi="Arial"/>
+                <w:rFonts w:ascii="Verdana" w:hAnsi="Verdana"/>
                 <w:b w:val="0"/>
                 <w:sz w:val="16"/>
               </w:rPr>
@@ -2275,7 +2301,7 @@
             <w:r/>
             <w:r>
               <w:rPr>
-                <w:rFonts w:ascii="Arial" w:hAnsi="Arial"/>
+                <w:rFonts w:ascii="Verdana" w:hAnsi="Verdana"/>
                 <w:b w:val="0"/>
                 <w:sz w:val="16"/>
               </w:rPr>
@@ -2291,7 +2317,7 @@
             <w:r/>
             <w:r>
               <w:rPr>
-                <w:rFonts w:ascii="Arial" w:hAnsi="Arial"/>
+                <w:rFonts w:ascii="Verdana" w:hAnsi="Verdana"/>
                 <w:b w:val="0"/>
                 <w:sz w:val="16"/>
               </w:rPr>
@@ -2307,7 +2333,7 @@
             <w:r/>
             <w:r>
               <w:rPr>
-                <w:rFonts w:ascii="Arial" w:hAnsi="Arial"/>
+                <w:rFonts w:ascii="Verdana" w:hAnsi="Verdana"/>
                 <w:b w:val="0"/>
                 <w:sz w:val="16"/>
               </w:rPr>
@@ -2323,7 +2349,7 @@
             <w:r/>
             <w:r>
               <w:rPr>
-                <w:rFonts w:ascii="Arial" w:hAnsi="Arial"/>
+                <w:rFonts w:ascii="Verdana" w:hAnsi="Verdana"/>
                 <w:b w:val="0"/>
                 <w:sz w:val="16"/>
               </w:rPr>
@@ -2332,15 +2358,18 @@
         </w:tc>
       </w:tr>
       <w:tr>
-        <w:tc>
-          <w:tcPr>
-            <w:tcW w:type="dxa" w:w="1514"/>
-          </w:tcPr>
-          <w:p>
-            <w:r/>
-            <w:r>
-              <w:rPr>
-                <w:rFonts w:ascii="Arial" w:hAnsi="Arial"/>
+        <w:trPr>
+          <w:cantSplit/>
+        </w:trPr>
+        <w:tc>
+          <w:tcPr>
+            <w:tcW w:type="dxa" w:w="1514"/>
+          </w:tcPr>
+          <w:p>
+            <w:r/>
+            <w:r>
+              <w:rPr>
+                <w:rFonts w:ascii="Verdana" w:hAnsi="Verdana"/>
                 <w:b w:val="0"/>
                 <w:sz w:val="16"/>
               </w:rPr>
@@ -2356,7 +2385,7 @@
             <w:r/>
             <w:r>
               <w:rPr>
-                <w:rFonts w:ascii="Arial" w:hAnsi="Arial"/>
+                <w:rFonts w:ascii="Verdana" w:hAnsi="Verdana"/>
                 <w:b w:val="0"/>
                 <w:sz w:val="16"/>
               </w:rPr>
@@ -2372,7 +2401,7 @@
             <w:r/>
             <w:r>
               <w:rPr>
-                <w:rFonts w:ascii="Arial" w:hAnsi="Arial"/>
+                <w:rFonts w:ascii="Verdana" w:hAnsi="Verdana"/>
                 <w:b w:val="0"/>
                 <w:sz w:val="16"/>
               </w:rPr>
@@ -2388,7 +2417,7 @@
             <w:r/>
             <w:r>
               <w:rPr>
-                <w:rFonts w:ascii="Arial" w:hAnsi="Arial"/>
+                <w:rFonts w:ascii="Verdana" w:hAnsi="Verdana"/>
                 <w:b w:val="0"/>
                 <w:sz w:val="16"/>
               </w:rPr>
@@ -2404,7 +2433,7 @@
             <w:r/>
             <w:r>
               <w:rPr>
-                <w:rFonts w:ascii="Arial" w:hAnsi="Arial"/>
+                <w:rFonts w:ascii="Verdana" w:hAnsi="Verdana"/>
                 <w:b w:val="0"/>
                 <w:sz w:val="16"/>
               </w:rPr>
@@ -2420,7 +2449,7 @@
             <w:r/>
             <w:r>
               <w:rPr>
-                <w:rFonts w:ascii="Arial" w:hAnsi="Arial"/>
+                <w:rFonts w:ascii="Verdana" w:hAnsi="Verdana"/>
                 <w:b w:val="0"/>
                 <w:sz w:val="16"/>
               </w:rPr>
@@ -2436,7 +2465,7 @@
             <w:r/>
             <w:r>
               <w:rPr>
-                <w:rFonts w:ascii="Arial" w:hAnsi="Arial"/>
+                <w:rFonts w:ascii="Verdana" w:hAnsi="Verdana"/>
                 <w:b w:val="0"/>
                 <w:sz w:val="16"/>
               </w:rPr>
@@ -2452,7 +2481,7 @@
             <w:r/>
             <w:r>
               <w:rPr>
-                <w:rFonts w:ascii="Arial" w:hAnsi="Arial"/>
+                <w:rFonts w:ascii="Verdana" w:hAnsi="Verdana"/>
                 <w:b w:val="0"/>
                 <w:sz w:val="16"/>
               </w:rPr>
@@ -2468,7 +2497,7 @@
             <w:r/>
             <w:r>
               <w:rPr>
-                <w:rFonts w:ascii="Arial" w:hAnsi="Arial"/>
+                <w:rFonts w:ascii="Verdana" w:hAnsi="Verdana"/>
                 <w:b w:val="0"/>
                 <w:sz w:val="16"/>
               </w:rPr>
@@ -2484,7 +2513,7 @@
             <w:r/>
             <w:r>
               <w:rPr>
-                <w:rFonts w:ascii="Arial" w:hAnsi="Arial"/>
+                <w:rFonts w:ascii="Verdana" w:hAnsi="Verdana"/>
                 <w:b w:val="0"/>
                 <w:sz w:val="16"/>
               </w:rPr>
@@ -2493,15 +2522,18 @@
         </w:tc>
       </w:tr>
       <w:tr>
-        <w:tc>
-          <w:tcPr>
-            <w:tcW w:type="dxa" w:w="1514"/>
-          </w:tcPr>
-          <w:p>
-            <w:r/>
-            <w:r>
-              <w:rPr>
-                <w:rFonts w:ascii="Arial" w:hAnsi="Arial"/>
+        <w:trPr>
+          <w:cantSplit/>
+        </w:trPr>
+        <w:tc>
+          <w:tcPr>
+            <w:tcW w:type="dxa" w:w="1514"/>
+          </w:tcPr>
+          <w:p>
+            <w:r/>
+            <w:r>
+              <w:rPr>
+                <w:rFonts w:ascii="Verdana" w:hAnsi="Verdana"/>
                 <w:b w:val="0"/>
                 <w:sz w:val="16"/>
               </w:rPr>
@@ -2517,7 +2549,7 @@
             <w:r/>
             <w:r>
               <w:rPr>
-                <w:rFonts w:ascii="Arial" w:hAnsi="Arial"/>
+                <w:rFonts w:ascii="Verdana" w:hAnsi="Verdana"/>
                 <w:b w:val="0"/>
                 <w:sz w:val="16"/>
               </w:rPr>
@@ -2533,7 +2565,7 @@
             <w:r/>
             <w:r>
               <w:rPr>
-                <w:rFonts w:ascii="Arial" w:hAnsi="Arial"/>
+                <w:rFonts w:ascii="Verdana" w:hAnsi="Verdana"/>
                 <w:b w:val="0"/>
                 <w:sz w:val="16"/>
               </w:rPr>
@@ -2549,7 +2581,7 @@
             <w:r/>
             <w:r>
               <w:rPr>
-                <w:rFonts w:ascii="Arial" w:hAnsi="Arial"/>
+                <w:rFonts w:ascii="Verdana" w:hAnsi="Verdana"/>
                 <w:b w:val="0"/>
                 <w:sz w:val="16"/>
               </w:rPr>
@@ -2565,7 +2597,7 @@
             <w:r/>
             <w:r>
               <w:rPr>
-                <w:rFonts w:ascii="Arial" w:hAnsi="Arial"/>
+                <w:rFonts w:ascii="Verdana" w:hAnsi="Verdana"/>
                 <w:b w:val="0"/>
                 <w:sz w:val="16"/>
               </w:rPr>
@@ -2581,7 +2613,7 @@
             <w:r/>
             <w:r>
               <w:rPr>
-                <w:rFonts w:ascii="Arial" w:hAnsi="Arial"/>
+                <w:rFonts w:ascii="Verdana" w:hAnsi="Verdana"/>
                 <w:b w:val="0"/>
                 <w:sz w:val="16"/>
               </w:rPr>
@@ -2597,7 +2629,7 @@
             <w:r/>
             <w:r>
               <w:rPr>
-                <w:rFonts w:ascii="Arial" w:hAnsi="Arial"/>
+                <w:rFonts w:ascii="Verdana" w:hAnsi="Verdana"/>
                 <w:b w:val="0"/>
                 <w:sz w:val="16"/>
               </w:rPr>
@@ -2613,7 +2645,7 @@
             <w:r/>
             <w:r>
               <w:rPr>
-                <w:rFonts w:ascii="Arial" w:hAnsi="Arial"/>
+                <w:rFonts w:ascii="Verdana" w:hAnsi="Verdana"/>
                 <w:b w:val="0"/>
                 <w:sz w:val="16"/>
               </w:rPr>
@@ -2629,7 +2661,7 @@
             <w:r/>
             <w:r>
               <w:rPr>
-                <w:rFonts w:ascii="Arial" w:hAnsi="Arial"/>
+                <w:rFonts w:ascii="Verdana" w:hAnsi="Verdana"/>
                 <w:b w:val="0"/>
                 <w:sz w:val="16"/>
               </w:rPr>
@@ -2645,7 +2677,7 @@
             <w:r/>
             <w:r>
               <w:rPr>
-                <w:rFonts w:ascii="Arial" w:hAnsi="Arial"/>
+                <w:rFonts w:ascii="Verdana" w:hAnsi="Verdana"/>
                 <w:b w:val="0"/>
                 <w:sz w:val="16"/>
               </w:rPr>
@@ -2654,15 +2686,18 @@
         </w:tc>
       </w:tr>
       <w:tr>
-        <w:tc>
-          <w:tcPr>
-            <w:tcW w:type="dxa" w:w="1514"/>
-          </w:tcPr>
-          <w:p>
-            <w:r/>
-            <w:r>
-              <w:rPr>
-                <w:rFonts w:ascii="Arial" w:hAnsi="Arial"/>
+        <w:trPr>
+          <w:cantSplit/>
+        </w:trPr>
+        <w:tc>
+          <w:tcPr>
+            <w:tcW w:type="dxa" w:w="1514"/>
+          </w:tcPr>
+          <w:p>
+            <w:r/>
+            <w:r>
+              <w:rPr>
+                <w:rFonts w:ascii="Verdana" w:hAnsi="Verdana"/>
                 <w:b w:val="0"/>
                 <w:sz w:val="16"/>
               </w:rPr>
@@ -2678,7 +2713,7 @@
             <w:r/>
             <w:r>
               <w:rPr>
-                <w:rFonts w:ascii="Arial" w:hAnsi="Arial"/>
+                <w:rFonts w:ascii="Verdana" w:hAnsi="Verdana"/>
                 <w:b w:val="0"/>
                 <w:sz w:val="16"/>
               </w:rPr>
@@ -2694,7 +2729,7 @@
             <w:r/>
             <w:r>
               <w:rPr>
-                <w:rFonts w:ascii="Arial" w:hAnsi="Arial"/>
+                <w:rFonts w:ascii="Verdana" w:hAnsi="Verdana"/>
                 <w:b w:val="0"/>
                 <w:sz w:val="16"/>
               </w:rPr>
@@ -2710,7 +2745,7 @@
             <w:r/>
             <w:r>
               <w:rPr>
-                <w:rFonts w:ascii="Arial" w:hAnsi="Arial"/>
+                <w:rFonts w:ascii="Verdana" w:hAnsi="Verdana"/>
                 <w:b w:val="0"/>
                 <w:sz w:val="16"/>
               </w:rPr>
@@ -2726,7 +2761,7 @@
             <w:r/>
             <w:r>
               <w:rPr>
-                <w:rFonts w:ascii="Arial" w:hAnsi="Arial"/>
+                <w:rFonts w:ascii="Verdana" w:hAnsi="Verdana"/>
                 <w:b w:val="0"/>
                 <w:sz w:val="16"/>
               </w:rPr>
@@ -2742,7 +2777,7 @@
             <w:r/>
             <w:r>
               <w:rPr>
-                <w:rFonts w:ascii="Arial" w:hAnsi="Arial"/>
+                <w:rFonts w:ascii="Verdana" w:hAnsi="Verdana"/>
                 <w:b w:val="0"/>
                 <w:sz w:val="16"/>
               </w:rPr>
@@ -2758,7 +2793,7 @@
             <w:r/>
             <w:r>
               <w:rPr>
-                <w:rFonts w:ascii="Arial" w:hAnsi="Arial"/>
+                <w:rFonts w:ascii="Verdana" w:hAnsi="Verdana"/>
                 <w:b w:val="0"/>
                 <w:sz w:val="16"/>
               </w:rPr>
@@ -2774,7 +2809,7 @@
             <w:r/>
             <w:r>
               <w:rPr>
-                <w:rFonts w:ascii="Arial" w:hAnsi="Arial"/>
+                <w:rFonts w:ascii="Verdana" w:hAnsi="Verdana"/>
                 <w:b w:val="0"/>
                 <w:sz w:val="16"/>
               </w:rPr>
@@ -2790,7 +2825,7 @@
             <w:r/>
             <w:r>
               <w:rPr>
-                <w:rFonts w:ascii="Arial" w:hAnsi="Arial"/>
+                <w:rFonts w:ascii="Verdana" w:hAnsi="Verdana"/>
                 <w:b w:val="0"/>
                 <w:sz w:val="16"/>
               </w:rPr>
@@ -2806,7 +2841,7 @@
             <w:r/>
             <w:r>
               <w:rPr>
-                <w:rFonts w:ascii="Arial" w:hAnsi="Arial"/>
+                <w:rFonts w:ascii="Verdana" w:hAnsi="Verdana"/>
                 <w:b w:val="0"/>
                 <w:sz w:val="16"/>
               </w:rPr>
@@ -2815,15 +2850,18 @@
         </w:tc>
       </w:tr>
       <w:tr>
-        <w:tc>
-          <w:tcPr>
-            <w:tcW w:type="dxa" w:w="1514"/>
-          </w:tcPr>
-          <w:p>
-            <w:r/>
-            <w:r>
-              <w:rPr>
-                <w:rFonts w:ascii="Arial" w:hAnsi="Arial"/>
+        <w:trPr>
+          <w:cantSplit/>
+        </w:trPr>
+        <w:tc>
+          <w:tcPr>
+            <w:tcW w:type="dxa" w:w="1514"/>
+          </w:tcPr>
+          <w:p>
+            <w:r/>
+            <w:r>
+              <w:rPr>
+                <w:rFonts w:ascii="Verdana" w:hAnsi="Verdana"/>
                 <w:b w:val="0"/>
                 <w:sz w:val="16"/>
               </w:rPr>
@@ -2839,7 +2877,7 @@
             <w:r/>
             <w:r>
               <w:rPr>
-                <w:rFonts w:ascii="Arial" w:hAnsi="Arial"/>
+                <w:rFonts w:ascii="Verdana" w:hAnsi="Verdana"/>
                 <w:b w:val="0"/>
                 <w:sz w:val="16"/>
               </w:rPr>
@@ -2855,7 +2893,7 @@
             <w:r/>
             <w:r>
               <w:rPr>
-                <w:rFonts w:ascii="Arial" w:hAnsi="Arial"/>
+                <w:rFonts w:ascii="Verdana" w:hAnsi="Verdana"/>
                 <w:b w:val="0"/>
                 <w:sz w:val="16"/>
               </w:rPr>
@@ -2871,7 +2909,7 @@
             <w:r/>
             <w:r>
               <w:rPr>
-                <w:rFonts w:ascii="Arial" w:hAnsi="Arial"/>
+                <w:rFonts w:ascii="Verdana" w:hAnsi="Verdana"/>
                 <w:b w:val="0"/>
                 <w:sz w:val="16"/>
               </w:rPr>
@@ -2887,7 +2925,7 @@
             <w:r/>
             <w:r>
               <w:rPr>
-                <w:rFonts w:ascii="Arial" w:hAnsi="Arial"/>
+                <w:rFonts w:ascii="Verdana" w:hAnsi="Verdana"/>
                 <w:b w:val="0"/>
                 <w:sz w:val="16"/>
               </w:rPr>
@@ -2903,7 +2941,7 @@
             <w:r/>
             <w:r>
               <w:rPr>
-                <w:rFonts w:ascii="Arial" w:hAnsi="Arial"/>
+                <w:rFonts w:ascii="Verdana" w:hAnsi="Verdana"/>
                 <w:b w:val="0"/>
                 <w:sz w:val="16"/>
               </w:rPr>
@@ -2919,7 +2957,7 @@
             <w:r/>
             <w:r>
               <w:rPr>
-                <w:rFonts w:ascii="Arial" w:hAnsi="Arial"/>
+                <w:rFonts w:ascii="Verdana" w:hAnsi="Verdana"/>
                 <w:b w:val="0"/>
                 <w:sz w:val="16"/>
               </w:rPr>
@@ -2935,7 +2973,7 @@
             <w:r/>
             <w:r>
               <w:rPr>
-                <w:rFonts w:ascii="Arial" w:hAnsi="Arial"/>
+                <w:rFonts w:ascii="Verdana" w:hAnsi="Verdana"/>
                 <w:b w:val="0"/>
                 <w:sz w:val="16"/>
               </w:rPr>
@@ -2951,7 +2989,7 @@
             <w:r/>
             <w:r>
               <w:rPr>
-                <w:rFonts w:ascii="Arial" w:hAnsi="Arial"/>
+                <w:rFonts w:ascii="Verdana" w:hAnsi="Verdana"/>
                 <w:b w:val="0"/>
                 <w:sz w:val="16"/>
               </w:rPr>
@@ -2967,7 +3005,7 @@
             <w:r/>
             <w:r>
               <w:rPr>
-                <w:rFonts w:ascii="Arial" w:hAnsi="Arial"/>
+                <w:rFonts w:ascii="Verdana" w:hAnsi="Verdana"/>
                 <w:b w:val="0"/>
                 <w:sz w:val="16"/>
               </w:rPr>
@@ -2977,15 +3015,18 @@
         </w:tc>
       </w:tr>
       <w:tr>
-        <w:tc>
-          <w:tcPr>
-            <w:tcW w:type="dxa" w:w="1514"/>
-          </w:tcPr>
-          <w:p>
-            <w:r/>
-            <w:r>
-              <w:rPr>
-                <w:rFonts w:ascii="Arial" w:hAnsi="Arial"/>
+        <w:trPr>
+          <w:cantSplit/>
+        </w:trPr>
+        <w:tc>
+          <w:tcPr>
+            <w:tcW w:type="dxa" w:w="1514"/>
+          </w:tcPr>
+          <w:p>
+            <w:r/>
+            <w:r>
+              <w:rPr>
+                <w:rFonts w:ascii="Verdana" w:hAnsi="Verdana"/>
                 <w:b w:val="0"/>
                 <w:sz w:val="16"/>
               </w:rPr>
@@ -3001,7 +3042,7 @@
             <w:r/>
             <w:r>
               <w:rPr>
-                <w:rFonts w:ascii="Arial" w:hAnsi="Arial"/>
+                <w:rFonts w:ascii="Verdana" w:hAnsi="Verdana"/>
                 <w:b w:val="0"/>
                 <w:sz w:val="16"/>
               </w:rPr>
@@ -3017,7 +3058,7 @@
             <w:r/>
             <w:r>
               <w:rPr>
-                <w:rFonts w:ascii="Arial" w:hAnsi="Arial"/>
+                <w:rFonts w:ascii="Verdana" w:hAnsi="Verdana"/>
                 <w:b w:val="0"/>
                 <w:sz w:val="16"/>
               </w:rPr>
@@ -3033,7 +3074,7 @@
             <w:r/>
             <w:r>
               <w:rPr>
-                <w:rFonts w:ascii="Arial" w:hAnsi="Arial"/>
+                <w:rFonts w:ascii="Verdana" w:hAnsi="Verdana"/>
                 <w:b w:val="0"/>
                 <w:sz w:val="16"/>
               </w:rPr>
@@ -3049,7 +3090,7 @@
             <w:r/>
             <w:r>
               <w:rPr>
-                <w:rFonts w:ascii="Arial" w:hAnsi="Arial"/>
+                <w:rFonts w:ascii="Verdana" w:hAnsi="Verdana"/>
                 <w:b w:val="0"/>
                 <w:sz w:val="16"/>
               </w:rPr>
@@ -3065,7 +3106,7 @@
             <w:r/>
             <w:r>
               <w:rPr>
-                <w:rFonts w:ascii="Arial" w:hAnsi="Arial"/>
+                <w:rFonts w:ascii="Verdana" w:hAnsi="Verdana"/>
                 <w:b w:val="0"/>
                 <w:sz w:val="16"/>
               </w:rPr>
@@ -3081,7 +3122,7 @@
             <w:r/>
             <w:r>
               <w:rPr>
-                <w:rFonts w:ascii="Arial" w:hAnsi="Arial"/>
+                <w:rFonts w:ascii="Verdana" w:hAnsi="Verdana"/>
                 <w:b w:val="0"/>
                 <w:sz w:val="16"/>
               </w:rPr>
@@ -3097,7 +3138,7 @@
             <w:r/>
             <w:r>
               <w:rPr>
-                <w:rFonts w:ascii="Arial" w:hAnsi="Arial"/>
+                <w:rFonts w:ascii="Verdana" w:hAnsi="Verdana"/>
                 <w:b w:val="0"/>
                 <w:sz w:val="16"/>
               </w:rPr>
@@ -3113,7 +3154,7 @@
             <w:r/>
             <w:r>
               <w:rPr>
-                <w:rFonts w:ascii="Arial" w:hAnsi="Arial"/>
+                <w:rFonts w:ascii="Verdana" w:hAnsi="Verdana"/>
                 <w:b w:val="0"/>
                 <w:sz w:val="16"/>
               </w:rPr>
@@ -3129,7 +3170,7 @@
             <w:r/>
             <w:r>
               <w:rPr>
-                <w:rFonts w:ascii="Arial" w:hAnsi="Arial"/>
+                <w:rFonts w:ascii="Verdana" w:hAnsi="Verdana"/>
                 <w:b w:val="0"/>
                 <w:sz w:val="16"/>
               </w:rPr>
@@ -3139,15 +3180,18 @@
         </w:tc>
       </w:tr>
       <w:tr>
-        <w:tc>
-          <w:tcPr>
-            <w:tcW w:type="dxa" w:w="1514"/>
-          </w:tcPr>
-          <w:p>
-            <w:r/>
-            <w:r>
-              <w:rPr>
-                <w:rFonts w:ascii="Arial" w:hAnsi="Arial"/>
+        <w:trPr>
+          <w:cantSplit/>
+        </w:trPr>
+        <w:tc>
+          <w:tcPr>
+            <w:tcW w:type="dxa" w:w="1514"/>
+          </w:tcPr>
+          <w:p>
+            <w:r/>
+            <w:r>
+              <w:rPr>
+                <w:rFonts w:ascii="Verdana" w:hAnsi="Verdana"/>
                 <w:b w:val="0"/>
                 <w:sz w:val="16"/>
               </w:rPr>
@@ -3163,7 +3207,7 @@
             <w:r/>
             <w:r>
               <w:rPr>
-                <w:rFonts w:ascii="Arial" w:hAnsi="Arial"/>
+                <w:rFonts w:ascii="Verdana" w:hAnsi="Verdana"/>
                 <w:b w:val="0"/>
                 <w:sz w:val="16"/>
               </w:rPr>
@@ -3179,7 +3223,7 @@
             <w:r/>
             <w:r>
               <w:rPr>
-                <w:rFonts w:ascii="Arial" w:hAnsi="Arial"/>
+                <w:rFonts w:ascii="Verdana" w:hAnsi="Verdana"/>
                 <w:b w:val="0"/>
                 <w:sz w:val="16"/>
               </w:rPr>
@@ -3195,7 +3239,7 @@
             <w:r/>
             <w:r>
               <w:rPr>
-                <w:rFonts w:ascii="Arial" w:hAnsi="Arial"/>
+                <w:rFonts w:ascii="Verdana" w:hAnsi="Verdana"/>
                 <w:b w:val="0"/>
                 <w:sz w:val="16"/>
               </w:rPr>
@@ -3211,7 +3255,7 @@
             <w:r/>
             <w:r>
               <w:rPr>
-                <w:rFonts w:ascii="Arial" w:hAnsi="Arial"/>
+                <w:rFonts w:ascii="Verdana" w:hAnsi="Verdana"/>
                 <w:b w:val="0"/>
                 <w:sz w:val="16"/>
               </w:rPr>
@@ -3227,7 +3271,7 @@
             <w:r/>
             <w:r>
               <w:rPr>
-                <w:rFonts w:ascii="Arial" w:hAnsi="Arial"/>
+                <w:rFonts w:ascii="Verdana" w:hAnsi="Verdana"/>
                 <w:b w:val="0"/>
                 <w:sz w:val="16"/>
               </w:rPr>
@@ -3243,7 +3287,7 @@
             <w:r/>
             <w:r>
               <w:rPr>
-                <w:rFonts w:ascii="Arial" w:hAnsi="Arial"/>
+                <w:rFonts w:ascii="Verdana" w:hAnsi="Verdana"/>
                 <w:b w:val="0"/>
                 <w:sz w:val="16"/>
               </w:rPr>
@@ -3259,7 +3303,7 @@
             <w:r/>
             <w:r>
               <w:rPr>
-                <w:rFonts w:ascii="Arial" w:hAnsi="Arial"/>
+                <w:rFonts w:ascii="Verdana" w:hAnsi="Verdana"/>
                 <w:b w:val="0"/>
                 <w:sz w:val="16"/>
               </w:rPr>
@@ -3275,7 +3319,7 @@
             <w:r/>
             <w:r>
               <w:rPr>
-                <w:rFonts w:ascii="Arial" w:hAnsi="Arial"/>
+                <w:rFonts w:ascii="Verdana" w:hAnsi="Verdana"/>
                 <w:b w:val="0"/>
                 <w:sz w:val="16"/>
               </w:rPr>
@@ -3291,7 +3335,7 @@
             <w:r/>
             <w:r>
               <w:rPr>
-                <w:rFonts w:ascii="Arial" w:hAnsi="Arial"/>
+                <w:rFonts w:ascii="Verdana" w:hAnsi="Verdana"/>
                 <w:b w:val="0"/>
                 <w:sz w:val="16"/>
               </w:rPr>
@@ -3301,15 +3345,18 @@
         </w:tc>
       </w:tr>
       <w:tr>
-        <w:tc>
-          <w:tcPr>
-            <w:tcW w:type="dxa" w:w="1514"/>
-          </w:tcPr>
-          <w:p>
-            <w:r/>
-            <w:r>
-              <w:rPr>
-                <w:rFonts w:ascii="Arial" w:hAnsi="Arial"/>
+        <w:trPr>
+          <w:cantSplit/>
+        </w:trPr>
+        <w:tc>
+          <w:tcPr>
+            <w:tcW w:type="dxa" w:w="1514"/>
+          </w:tcPr>
+          <w:p>
+            <w:r/>
+            <w:r>
+              <w:rPr>
+                <w:rFonts w:ascii="Verdana" w:hAnsi="Verdana"/>
                 <w:b w:val="0"/>
                 <w:sz w:val="16"/>
               </w:rPr>
@@ -3325,7 +3372,7 @@
             <w:r/>
             <w:r>
               <w:rPr>
-                <w:rFonts w:ascii="Arial" w:hAnsi="Arial"/>
+                <w:rFonts w:ascii="Verdana" w:hAnsi="Verdana"/>
                 <w:b w:val="0"/>
                 <w:sz w:val="16"/>
               </w:rPr>
@@ -3341,7 +3388,7 @@
             <w:r/>
             <w:r>
               <w:rPr>
-                <w:rFonts w:ascii="Arial" w:hAnsi="Arial"/>
+                <w:rFonts w:ascii="Verdana" w:hAnsi="Verdana"/>
                 <w:b w:val="0"/>
                 <w:sz w:val="16"/>
               </w:rPr>
@@ -3357,7 +3404,7 @@
             <w:r/>
             <w:r>
               <w:rPr>
-                <w:rFonts w:ascii="Arial" w:hAnsi="Arial"/>
+                <w:rFonts w:ascii="Verdana" w:hAnsi="Verdana"/>
                 <w:b w:val="0"/>
                 <w:sz w:val="16"/>
               </w:rPr>
@@ -3373,7 +3420,7 @@
             <w:r/>
             <w:r>
               <w:rPr>
-                <w:rFonts w:ascii="Arial" w:hAnsi="Arial"/>
+                <w:rFonts w:ascii="Verdana" w:hAnsi="Verdana"/>
                 <w:b w:val="0"/>
                 <w:sz w:val="16"/>
               </w:rPr>
@@ -3389,7 +3436,7 @@
             <w:r/>
             <w:r>
               <w:rPr>
-                <w:rFonts w:ascii="Arial" w:hAnsi="Arial"/>
+                <w:rFonts w:ascii="Verdana" w:hAnsi="Verdana"/>
                 <w:b w:val="0"/>
                 <w:sz w:val="16"/>
               </w:rPr>
@@ -3405,7 +3452,7 @@
             <w:r/>
             <w:r>
               <w:rPr>
-                <w:rFonts w:ascii="Arial" w:hAnsi="Arial"/>
+                <w:rFonts w:ascii="Verdana" w:hAnsi="Verdana"/>
                 <w:b w:val="0"/>
                 <w:sz w:val="16"/>
               </w:rPr>
@@ -3421,7 +3468,7 @@
             <w:r/>
             <w:r>
               <w:rPr>
-                <w:rFonts w:ascii="Arial" w:hAnsi="Arial"/>
+                <w:rFonts w:ascii="Verdana" w:hAnsi="Verdana"/>
                 <w:b w:val="0"/>
                 <w:sz w:val="16"/>
               </w:rPr>
@@ -3437,7 +3484,7 @@
             <w:r/>
             <w:r>
               <w:rPr>
-                <w:rFonts w:ascii="Arial" w:hAnsi="Arial"/>
+                <w:rFonts w:ascii="Verdana" w:hAnsi="Verdana"/>
                 <w:b w:val="0"/>
                 <w:sz w:val="16"/>
               </w:rPr>
@@ -3453,7 +3500,7 @@
             <w:r/>
             <w:r>
               <w:rPr>
-                <w:rFonts w:ascii="Arial" w:hAnsi="Arial"/>
+                <w:rFonts w:ascii="Verdana" w:hAnsi="Verdana"/>
                 <w:b w:val="0"/>
                 <w:sz w:val="16"/>
               </w:rPr>
@@ -3463,15 +3510,18 @@
         </w:tc>
       </w:tr>
       <w:tr>
-        <w:tc>
-          <w:tcPr>
-            <w:tcW w:type="dxa" w:w="1514"/>
-          </w:tcPr>
-          <w:p>
-            <w:r/>
-            <w:r>
-              <w:rPr>
-                <w:rFonts w:ascii="Arial" w:hAnsi="Arial"/>
+        <w:trPr>
+          <w:cantSplit/>
+        </w:trPr>
+        <w:tc>
+          <w:tcPr>
+            <w:tcW w:type="dxa" w:w="1514"/>
+          </w:tcPr>
+          <w:p>
+            <w:r/>
+            <w:r>
+              <w:rPr>
+                <w:rFonts w:ascii="Verdana" w:hAnsi="Verdana"/>
                 <w:b w:val="0"/>
                 <w:sz w:val="16"/>
               </w:rPr>
@@ -3487,7 +3537,7 @@
             <w:r/>
             <w:r>
               <w:rPr>
-                <w:rFonts w:ascii="Arial" w:hAnsi="Arial"/>
+                <w:rFonts w:ascii="Verdana" w:hAnsi="Verdana"/>
                 <w:b w:val="0"/>
                 <w:sz w:val="16"/>
               </w:rPr>
@@ -3503,7 +3553,7 @@
             <w:r/>
             <w:r>
               <w:rPr>
-                <w:rFonts w:ascii="Arial" w:hAnsi="Arial"/>
+                <w:rFonts w:ascii="Verdana" w:hAnsi="Verdana"/>
                 <w:b w:val="0"/>
                 <w:sz w:val="16"/>
               </w:rPr>
@@ -3519,7 +3569,7 @@
             <w:r/>
             <w:r>
               <w:rPr>
-                <w:rFonts w:ascii="Arial" w:hAnsi="Arial"/>
+                <w:rFonts w:ascii="Verdana" w:hAnsi="Verdana"/>
                 <w:b w:val="0"/>
                 <w:sz w:val="16"/>
               </w:rPr>
@@ -3535,7 +3585,7 @@
             <w:r/>
             <w:r>
               <w:rPr>
-                <w:rFonts w:ascii="Arial" w:hAnsi="Arial"/>
+                <w:rFonts w:ascii="Verdana" w:hAnsi="Verdana"/>
                 <w:b w:val="0"/>
                 <w:sz w:val="16"/>
               </w:rPr>
@@ -3551,7 +3601,7 @@
             <w:r/>
             <w:r>
               <w:rPr>
-                <w:rFonts w:ascii="Arial" w:hAnsi="Arial"/>
+                <w:rFonts w:ascii="Verdana" w:hAnsi="Verdana"/>
                 <w:b w:val="0"/>
                 <w:sz w:val="16"/>
               </w:rPr>
@@ -3567,7 +3617,7 @@
             <w:r/>
             <w:r>
               <w:rPr>
-                <w:rFonts w:ascii="Arial" w:hAnsi="Arial"/>
+                <w:rFonts w:ascii="Verdana" w:hAnsi="Verdana"/>
                 <w:b w:val="0"/>
                 <w:sz w:val="16"/>
               </w:rPr>
@@ -3583,7 +3633,7 @@
             <w:r/>
             <w:r>
               <w:rPr>
-                <w:rFonts w:ascii="Arial" w:hAnsi="Arial"/>
+                <w:rFonts w:ascii="Verdana" w:hAnsi="Verdana"/>
                 <w:b w:val="0"/>
                 <w:sz w:val="16"/>
               </w:rPr>
@@ -3599,7 +3649,7 @@
             <w:r/>
             <w:r>
               <w:rPr>
-                <w:rFonts w:ascii="Arial" w:hAnsi="Arial"/>
+                <w:rFonts w:ascii="Verdana" w:hAnsi="Verdana"/>
                 <w:b w:val="0"/>
                 <w:sz w:val="16"/>
               </w:rPr>
@@ -3615,7 +3665,7 @@
             <w:r/>
             <w:r>
               <w:rPr>
-                <w:rFonts w:ascii="Arial" w:hAnsi="Arial"/>
+                <w:rFonts w:ascii="Verdana" w:hAnsi="Verdana"/>
                 <w:b w:val="0"/>
                 <w:sz w:val="16"/>
               </w:rPr>
@@ -3624,15 +3674,18 @@
         </w:tc>
       </w:tr>
       <w:tr>
-        <w:tc>
-          <w:tcPr>
-            <w:tcW w:type="dxa" w:w="1514"/>
-          </w:tcPr>
-          <w:p>
-            <w:r/>
-            <w:r>
-              <w:rPr>
-                <w:rFonts w:ascii="Arial" w:hAnsi="Arial"/>
+        <w:trPr>
+          <w:cantSplit/>
+        </w:trPr>
+        <w:tc>
+          <w:tcPr>
+            <w:tcW w:type="dxa" w:w="1514"/>
+          </w:tcPr>
+          <w:p>
+            <w:r/>
+            <w:r>
+              <w:rPr>
+                <w:rFonts w:ascii="Verdana" w:hAnsi="Verdana"/>
                 <w:b w:val="0"/>
                 <w:sz w:val="16"/>
               </w:rPr>
@@ -3648,7 +3701,7 @@
             <w:r/>
             <w:r>
               <w:rPr>
-                <w:rFonts w:ascii="Arial" w:hAnsi="Arial"/>
+                <w:rFonts w:ascii="Verdana" w:hAnsi="Verdana"/>
                 <w:b w:val="0"/>
                 <w:sz w:val="16"/>
               </w:rPr>
@@ -3664,7 +3717,7 @@
             <w:r/>
             <w:r>
               <w:rPr>
-                <w:rFonts w:ascii="Arial" w:hAnsi="Arial"/>
+                <w:rFonts w:ascii="Verdana" w:hAnsi="Verdana"/>
                 <w:b w:val="0"/>
                 <w:sz w:val="16"/>
               </w:rPr>
@@ -3680,7 +3733,7 @@
             <w:r/>
             <w:r>
               <w:rPr>
-                <w:rFonts w:ascii="Arial" w:hAnsi="Arial"/>
+                <w:rFonts w:ascii="Verdana" w:hAnsi="Verdana"/>
                 <w:b w:val="0"/>
                 <w:sz w:val="16"/>
               </w:rPr>
@@ -3696,7 +3749,7 @@
             <w:r/>
             <w:r>
               <w:rPr>
-                <w:rFonts w:ascii="Arial" w:hAnsi="Arial"/>
+                <w:rFonts w:ascii="Verdana" w:hAnsi="Verdana"/>
                 <w:b w:val="0"/>
                 <w:sz w:val="16"/>
               </w:rPr>
@@ -3712,7 +3765,7 @@
             <w:r/>
             <w:r>
               <w:rPr>
-                <w:rFonts w:ascii="Arial" w:hAnsi="Arial"/>
+                <w:rFonts w:ascii="Verdana" w:hAnsi="Verdana"/>
                 <w:b w:val="0"/>
                 <w:sz w:val="16"/>
               </w:rPr>
@@ -3728,7 +3781,7 @@
             <w:r/>
             <w:r>
               <w:rPr>
-                <w:rFonts w:ascii="Arial" w:hAnsi="Arial"/>
+                <w:rFonts w:ascii="Verdana" w:hAnsi="Verdana"/>
                 <w:b w:val="0"/>
                 <w:sz w:val="16"/>
               </w:rPr>
@@ -3744,7 +3797,7 @@
             <w:r/>
             <w:r>
               <w:rPr>
-                <w:rFonts w:ascii="Arial" w:hAnsi="Arial"/>
+                <w:rFonts w:ascii="Verdana" w:hAnsi="Verdana"/>
                 <w:b w:val="0"/>
                 <w:sz w:val="16"/>
               </w:rPr>
@@ -3760,7 +3813,7 @@
             <w:r/>
             <w:r>
               <w:rPr>
-                <w:rFonts w:ascii="Arial" w:hAnsi="Arial"/>
+                <w:rFonts w:ascii="Verdana" w:hAnsi="Verdana"/>
                 <w:b w:val="0"/>
                 <w:sz w:val="16"/>
               </w:rPr>
@@ -3776,7 +3829,7 @@
             <w:r/>
             <w:r>
               <w:rPr>
-                <w:rFonts w:ascii="Arial" w:hAnsi="Arial"/>
+                <w:rFonts w:ascii="Verdana" w:hAnsi="Verdana"/>
                 <w:b w:val="0"/>
                 <w:sz w:val="16"/>
               </w:rPr>
@@ -3785,15 +3838,18 @@
         </w:tc>
       </w:tr>
       <w:tr>
-        <w:tc>
-          <w:tcPr>
-            <w:tcW w:type="dxa" w:w="1514"/>
-          </w:tcPr>
-          <w:p>
-            <w:r/>
-            <w:r>
-              <w:rPr>
-                <w:rFonts w:ascii="Arial" w:hAnsi="Arial"/>
+        <w:trPr>
+          <w:cantSplit/>
+        </w:trPr>
+        <w:tc>
+          <w:tcPr>
+            <w:tcW w:type="dxa" w:w="1514"/>
+          </w:tcPr>
+          <w:p>
+            <w:r/>
+            <w:r>
+              <w:rPr>
+                <w:rFonts w:ascii="Verdana" w:hAnsi="Verdana"/>
                 <w:b w:val="0"/>
                 <w:sz w:val="16"/>
               </w:rPr>
@@ -3809,7 +3865,7 @@
             <w:r/>
             <w:r>
               <w:rPr>
-                <w:rFonts w:ascii="Arial" w:hAnsi="Arial"/>
+                <w:rFonts w:ascii="Verdana" w:hAnsi="Verdana"/>
                 <w:b w:val="0"/>
                 <w:sz w:val="16"/>
               </w:rPr>
@@ -3825,7 +3881,7 @@
             <w:r/>
             <w:r>
               <w:rPr>
-                <w:rFonts w:ascii="Arial" w:hAnsi="Arial"/>
+                <w:rFonts w:ascii="Verdana" w:hAnsi="Verdana"/>
                 <w:b w:val="0"/>
                 <w:sz w:val="16"/>
               </w:rPr>
@@ -3841,7 +3897,7 @@
             <w:r/>
             <w:r>
               <w:rPr>
-                <w:rFonts w:ascii="Arial" w:hAnsi="Arial"/>
+                <w:rFonts w:ascii="Verdana" w:hAnsi="Verdana"/>
                 <w:b w:val="0"/>
                 <w:sz w:val="16"/>
               </w:rPr>
@@ -3857,7 +3913,7 @@
             <w:r/>
             <w:r>
               <w:rPr>
-                <w:rFonts w:ascii="Arial" w:hAnsi="Arial"/>
+                <w:rFonts w:ascii="Verdana" w:hAnsi="Verdana"/>
                 <w:b w:val="0"/>
                 <w:sz w:val="16"/>
               </w:rPr>
@@ -3873,7 +3929,7 @@
             <w:r/>
             <w:r>
               <w:rPr>
-                <w:rFonts w:ascii="Arial" w:hAnsi="Arial"/>
+                <w:rFonts w:ascii="Verdana" w:hAnsi="Verdana"/>
                 <w:b w:val="0"/>
                 <w:sz w:val="16"/>
               </w:rPr>
@@ -3889,7 +3945,7 @@
             <w:r/>
             <w:r>
               <w:rPr>
-                <w:rFonts w:ascii="Arial" w:hAnsi="Arial"/>
+                <w:rFonts w:ascii="Verdana" w:hAnsi="Verdana"/>
                 <w:b w:val="0"/>
                 <w:sz w:val="16"/>
               </w:rPr>
@@ -3905,7 +3961,7 @@
             <w:r/>
             <w:r>
               <w:rPr>
-                <w:rFonts w:ascii="Arial" w:hAnsi="Arial"/>
+                <w:rFonts w:ascii="Verdana" w:hAnsi="Verdana"/>
                 <w:b w:val="0"/>
                 <w:sz w:val="16"/>
               </w:rPr>
@@ -3921,7 +3977,7 @@
             <w:r/>
             <w:r>
               <w:rPr>
-                <w:rFonts w:ascii="Arial" w:hAnsi="Arial"/>
+                <w:rFonts w:ascii="Verdana" w:hAnsi="Verdana"/>
                 <w:b w:val="0"/>
                 <w:sz w:val="16"/>
               </w:rPr>
@@ -3937,7 +3993,7 @@
             <w:r/>
             <w:r>
               <w:rPr>
-                <w:rFonts w:ascii="Arial" w:hAnsi="Arial"/>
+                <w:rFonts w:ascii="Verdana" w:hAnsi="Verdana"/>
                 <w:b w:val="0"/>
                 <w:sz w:val="16"/>
               </w:rPr>
@@ -3947,15 +4003,18 @@
         </w:tc>
       </w:tr>
       <w:tr>
-        <w:tc>
-          <w:tcPr>
-            <w:tcW w:type="dxa" w:w="1514"/>
-          </w:tcPr>
-          <w:p>
-            <w:r/>
-            <w:r>
-              <w:rPr>
-                <w:rFonts w:ascii="Arial" w:hAnsi="Arial"/>
+        <w:trPr>
+          <w:cantSplit/>
+        </w:trPr>
+        <w:tc>
+          <w:tcPr>
+            <w:tcW w:type="dxa" w:w="1514"/>
+          </w:tcPr>
+          <w:p>
+            <w:r/>
+            <w:r>
+              <w:rPr>
+                <w:rFonts w:ascii="Verdana" w:hAnsi="Verdana"/>
                 <w:b w:val="0"/>
                 <w:sz w:val="16"/>
               </w:rPr>
@@ -3971,7 +4030,7 @@
             <w:r/>
             <w:r>
               <w:rPr>
-                <w:rFonts w:ascii="Arial" w:hAnsi="Arial"/>
+                <w:rFonts w:ascii="Verdana" w:hAnsi="Verdana"/>
                 <w:b w:val="0"/>
                 <w:sz w:val="16"/>
               </w:rPr>
@@ -3987,7 +4046,7 @@
             <w:r/>
             <w:r>
               <w:rPr>
-                <w:rFonts w:ascii="Arial" w:hAnsi="Arial"/>
+                <w:rFonts w:ascii="Verdana" w:hAnsi="Verdana"/>
                 <w:b w:val="0"/>
                 <w:sz w:val="16"/>
               </w:rPr>
@@ -4003,7 +4062,7 @@
             <w:r/>
             <w:r>
               <w:rPr>
-                <w:rFonts w:ascii="Arial" w:hAnsi="Arial"/>
+                <w:rFonts w:ascii="Verdana" w:hAnsi="Verdana"/>
                 <w:b w:val="0"/>
                 <w:sz w:val="16"/>
               </w:rPr>
@@ -4019,7 +4078,7 @@
             <w:r/>
             <w:r>
               <w:rPr>
-                <w:rFonts w:ascii="Arial" w:hAnsi="Arial"/>
+                <w:rFonts w:ascii="Verdana" w:hAnsi="Verdana"/>
                 <w:b w:val="0"/>
                 <w:sz w:val="16"/>
               </w:rPr>
@@ -4035,7 +4094,7 @@
             <w:r/>
             <w:r>
               <w:rPr>
-                <w:rFonts w:ascii="Arial" w:hAnsi="Arial"/>
+                <w:rFonts w:ascii="Verdana" w:hAnsi="Verdana"/>
                 <w:b w:val="0"/>
                 <w:sz w:val="16"/>
               </w:rPr>
@@ -4051,7 +4110,7 @@
             <w:r/>
             <w:r>
               <w:rPr>
-                <w:rFonts w:ascii="Arial" w:hAnsi="Arial"/>
+                <w:rFonts w:ascii="Verdana" w:hAnsi="Verdana"/>
                 <w:b w:val="0"/>
                 <w:sz w:val="16"/>
               </w:rPr>
@@ -4067,7 +4126,7 @@
             <w:r/>
             <w:r>
               <w:rPr>
-                <w:rFonts w:ascii="Arial" w:hAnsi="Arial"/>
+                <w:rFonts w:ascii="Verdana" w:hAnsi="Verdana"/>
                 <w:b w:val="0"/>
                 <w:sz w:val="16"/>
               </w:rPr>
@@ -4083,7 +4142,7 @@
             <w:r/>
             <w:r>
               <w:rPr>
-                <w:rFonts w:ascii="Arial" w:hAnsi="Arial"/>
+                <w:rFonts w:ascii="Verdana" w:hAnsi="Verdana"/>
                 <w:b w:val="0"/>
                 <w:sz w:val="16"/>
               </w:rPr>
@@ -4099,7 +4158,7 @@
             <w:r/>
             <w:r>
               <w:rPr>
-                <w:rFonts w:ascii="Arial" w:hAnsi="Arial"/>
+                <w:rFonts w:ascii="Verdana" w:hAnsi="Verdana"/>
                 <w:b w:val="0"/>
                 <w:sz w:val="16"/>
               </w:rPr>
@@ -4108,15 +4167,18 @@
         </w:tc>
       </w:tr>
       <w:tr>
-        <w:tc>
-          <w:tcPr>
-            <w:tcW w:type="dxa" w:w="1514"/>
-          </w:tcPr>
-          <w:p>
-            <w:r/>
-            <w:r>
-              <w:rPr>
-                <w:rFonts w:ascii="Arial" w:hAnsi="Arial"/>
+        <w:trPr>
+          <w:cantSplit/>
+        </w:trPr>
+        <w:tc>
+          <w:tcPr>
+            <w:tcW w:type="dxa" w:w="1514"/>
+          </w:tcPr>
+          <w:p>
+            <w:r/>
+            <w:r>
+              <w:rPr>
+                <w:rFonts w:ascii="Verdana" w:hAnsi="Verdana"/>
                 <w:b w:val="0"/>
                 <w:sz w:val="16"/>
               </w:rPr>
@@ -4132,7 +4194,7 @@
             <w:r/>
             <w:r>
               <w:rPr>
-                <w:rFonts w:ascii="Arial" w:hAnsi="Arial"/>
+                <w:rFonts w:ascii="Verdana" w:hAnsi="Verdana"/>
                 <w:b w:val="0"/>
                 <w:sz w:val="16"/>
               </w:rPr>
@@ -4148,7 +4210,7 @@
             <w:r/>
             <w:r>
               <w:rPr>
-                <w:rFonts w:ascii="Arial" w:hAnsi="Arial"/>
+                <w:rFonts w:ascii="Verdana" w:hAnsi="Verdana"/>
                 <w:b w:val="0"/>
                 <w:sz w:val="16"/>
               </w:rPr>
@@ -4164,7 +4226,7 @@
             <w:r/>
             <w:r>
               <w:rPr>
-                <w:rFonts w:ascii="Arial" w:hAnsi="Arial"/>
+                <w:rFonts w:ascii="Verdana" w:hAnsi="Verdana"/>
                 <w:b w:val="0"/>
                 <w:sz w:val="16"/>
               </w:rPr>
@@ -4180,7 +4242,7 @@
             <w:r/>
             <w:r>
               <w:rPr>
-                <w:rFonts w:ascii="Arial" w:hAnsi="Arial"/>
+                <w:rFonts w:ascii="Verdana" w:hAnsi="Verdana"/>
                 <w:b w:val="0"/>
                 <w:sz w:val="16"/>
               </w:rPr>
@@ -4196,7 +4258,7 @@
             <w:r/>
             <w:r>
               <w:rPr>
-                <w:rFonts w:ascii="Arial" w:hAnsi="Arial"/>
+                <w:rFonts w:ascii="Verdana" w:hAnsi="Verdana"/>
                 <w:b w:val="0"/>
                 <w:sz w:val="16"/>
               </w:rPr>
@@ -4212,7 +4274,7 @@
             <w:r/>
             <w:r>
               <w:rPr>
-                <w:rFonts w:ascii="Arial" w:hAnsi="Arial"/>
+                <w:rFonts w:ascii="Verdana" w:hAnsi="Verdana"/>
                 <w:b w:val="0"/>
                 <w:sz w:val="16"/>
               </w:rPr>
@@ -4228,7 +4290,7 @@
             <w:r/>
             <w:r>
               <w:rPr>
-                <w:rFonts w:ascii="Arial" w:hAnsi="Arial"/>
+                <w:rFonts w:ascii="Verdana" w:hAnsi="Verdana"/>
                 <w:b w:val="0"/>
                 <w:sz w:val="16"/>
               </w:rPr>
@@ -4244,7 +4306,7 @@
             <w:r/>
             <w:r>
               <w:rPr>
-                <w:rFonts w:ascii="Arial" w:hAnsi="Arial"/>
+                <w:rFonts w:ascii="Verdana" w:hAnsi="Verdana"/>
                 <w:b w:val="0"/>
                 <w:sz w:val="16"/>
               </w:rPr>
@@ -4260,7 +4322,7 @@
             <w:r/>
             <w:r>
               <w:rPr>
-                <w:rFonts w:ascii="Arial" w:hAnsi="Arial"/>
+                <w:rFonts w:ascii="Verdana" w:hAnsi="Verdana"/>
                 <w:b w:val="0"/>
                 <w:sz w:val="16"/>
               </w:rPr>
@@ -4269,15 +4331,18 @@
         </w:tc>
       </w:tr>
       <w:tr>
-        <w:tc>
-          <w:tcPr>
-            <w:tcW w:type="dxa" w:w="1514"/>
-          </w:tcPr>
-          <w:p>
-            <w:r/>
-            <w:r>
-              <w:rPr>
-                <w:rFonts w:ascii="Arial" w:hAnsi="Arial"/>
+        <w:trPr>
+          <w:cantSplit/>
+        </w:trPr>
+        <w:tc>
+          <w:tcPr>
+            <w:tcW w:type="dxa" w:w="1514"/>
+          </w:tcPr>
+          <w:p>
+            <w:r/>
+            <w:r>
+              <w:rPr>
+                <w:rFonts w:ascii="Verdana" w:hAnsi="Verdana"/>
                 <w:b w:val="0"/>
                 <w:sz w:val="16"/>
               </w:rPr>
@@ -4293,7 +4358,7 @@
             <w:r/>
             <w:r>
               <w:rPr>
-                <w:rFonts w:ascii="Arial" w:hAnsi="Arial"/>
+                <w:rFonts w:ascii="Verdana" w:hAnsi="Verdana"/>
                 <w:b w:val="0"/>
                 <w:sz w:val="16"/>
               </w:rPr>
@@ -4309,7 +4374,7 @@
             <w:r/>
             <w:r>
               <w:rPr>
-                <w:rFonts w:ascii="Arial" w:hAnsi="Arial"/>
+                <w:rFonts w:ascii="Verdana" w:hAnsi="Verdana"/>
                 <w:b w:val="0"/>
                 <w:sz w:val="16"/>
               </w:rPr>
@@ -4325,7 +4390,7 @@
             <w:r/>
             <w:r>
               <w:rPr>
-                <w:rFonts w:ascii="Arial" w:hAnsi="Arial"/>
+                <w:rFonts w:ascii="Verdana" w:hAnsi="Verdana"/>
                 <w:b w:val="0"/>
                 <w:sz w:val="16"/>
               </w:rPr>
@@ -4341,7 +4406,7 @@
             <w:r/>
             <w:r>
               <w:rPr>
-                <w:rFonts w:ascii="Arial" w:hAnsi="Arial"/>
+                <w:rFonts w:ascii="Verdana" w:hAnsi="Verdana"/>
                 <w:b w:val="0"/>
                 <w:sz w:val="16"/>
               </w:rPr>
@@ -4357,7 +4422,7 @@
             <w:r/>
             <w:r>
               <w:rPr>
-                <w:rFonts w:ascii="Arial" w:hAnsi="Arial"/>
+                <w:rFonts w:ascii="Verdana" w:hAnsi="Verdana"/>
                 <w:b w:val="0"/>
                 <w:sz w:val="16"/>
               </w:rPr>
@@ -4373,7 +4438,7 @@
             <w:r/>
             <w:r>
               <w:rPr>
-                <w:rFonts w:ascii="Arial" w:hAnsi="Arial"/>
+                <w:rFonts w:ascii="Verdana" w:hAnsi="Verdana"/>
                 <w:b w:val="0"/>
                 <w:sz w:val="16"/>
               </w:rPr>
@@ -4389,7 +4454,7 @@
             <w:r/>
             <w:r>
               <w:rPr>
-                <w:rFonts w:ascii="Arial" w:hAnsi="Arial"/>
+                <w:rFonts w:ascii="Verdana" w:hAnsi="Verdana"/>
                 <w:b w:val="0"/>
                 <w:sz w:val="16"/>
               </w:rPr>
@@ -4405,7 +4470,7 @@
             <w:r/>
             <w:r>
               <w:rPr>
-                <w:rFonts w:ascii="Arial" w:hAnsi="Arial"/>
+                <w:rFonts w:ascii="Verdana" w:hAnsi="Verdana"/>
                 <w:b w:val="0"/>
                 <w:sz w:val="16"/>
               </w:rPr>
@@ -4421,7 +4486,7 @@
             <w:r/>
             <w:r>
               <w:rPr>
-                <w:rFonts w:ascii="Arial" w:hAnsi="Arial"/>
+                <w:rFonts w:ascii="Verdana" w:hAnsi="Verdana"/>
                 <w:b w:val="0"/>
                 <w:sz w:val="16"/>
               </w:rPr>
@@ -4430,15 +4495,18 @@
         </w:tc>
       </w:tr>
       <w:tr>
-        <w:tc>
-          <w:tcPr>
-            <w:tcW w:type="dxa" w:w="1514"/>
-          </w:tcPr>
-          <w:p>
-            <w:r/>
-            <w:r>
-              <w:rPr>
-                <w:rFonts w:ascii="Arial" w:hAnsi="Arial"/>
+        <w:trPr>
+          <w:cantSplit/>
+        </w:trPr>
+        <w:tc>
+          <w:tcPr>
+            <w:tcW w:type="dxa" w:w="1514"/>
+          </w:tcPr>
+          <w:p>
+            <w:r/>
+            <w:r>
+              <w:rPr>
+                <w:rFonts w:ascii="Verdana" w:hAnsi="Verdana"/>
                 <w:b w:val="0"/>
                 <w:sz w:val="16"/>
               </w:rPr>
@@ -4454,7 +4522,7 @@
             <w:r/>
             <w:r>
               <w:rPr>
-                <w:rFonts w:ascii="Arial" w:hAnsi="Arial"/>
+                <w:rFonts w:ascii="Verdana" w:hAnsi="Verdana"/>
                 <w:b w:val="0"/>
                 <w:sz w:val="16"/>
               </w:rPr>
@@ -4470,7 +4538,7 @@
             <w:r/>
             <w:r>
               <w:rPr>
-                <w:rFonts w:ascii="Arial" w:hAnsi="Arial"/>
+                <w:rFonts w:ascii="Verdana" w:hAnsi="Verdana"/>
                 <w:b w:val="0"/>
                 <w:sz w:val="16"/>
               </w:rPr>
@@ -4486,7 +4554,7 @@
             <w:r/>
             <w:r>
               <w:rPr>
-                <w:rFonts w:ascii="Arial" w:hAnsi="Arial"/>
+                <w:rFonts w:ascii="Verdana" w:hAnsi="Verdana"/>
                 <w:b w:val="0"/>
                 <w:sz w:val="16"/>
               </w:rPr>
@@ -4502,7 +4570,7 @@
             <w:r/>
             <w:r>
               <w:rPr>
-                <w:rFonts w:ascii="Arial" w:hAnsi="Arial"/>
+                <w:rFonts w:ascii="Verdana" w:hAnsi="Verdana"/>
                 <w:b w:val="0"/>
                 <w:sz w:val="16"/>
               </w:rPr>
@@ -4518,7 +4586,7 @@
             <w:r/>
             <w:r>
               <w:rPr>
-                <w:rFonts w:ascii="Arial" w:hAnsi="Arial"/>
+                <w:rFonts w:ascii="Verdana" w:hAnsi="Verdana"/>
                 <w:b w:val="0"/>
                 <w:sz w:val="16"/>
               </w:rPr>
@@ -4534,7 +4602,7 @@
             <w:r/>
             <w:r>
               <w:rPr>
-                <w:rFonts w:ascii="Arial" w:hAnsi="Arial"/>
+                <w:rFonts w:ascii="Verdana" w:hAnsi="Verdana"/>
                 <w:b w:val="0"/>
                 <w:sz w:val="16"/>
               </w:rPr>
@@ -4550,7 +4618,7 @@
             <w:r/>
             <w:r>
               <w:rPr>
-                <w:rFonts w:ascii="Arial" w:hAnsi="Arial"/>
+                <w:rFonts w:ascii="Verdana" w:hAnsi="Verdana"/>
                 <w:b w:val="0"/>
                 <w:sz w:val="16"/>
               </w:rPr>
@@ -4566,7 +4634,7 @@
             <w:r/>
             <w:r>
               <w:rPr>
-                <w:rFonts w:ascii="Arial" w:hAnsi="Arial"/>
+                <w:rFonts w:ascii="Verdana" w:hAnsi="Verdana"/>
                 <w:b w:val="0"/>
                 <w:sz w:val="16"/>
               </w:rPr>
@@ -4582,7 +4650,7 @@
             <w:r/>
             <w:r>
               <w:rPr>
-                <w:rFonts w:ascii="Arial" w:hAnsi="Arial"/>
+                <w:rFonts w:ascii="Verdana" w:hAnsi="Verdana"/>
                 <w:b w:val="0"/>
                 <w:sz w:val="16"/>
               </w:rPr>
@@ -4592,15 +4660,18 @@
         </w:tc>
       </w:tr>
       <w:tr>
-        <w:tc>
-          <w:tcPr>
-            <w:tcW w:type="dxa" w:w="1514"/>
-          </w:tcPr>
-          <w:p>
-            <w:r/>
-            <w:r>
-              <w:rPr>
-                <w:rFonts w:ascii="Arial" w:hAnsi="Arial"/>
+        <w:trPr>
+          <w:cantSplit/>
+        </w:trPr>
+        <w:tc>
+          <w:tcPr>
+            <w:tcW w:type="dxa" w:w="1514"/>
+          </w:tcPr>
+          <w:p>
+            <w:r/>
+            <w:r>
+              <w:rPr>
+                <w:rFonts w:ascii="Verdana" w:hAnsi="Verdana"/>
                 <w:b w:val="0"/>
                 <w:sz w:val="16"/>
               </w:rPr>
@@ -4616,7 +4687,7 @@
             <w:r/>
             <w:r>
               <w:rPr>
-                <w:rFonts w:ascii="Arial" w:hAnsi="Arial"/>
+                <w:rFonts w:ascii="Verdana" w:hAnsi="Verdana"/>
                 <w:b w:val="0"/>
                 <w:sz w:val="16"/>
               </w:rPr>
@@ -4632,7 +4703,7 @@
             <w:r/>
             <w:r>
               <w:rPr>
-                <w:rFonts w:ascii="Arial" w:hAnsi="Arial"/>
+                <w:rFonts w:ascii="Verdana" w:hAnsi="Verdana"/>
                 <w:b w:val="0"/>
                 <w:sz w:val="16"/>
               </w:rPr>
@@ -4648,7 +4719,7 @@
             <w:r/>
             <w:r>
               <w:rPr>
-                <w:rFonts w:ascii="Arial" w:hAnsi="Arial"/>
+                <w:rFonts w:ascii="Verdana" w:hAnsi="Verdana"/>
                 <w:b w:val="0"/>
                 <w:sz w:val="16"/>
               </w:rPr>
@@ -4664,7 +4735,7 @@
             <w:r/>
             <w:r>
               <w:rPr>
-                <w:rFonts w:ascii="Arial" w:hAnsi="Arial"/>
+                <w:rFonts w:ascii="Verdana" w:hAnsi="Verdana"/>
                 <w:b w:val="0"/>
                 <w:sz w:val="16"/>
               </w:rPr>
@@ -4680,7 +4751,7 @@
             <w:r/>
             <w:r>
               <w:rPr>
-                <w:rFonts w:ascii="Arial" w:hAnsi="Arial"/>
+                <w:rFonts w:ascii="Verdana" w:hAnsi="Verdana"/>
                 <w:b w:val="0"/>
                 <w:sz w:val="16"/>
               </w:rPr>
@@ -4696,7 +4767,7 @@
             <w:r/>
             <w:r>
               <w:rPr>
-                <w:rFonts w:ascii="Arial" w:hAnsi="Arial"/>
+                <w:rFonts w:ascii="Verdana" w:hAnsi="Verdana"/>
                 <w:b w:val="0"/>
                 <w:sz w:val="16"/>
               </w:rPr>
@@ -4712,7 +4783,7 @@
             <w:r/>
             <w:r>
               <w:rPr>
-                <w:rFonts w:ascii="Arial" w:hAnsi="Arial"/>
+                <w:rFonts w:ascii="Verdana" w:hAnsi="Verdana"/>
                 <w:b w:val="0"/>
                 <w:sz w:val="16"/>
               </w:rPr>
@@ -4728,7 +4799,7 @@
             <w:r/>
             <w:r>
               <w:rPr>
-                <w:rFonts w:ascii="Arial" w:hAnsi="Arial"/>
+                <w:rFonts w:ascii="Verdana" w:hAnsi="Verdana"/>
                 <w:b w:val="0"/>
                 <w:sz w:val="16"/>
               </w:rPr>
@@ -4744,7 +4815,7 @@
             <w:r/>
             <w:r>
               <w:rPr>
-                <w:rFonts w:ascii="Arial" w:hAnsi="Arial"/>
+                <w:rFonts w:ascii="Verdana" w:hAnsi="Verdana"/>
                 <w:b w:val="0"/>
                 <w:sz w:val="16"/>
               </w:rPr>
@@ -4753,15 +4824,18 @@
         </w:tc>
       </w:tr>
       <w:tr>
-        <w:tc>
-          <w:tcPr>
-            <w:tcW w:type="dxa" w:w="1514"/>
-          </w:tcPr>
-          <w:p>
-            <w:r/>
-            <w:r>
-              <w:rPr>
-                <w:rFonts w:ascii="Arial" w:hAnsi="Arial"/>
+        <w:trPr>
+          <w:cantSplit/>
+        </w:trPr>
+        <w:tc>
+          <w:tcPr>
+            <w:tcW w:type="dxa" w:w="1514"/>
+          </w:tcPr>
+          <w:p>
+            <w:r/>
+            <w:r>
+              <w:rPr>
+                <w:rFonts w:ascii="Verdana" w:hAnsi="Verdana"/>
                 <w:b w:val="0"/>
                 <w:sz w:val="16"/>
               </w:rPr>
@@ -4777,7 +4851,7 @@
             <w:r/>
             <w:r>
               <w:rPr>
-                <w:rFonts w:ascii="Arial" w:hAnsi="Arial"/>
+                <w:rFonts w:ascii="Verdana" w:hAnsi="Verdana"/>
                 <w:b w:val="0"/>
                 <w:sz w:val="16"/>
               </w:rPr>
@@ -4793,7 +4867,7 @@
             <w:r/>
             <w:r>
               <w:rPr>
-                <w:rFonts w:ascii="Arial" w:hAnsi="Arial"/>
+                <w:rFonts w:ascii="Verdana" w:hAnsi="Verdana"/>
                 <w:b w:val="0"/>
                 <w:sz w:val="16"/>
               </w:rPr>
@@ -4809,7 +4883,7 @@
             <w:r/>
             <w:r>
               <w:rPr>
-                <w:rFonts w:ascii="Arial" w:hAnsi="Arial"/>
+                <w:rFonts w:ascii="Verdana" w:hAnsi="Verdana"/>
                 <w:b w:val="0"/>
                 <w:sz w:val="16"/>
               </w:rPr>
@@ -4825,7 +4899,7 @@
             <w:r/>
             <w:r>
               <w:rPr>
-                <w:rFonts w:ascii="Arial" w:hAnsi="Arial"/>
+                <w:rFonts w:ascii="Verdana" w:hAnsi="Verdana"/>
                 <w:b w:val="0"/>
                 <w:sz w:val="16"/>
               </w:rPr>
@@ -4841,7 +4915,7 @@
             <w:r/>
             <w:r>
               <w:rPr>
-                <w:rFonts w:ascii="Arial" w:hAnsi="Arial"/>
+                <w:rFonts w:ascii="Verdana" w:hAnsi="Verdana"/>
                 <w:b w:val="0"/>
                 <w:sz w:val="16"/>
               </w:rPr>
@@ -4857,7 +4931,7 @@
             <w:r/>
             <w:r>
               <w:rPr>
-                <w:rFonts w:ascii="Arial" w:hAnsi="Arial"/>
+                <w:rFonts w:ascii="Verdana" w:hAnsi="Verdana"/>
                 <w:b w:val="0"/>
                 <w:sz w:val="16"/>
               </w:rPr>
@@ -4873,7 +4947,7 @@
             <w:r/>
             <w:r>
               <w:rPr>
-                <w:rFonts w:ascii="Arial" w:hAnsi="Arial"/>
+                <w:rFonts w:ascii="Verdana" w:hAnsi="Verdana"/>
                 <w:b w:val="0"/>
                 <w:sz w:val="16"/>
               </w:rPr>
@@ -4889,7 +4963,7 @@
             <w:r/>
             <w:r>
               <w:rPr>
-                <w:rFonts w:ascii="Arial" w:hAnsi="Arial"/>
+                <w:rFonts w:ascii="Verdana" w:hAnsi="Verdana"/>
                 <w:b w:val="0"/>
                 <w:sz w:val="16"/>
               </w:rPr>
@@ -4905,7 +4979,7 @@
             <w:r/>
             <w:r>
               <w:rPr>
-                <w:rFonts w:ascii="Arial" w:hAnsi="Arial"/>
+                <w:rFonts w:ascii="Verdana" w:hAnsi="Verdana"/>
                 <w:b w:val="0"/>
                 <w:sz w:val="16"/>
               </w:rPr>
@@ -4914,15 +4988,18 @@
         </w:tc>
       </w:tr>
       <w:tr>
-        <w:tc>
-          <w:tcPr>
-            <w:tcW w:type="dxa" w:w="1514"/>
-          </w:tcPr>
-          <w:p>
-            <w:r/>
-            <w:r>
-              <w:rPr>
-                <w:rFonts w:ascii="Arial" w:hAnsi="Arial"/>
+        <w:trPr>
+          <w:cantSplit/>
+        </w:trPr>
+        <w:tc>
+          <w:tcPr>
+            <w:tcW w:type="dxa" w:w="1514"/>
+          </w:tcPr>
+          <w:p>
+            <w:r/>
+            <w:r>
+              <w:rPr>
+                <w:rFonts w:ascii="Verdana" w:hAnsi="Verdana"/>
                 <w:b w:val="0"/>
                 <w:sz w:val="16"/>
               </w:rPr>
@@ -4938,7 +5015,7 @@
             <w:r/>
             <w:r>
               <w:rPr>
-                <w:rFonts w:ascii="Arial" w:hAnsi="Arial"/>
+                <w:rFonts w:ascii="Verdana" w:hAnsi="Verdana"/>
                 <w:b w:val="0"/>
                 <w:sz w:val="16"/>
               </w:rPr>
@@ -4954,7 +5031,7 @@
             <w:r/>
             <w:r>
               <w:rPr>
-                <w:rFonts w:ascii="Arial" w:hAnsi="Arial"/>
+                <w:rFonts w:ascii="Verdana" w:hAnsi="Verdana"/>
                 <w:b w:val="0"/>
                 <w:sz w:val="16"/>
               </w:rPr>
@@ -4970,7 +5047,7 @@
             <w:r/>
             <w:r>
               <w:rPr>
-                <w:rFonts w:ascii="Arial" w:hAnsi="Arial"/>
+                <w:rFonts w:ascii="Verdana" w:hAnsi="Verdana"/>
                 <w:b w:val="0"/>
                 <w:sz w:val="16"/>
               </w:rPr>
@@ -4986,7 +5063,7 @@
             <w:r/>
             <w:r>
               <w:rPr>
-                <w:rFonts w:ascii="Arial" w:hAnsi="Arial"/>
+                <w:rFonts w:ascii="Verdana" w:hAnsi="Verdana"/>
                 <w:b w:val="0"/>
                 <w:sz w:val="16"/>
               </w:rPr>
@@ -5002,7 +5079,7 @@
             <w:r/>
             <w:r>
               <w:rPr>
-                <w:rFonts w:ascii="Arial" w:hAnsi="Arial"/>
+                <w:rFonts w:ascii="Verdana" w:hAnsi="Verdana"/>
                 <w:b w:val="0"/>
                 <w:sz w:val="16"/>
               </w:rPr>
@@ -5018,7 +5095,7 @@
             <w:r/>
             <w:r>
               <w:rPr>
-                <w:rFonts w:ascii="Arial" w:hAnsi="Arial"/>
+                <w:rFonts w:ascii="Verdana" w:hAnsi="Verdana"/>
                 <w:b w:val="0"/>
                 <w:sz w:val="16"/>
               </w:rPr>
@@ -5034,7 +5111,7 @@
             <w:r/>
             <w:r>
               <w:rPr>
-                <w:rFonts w:ascii="Arial" w:hAnsi="Arial"/>
+                <w:rFonts w:ascii="Verdana" w:hAnsi="Verdana"/>
                 <w:b w:val="0"/>
                 <w:sz w:val="16"/>
               </w:rPr>
@@ -5050,7 +5127,7 @@
             <w:r/>
             <w:r>
               <w:rPr>
-                <w:rFonts w:ascii="Arial" w:hAnsi="Arial"/>
+                <w:rFonts w:ascii="Verdana" w:hAnsi="Verdana"/>
                 <w:b w:val="0"/>
                 <w:sz w:val="16"/>
               </w:rPr>
@@ -5066,7 +5143,7 @@
             <w:r/>
             <w:r>
               <w:rPr>
-                <w:rFonts w:ascii="Arial" w:hAnsi="Arial"/>
+                <w:rFonts w:ascii="Verdana" w:hAnsi="Verdana"/>
                 <w:b w:val="0"/>
                 <w:sz w:val="16"/>
               </w:rPr>

--- a/docx/fr/BUFRCREX_TableB_fr_07.docx
+++ b/docx/fr/BUFRCREX_TableB_fr_07.docx
@@ -239,7 +239,7 @@
                 <w:b w:val="0"/>
                 <w:sz w:val="16"/>
               </w:rPr>
-              <w:t>007001</w:t>
+              <w:t>0 07 001</w:t>
             </w:r>
           </w:p>
         </w:tc>
@@ -404,7 +404,7 @@
                 <w:b w:val="0"/>
                 <w:sz w:val="16"/>
               </w:rPr>
-              <w:t>007002</w:t>
+              <w:t>0 07 002</w:t>
             </w:r>
           </w:p>
         </w:tc>
@@ -568,7 +568,7 @@
                 <w:b w:val="0"/>
                 <w:sz w:val="16"/>
               </w:rPr>
-              <w:t>007003</w:t>
+              <w:t>0 07 003</w:t>
             </w:r>
           </w:p>
         </w:tc>
@@ -732,7 +732,7 @@
                 <w:b w:val="0"/>
                 <w:sz w:val="16"/>
               </w:rPr>
-              <w:t>007004</w:t>
+              <w:t>0 07 004</w:t>
             </w:r>
           </w:p>
         </w:tc>
@@ -896,7 +896,7 @@
                 <w:b w:val="0"/>
                 <w:sz w:val="16"/>
               </w:rPr>
-              <w:t>007005</w:t>
+              <w:t>0 07 005</w:t>
             </w:r>
           </w:p>
         </w:tc>
@@ -1060,7 +1060,7 @@
                 <w:b w:val="0"/>
                 <w:sz w:val="16"/>
               </w:rPr>
-              <w:t>007006</w:t>
+              <w:t>0 07 006</w:t>
             </w:r>
           </w:p>
         </w:tc>
@@ -1224,7 +1224,7 @@
                 <w:b w:val="0"/>
                 <w:sz w:val="16"/>
               </w:rPr>
-              <w:t>007007</w:t>
+              <w:t>0 07 007</w:t>
             </w:r>
           </w:p>
         </w:tc>
@@ -1388,7 +1388,7 @@
                 <w:b w:val="0"/>
                 <w:sz w:val="16"/>
               </w:rPr>
-              <w:t>007008</w:t>
+              <w:t>0 07 008</w:t>
             </w:r>
           </w:p>
         </w:tc>
@@ -1552,7 +1552,7 @@
                 <w:b w:val="0"/>
                 <w:sz w:val="16"/>
               </w:rPr>
-              <w:t>007009</w:t>
+              <w:t>0 07 009</w:t>
             </w:r>
           </w:p>
         </w:tc>
@@ -1716,7 +1716,7 @@
                 <w:b w:val="0"/>
                 <w:sz w:val="16"/>
               </w:rPr>
-              <w:t>007010</w:t>
+              <w:t>0 07 010</w:t>
             </w:r>
           </w:p>
         </w:tc>
@@ -1880,7 +1880,7 @@
                 <w:b w:val="0"/>
                 <w:sz w:val="16"/>
               </w:rPr>
-              <w:t>007012</w:t>
+              <w:t>0 07 012</w:t>
             </w:r>
           </w:p>
         </w:tc>
@@ -2044,7 +2044,7 @@
                 <w:b w:val="0"/>
                 <w:sz w:val="16"/>
               </w:rPr>
-              <w:t>007021</w:t>
+              <w:t>0 07 021</w:t>
             </w:r>
           </w:p>
         </w:tc>
@@ -2209,7 +2209,7 @@
                 <w:b w:val="0"/>
                 <w:sz w:val="16"/>
               </w:rPr>
-              <w:t>007022</w:t>
+              <w:t>0 07 022</w:t>
             </w:r>
           </w:p>
         </w:tc>
@@ -2373,7 +2373,7 @@
                 <w:b w:val="0"/>
                 <w:sz w:val="16"/>
               </w:rPr>
-              <w:t>007024</w:t>
+              <w:t>0 07 024</w:t>
             </w:r>
           </w:p>
         </w:tc>
@@ -2537,7 +2537,7 @@
                 <w:b w:val="0"/>
                 <w:sz w:val="16"/>
               </w:rPr>
-              <w:t>007025</w:t>
+              <w:t>0 07 025</w:t>
             </w:r>
           </w:p>
         </w:tc>
@@ -2701,7 +2701,7 @@
                 <w:b w:val="0"/>
                 <w:sz w:val="16"/>
               </w:rPr>
-              <w:t>007026</w:t>
+              <w:t>0 07 026</w:t>
             </w:r>
           </w:p>
         </w:tc>
@@ -2865,7 +2865,7 @@
                 <w:b w:val="0"/>
                 <w:sz w:val="16"/>
               </w:rPr>
-              <w:t>007030</w:t>
+              <w:t>0 07 030</w:t>
             </w:r>
           </w:p>
         </w:tc>
@@ -3030,7 +3030,7 @@
                 <w:b w:val="0"/>
                 <w:sz w:val="16"/>
               </w:rPr>
-              <w:t>007031</w:t>
+              <w:t>0 07 031</w:t>
             </w:r>
           </w:p>
         </w:tc>
@@ -3195,7 +3195,7 @@
                 <w:b w:val="0"/>
                 <w:sz w:val="16"/>
               </w:rPr>
-              <w:t>007032</w:t>
+              <w:t>0 07 032</w:t>
             </w:r>
           </w:p>
         </w:tc>
@@ -3360,7 +3360,7 @@
                 <w:b w:val="0"/>
                 <w:sz w:val="16"/>
               </w:rPr>
-              <w:t>007033</w:t>
+              <w:t>0 07 033</w:t>
             </w:r>
           </w:p>
         </w:tc>
@@ -3525,7 +3525,7 @@
                 <w:b w:val="0"/>
                 <w:sz w:val="16"/>
               </w:rPr>
-              <w:t>007035</w:t>
+              <w:t>0 07 035</w:t>
             </w:r>
           </w:p>
         </w:tc>
@@ -3689,7 +3689,7 @@
                 <w:b w:val="0"/>
                 <w:sz w:val="16"/>
               </w:rPr>
-              <w:t>007036</w:t>
+              <w:t>0 07 036</w:t>
             </w:r>
           </w:p>
         </w:tc>
@@ -3853,7 +3853,7 @@
                 <w:b w:val="0"/>
                 <w:sz w:val="16"/>
               </w:rPr>
-              <w:t>007040</w:t>
+              <w:t>0 07 040</w:t>
             </w:r>
           </w:p>
         </w:tc>
@@ -4018,7 +4018,7 @@
                 <w:b w:val="0"/>
                 <w:sz w:val="16"/>
               </w:rPr>
-              <w:t>007061</w:t>
+              <w:t>0 07 061</w:t>
             </w:r>
           </w:p>
         </w:tc>
@@ -4182,7 +4182,7 @@
                 <w:b w:val="0"/>
                 <w:sz w:val="16"/>
               </w:rPr>
-              <w:t>007062</w:t>
+              <w:t>0 07 062</w:t>
             </w:r>
           </w:p>
         </w:tc>
@@ -4346,7 +4346,7 @@
                 <w:b w:val="0"/>
                 <w:sz w:val="16"/>
               </w:rPr>
-              <w:t>007063</w:t>
+              <w:t>0 07 063</w:t>
             </w:r>
           </w:p>
         </w:tc>
@@ -4510,7 +4510,7 @@
                 <w:b w:val="0"/>
                 <w:sz w:val="16"/>
               </w:rPr>
-              <w:t>007064</w:t>
+              <w:t>0 07 064</w:t>
             </w:r>
           </w:p>
         </w:tc>
@@ -4675,7 +4675,7 @@
                 <w:b w:val="0"/>
                 <w:sz w:val="16"/>
               </w:rPr>
-              <w:t>007065</w:t>
+              <w:t>0 07 065</w:t>
             </w:r>
           </w:p>
         </w:tc>
@@ -4839,7 +4839,7 @@
                 <w:b w:val="0"/>
                 <w:sz w:val="16"/>
               </w:rPr>
-              <w:t>007070</w:t>
+              <w:t>0 07 070</w:t>
             </w:r>
           </w:p>
         </w:tc>
@@ -5003,7 +5003,7 @@
                 <w:b w:val="0"/>
                 <w:sz w:val="16"/>
               </w:rPr>
-              <w:t>007071</w:t>
+              <w:t>0 07 071</w:t>
             </w:r>
           </w:p>
         </w:tc>

--- a/docx/fr/BUFRCREX_TableB_fr_07.docx
+++ b/docx/fr/BUFRCREX_TableB_fr_07.docx
@@ -13,6 +13,346 @@
           <w:sz w:val="22"/>
         </w:rPr>
         <w:t>Classe 7 : Position (verticale)</w:t>
+      </w:r>
+    </w:p>
+    <w:p>
+      <w:r>
+        <w:rPr>
+          <w:rFonts w:ascii="Verdana" w:hAnsi="Verdana"/>
+          <w:i/>
+          <w:sz w:val="14"/>
+        </w:rPr>
+        <w:t>Note 23: Une valeur de précipitation de –0,1 kg m –2 avant la mise à l’échelle (–1 après la mise à l’échelle ou en CREX) indique qu’il y a «trace» de précipitations (non mesurable, moins de 0,05 kg m –2 )</w:t>
+      </w:r>
+    </w:p>
+    <w:p>
+      <w:r>
+        <w:rPr>
+          <w:rFonts w:ascii="Verdana" w:hAnsi="Verdana"/>
+          <w:i/>
+          <w:sz w:val="14"/>
+        </w:rPr>
+        <w:t>Note 25: Il est possible d’annuler une signification précédemment définie en transmettant une «valeur manquante» à partir de la table de code ou de la table d’indicateurs appropriée.</w:t>
+      </w:r>
+    </w:p>
+    <w:p>
+      <w:r>
+        <w:rPr>
+          <w:rFonts w:ascii="Verdana" w:hAnsi="Verdana"/>
+          <w:i/>
+          <w:sz w:val="14"/>
+        </w:rPr>
+        <w:t>Note 27: Sauf indication contraire, tous les temps sont des temps universels coordonnés (UTC).</w:t>
+      </w:r>
+    </w:p>
+    <w:p>
+      <w:r>
+        <w:rPr>
+          <w:rFonts w:ascii="Verdana" w:hAnsi="Verdana"/>
+          <w:i/>
+          <w:sz w:val="14"/>
+        </w:rPr>
+        <w:t>Note 32: La direction ou l’azimut ne sont utilisés que par rapport à une position donnée; ils n’ont pas pour objet de définir à nouveau cette position.</w:t>
+      </w:r>
+    </w:p>
+    <w:p>
+      <w:r>
+        <w:rPr>
+          <w:rFonts w:ascii="Verdana" w:hAnsi="Verdana"/>
+          <w:i/>
+          <w:sz w:val="14"/>
+        </w:rPr>
+        <w:t>Note 62: La distance n’est indiquée que par rapport à une position donnée et une direction, un azimut ou une hauteur angulaire; elle n’a pas pour objet de définir à nouveau cette position.</w:t>
+      </w:r>
+    </w:p>
+    <w:p>
+      <w:r>
+        <w:rPr>
+          <w:rFonts w:ascii="Verdana" w:hAnsi="Verdana"/>
+          <w:i/>
+          <w:sz w:val="14"/>
+        </w:rPr>
+        <w:t>Note 63: Le rayonnement descendant est indiqué par des valeurs positives.</w:t>
+      </w:r>
+    </w:p>
+    <w:p>
+      <w:r>
+        <w:rPr>
+          <w:rFonts w:ascii="Verdana" w:hAnsi="Verdana"/>
+          <w:i/>
+          <w:sz w:val="14"/>
+        </w:rPr>
+        <w:t>Note 64: Les composantes w descendantes sont indiquées par des valeurs positives, pour lesquelles l’unité est le Pa s –1 .</w:t>
+      </w:r>
+    </w:p>
+    <w:p>
+      <w:r>
+        <w:rPr>
+          <w:rFonts w:ascii="Verdana" w:hAnsi="Verdana"/>
+          <w:i/>
+          <w:sz w:val="14"/>
+        </w:rPr>
+        <w:t>Note 66: Les incréments dans le sens est-ouest sont indiqués par des valeurs négatives.</w:t>
+      </w:r>
+    </w:p>
+    <w:p>
+      <w:r>
+        <w:rPr>
+          <w:rFonts w:ascii="Verdana" w:hAnsi="Verdana"/>
+          <w:i/>
+          <w:sz w:val="14"/>
+        </w:rPr>
+        <w:t>Note 92: Afin qu’il soit possible de distinguer sans ambiguïté les cas de valeurs manquantes et de pixels saturés, les données d’image de n bits doivent être codées à l’aide d’un champs de données de n+1. Lorsqu’un tel descripteur n’est pas déjà disponible dans la classe 30, on utilise un descripteur d’opération 2 01 YYY pour modifier le champ de données de l’entrée existante, selon les besoins.</w:t>
+      </w:r>
+    </w:p>
+    <w:p>
+      <w:r>
+        <w:rPr>
+          <w:rFonts w:ascii="Verdana" w:hAnsi="Verdana"/>
+          <w:i/>
+          <w:sz w:val="14"/>
+        </w:rPr>
+        <w:t>Note 105: Les périodes ou les décalages dans le temps négatifs sont utilisés pour indiquer les périodes ou les décalages dans le temps précédant le temps généralement défini.</w:t>
+      </w:r>
+    </w:p>
+    <w:p>
+      <w:r>
+        <w:rPr>
+          <w:rFonts w:ascii="Verdana" w:hAnsi="Verdana"/>
+          <w:i/>
+          <w:sz w:val="14"/>
+        </w:rPr>
+        <w:t>Note 110: Les incréments dans le sens nord–sud sont indiqués par des valeurs négatives.</w:t>
+      </w:r>
+    </w:p>
+    <w:p>
+      <w:r>
+        <w:rPr>
+          <w:rFonts w:ascii="Verdana" w:hAnsi="Verdana"/>
+          <w:i/>
+          <w:sz w:val="14"/>
+        </w:rPr>
+        <w:t>Note 115: Le champ de données des pixels peut être modifié au moyen du descripteur 2 01 YYY.</w:t>
+      </w:r>
+    </w:p>
+    <w:p>
+      <w:r>
+        <w:rPr>
+          <w:rFonts w:ascii="Verdana" w:hAnsi="Verdana"/>
+          <w:i/>
+          <w:sz w:val="14"/>
+        </w:rPr>
+        <w:t>Note 121: Pour certains éléments de cette classe, une indication de la précision escomptée peut être implicite.</w:t>
+      </w:r>
+    </w:p>
+    <w:p>
+      <w:r>
+        <w:rPr>
+          <w:rFonts w:ascii="Verdana" w:hAnsi="Verdana"/>
+          <w:i/>
+          <w:sz w:val="14"/>
+        </w:rPr>
+        <w:t>Note 122: On attribue aux latitudes sud des valeurs négatives.</w:t>
+      </w:r>
+    </w:p>
+    <w:p>
+      <w:r>
+        <w:rPr>
+          <w:rFonts w:ascii="Verdana" w:hAnsi="Verdana"/>
+          <w:i/>
+          <w:sz w:val="14"/>
+        </w:rPr>
+        <w:t>Note 123: Les composantes v dans le sens sud–nord sont indiquées par des valeurs positives.</w:t>
+      </w:r>
+    </w:p>
+    <w:p>
+      <w:r>
+        <w:rPr>
+          <w:rFonts w:ascii="Verdana" w:hAnsi="Verdana"/>
+          <w:i/>
+          <w:sz w:val="14"/>
+        </w:rPr>
+        <w:t>Note 126: Les stations situées à moins de 1° du pôle Nord ou du pôle Sud chiffrent leurs observations de la direction du vent de surface avec le limbe d’azimut orienté de sorte que son zéro coïncide avec le méridien de Greenwich.</w:t>
+      </w:r>
+    </w:p>
+    <w:p>
+      <w:r>
+        <w:rPr>
+          <w:rFonts w:ascii="Verdana" w:hAnsi="Verdana"/>
+          <w:i/>
+          <w:sz w:val="14"/>
+        </w:rPr>
+        <w:t>Note 145: Pour indiquer à quoi se rapportent les périodes ou les décalages dans le temps, on peut se servir du code donné pour la caractéristique temporelle dans la table 0 08 021.</w:t>
+      </w:r>
+    </w:p>
+    <w:p>
+      <w:r>
+        <w:rPr>
+          <w:rFonts w:ascii="Verdana" w:hAnsi="Verdana"/>
+          <w:i/>
+          <w:sz w:val="14"/>
+        </w:rPr>
+        <w:t>Note 149: Lorsque la situation dans le temps correspond à des valeurs de prévision, elle indique le temps de l'état initial ou le début de la période de prévision; si elle correspond à des moyennes d'ensemble de valeurs de prévisions, elle indique l'état initial ou le début de la première prévision d'où les moyennes d'ensemble sont dérivées.</w:t>
+      </w:r>
+    </w:p>
+    <w:p>
+      <w:r>
+        <w:rPr>
+          <w:rFonts w:ascii="Verdana" w:hAnsi="Verdana"/>
+          <w:i/>
+          <w:sz w:val="14"/>
+        </w:rPr>
+        <w:t>Note 155: Cette classe peut aussi contenir des éléments concernant les méthodes d’observation.</w:t>
+      </w:r>
+    </w:p>
+    <w:p>
+      <w:r>
+        <w:rPr>
+          <w:rFonts w:ascii="Verdana" w:hAnsi="Verdana"/>
+          <w:i/>
+          <w:sz w:val="14"/>
+        </w:rPr>
+        <w:t>Note 156: La présente classe doit contenir des éléments décrivant les instruments utilisés pour obtenir les éléments météorologiques représentés.</w:t>
+      </w:r>
+    </w:p>
+    <w:p>
+      <w:r>
+        <w:rPr>
+          <w:rFonts w:ascii="Verdana" w:hAnsi="Verdana"/>
+          <w:i/>
+          <w:sz w:val="14"/>
+        </w:rPr>
+        <w:t>Note 158: Pour les périodes ou les décalages dans le temps et pour les incréments temporels, il faut préalablement une définition de l'origine de la position dans le temps, suivie, le cas échéant, d'une définition de l'élément qualificatif temporel.</w:t>
+      </w:r>
+    </w:p>
+    <w:p>
+      <w:r>
+        <w:rPr>
+          <w:rFonts w:ascii="Verdana" w:hAnsi="Verdana"/>
+          <w:i/>
+          <w:sz w:val="14"/>
+        </w:rPr>
+        <w:t>Note 160: Le rayonnement ascendant est indiqué par des valeurs négatives.</w:t>
+      </w:r>
+    </w:p>
+    <w:p>
+      <w:r>
+        <w:rPr>
+          <w:rFonts w:ascii="Verdana" w:hAnsi="Verdana"/>
+          <w:i/>
+          <w:sz w:val="14"/>
+        </w:rPr>
+        <w:t>Note 161: Les composantes w ascendantes sont indiquées par des valeurs positives, pour lesquelles l’unité est le m s –1 .</w:t>
+      </w:r>
+    </w:p>
+    <w:p>
+      <w:r>
+        <w:rPr>
+          <w:rFonts w:ascii="Verdana" w:hAnsi="Verdana"/>
+          <w:i/>
+          <w:sz w:val="14"/>
+        </w:rPr>
+        <w:t>Note 162: Intervalles utiles utilisés ci-dessus: 10 11 Bq à 10 19 Bq pour les rejets; 10 –2 Bq à 10 7 Bq et 10 –2 mSv à 10 7 mSv pour la concentration et les doses.</w:t>
+      </w:r>
+    </w:p>
+    <w:p>
+      <w:r>
+        <w:rPr>
+          <w:rFonts w:ascii="Verdana" w:hAnsi="Verdana"/>
+          <w:i/>
+          <w:sz w:val="14"/>
+        </w:rPr>
+        <w:t>Note 163: Les valeurs de la latitude et de l’incrément de latitude se situent dans les limites de la plage allant de –90 degrés à +90 degrés.</w:t>
+      </w:r>
+    </w:p>
+    <w:p>
+      <w:r>
+        <w:rPr>
+          <w:rFonts w:ascii="Verdana" w:hAnsi="Verdana"/>
+          <w:i/>
+          <w:sz w:val="14"/>
+        </w:rPr>
+        <w:t>Note 164: Les valeurs de longitude se situent dans les limites de la plage allant de –180 degrés à +180 degrés.</w:t>
+      </w:r>
+    </w:p>
+    <w:p>
+      <w:r>
+        <w:rPr>
+          <w:rFonts w:ascii="Verdana" w:hAnsi="Verdana"/>
+          <w:i/>
+          <w:sz w:val="14"/>
+        </w:rPr>
+        <w:t>Note 165: Des données correspondant à des éléments verticaux et à la pression sont utilisées pour définir des valeurs de ces éléments indépendantes de l’élément ou de la variable déterminant la coordonnée verticale.</w:t>
+      </w:r>
+    </w:p>
+    <w:p>
+      <w:r>
+        <w:rPr>
+          <w:rFonts w:ascii="Verdana" w:hAnsi="Verdana"/>
+          <w:i/>
+          <w:sz w:val="14"/>
+        </w:rPr>
+        <w:t>Note 166: On attribue aux longitudes ouest des valeurs négatives.</w:t>
+      </w:r>
+    </w:p>
+    <w:p>
+      <w:r>
+        <w:rPr>
+          <w:rFonts w:ascii="Verdana" w:hAnsi="Verdana"/>
+          <w:i/>
+          <w:sz w:val="14"/>
+        </w:rPr>
+        <w:t>Note 167: Les composantes u dans le sens ouest–est sont indiquées par des valeurs positives.</w:t>
+      </w:r>
+    </w:p>
+    <w:p>
+      <w:r>
+        <w:rPr>
+          <w:rFonts w:ascii="Verdana" w:hAnsi="Verdana"/>
+          <w:i/>
+          <w:sz w:val="14"/>
+        </w:rPr>
+        <w:t>Note 176: Lorsqu'il faut plus d'une période ou d'un décalage dans le temps pour définir des indications temporelles complexes, les définitions se succèdent immédiatement, dans l'ordre suivant: période d'ensemble (le cas échéant); période de prévision (le cas échéant); période correspondant à une moyenne ou une accumulation (le cas échéant).</w:t>
+      </w:r>
+    </w:p>
+    <w:p>
+      <w:r>
+        <w:rPr>
+          <w:rFonts w:ascii="Verdana" w:hAnsi="Verdana"/>
+          <w:i/>
+          <w:sz w:val="14"/>
+        </w:rPr>
+        <w:t>Note 178: Lorsque la colonne Nom de l’élément porte la mention «sur une période déterminée», on précise, à l’aide de descripteurs de la classe 04, la période considérée.</w:t>
+      </w:r>
+    </w:p>
+    <w:p>
+      <w:r>
+        <w:rPr>
+          <w:rFonts w:ascii="Verdana" w:hAnsi="Verdana"/>
+          <w:i/>
+          <w:sz w:val="14"/>
+        </w:rPr>
+        <w:t>Note 179: Lorsqu’on établit une somme ou une moyenne (par exemple sur une certaine période), on peut représenter le nombre total de valeurs prises en considération pour obtenir cette somme ou cette moyenne en utilisant le descripteur 0 08 022.</w:t>
+      </w:r>
+    </w:p>
+    <w:p>
+      <w:r>
+        <w:rPr>
+          <w:rFonts w:ascii="Verdana" w:hAnsi="Verdana"/>
+          <w:i/>
+          <w:sz w:val="14"/>
+        </w:rPr>
+        <w:t>Note 180: Normes pour la transmission des vents: Vitesse Direction Pas d’observation Manquante Manquante Calme 0 0 Observation normale &gt; 0 1° – 360° Vitesse seulement &gt; 0 Manquante Direction seulement Manquante 1° – 360° «Léger et variable» &gt; 0 0</w:t>
+      </w:r>
+    </w:p>
+    <w:p>
+      <w:r>
+        <w:rPr>
+          <w:rFonts w:ascii="Verdana" w:hAnsi="Verdana"/>
+          <w:i/>
+          <w:sz w:val="14"/>
+        </w:rPr>
+        <w:t>Note 181: Normes pour la transmission des vagues de la mer du vent et des vagues: Observation Vitesse Direction Pas d’observation Manquante Manquante Calme 0 0 Observation normale &gt; 0 1° – 360° Vitesse seulement &gt; 0 Manquante Direction seulement Manquante 1° – 360° «Léger et variable» &gt; 0 0</w:t>
       </w:r>
     </w:p>
     <w:tbl>
@@ -58,6 +398,9 @@
             <w:shd w:val="clear" w:color="auto" w:fill="D9D9D9"/>
           </w:tcPr>
           <w:p>
+            <w:pPr>
+              <w:spacing w:before="20" w:after="20"/>
+            </w:pPr>
             <w:r/>
             <w:r>
               <w:rPr>
@@ -75,6 +418,9 @@
             <w:shd w:val="clear" w:color="auto" w:fill="D9D9D9"/>
           </w:tcPr>
           <w:p>
+            <w:pPr>
+              <w:spacing w:before="20" w:after="20"/>
+            </w:pPr>
             <w:r/>
             <w:r>
               <w:rPr>
@@ -92,6 +438,9 @@
             <w:shd w:val="clear" w:color="auto" w:fill="D9D9D9"/>
           </w:tcPr>
           <w:p>
+            <w:pPr>
+              <w:spacing w:before="20" w:after="20"/>
+            </w:pPr>
             <w:r/>
             <w:r>
               <w:rPr>
@@ -109,6 +458,9 @@
             <w:shd w:val="clear" w:color="auto" w:fill="D9D9D9"/>
           </w:tcPr>
           <w:p>
+            <w:pPr>
+              <w:spacing w:before="20" w:after="20"/>
+            </w:pPr>
             <w:r/>
             <w:r>
               <w:rPr>
@@ -126,6 +478,9 @@
             <w:shd w:val="clear" w:color="auto" w:fill="D9D9D9"/>
           </w:tcPr>
           <w:p>
+            <w:pPr>
+              <w:spacing w:before="20" w:after="20"/>
+            </w:pPr>
             <w:r/>
             <w:r>
               <w:rPr>
@@ -143,6 +498,9 @@
             <w:shd w:val="clear" w:color="auto" w:fill="D9D9D9"/>
           </w:tcPr>
           <w:p>
+            <w:pPr>
+              <w:spacing w:before="20" w:after="20"/>
+            </w:pPr>
             <w:r/>
             <w:r>
               <w:rPr>
@@ -160,6 +518,9 @@
             <w:shd w:val="clear" w:color="auto" w:fill="D9D9D9"/>
           </w:tcPr>
           <w:p>
+            <w:pPr>
+              <w:spacing w:before="20" w:after="20"/>
+            </w:pPr>
             <w:r/>
             <w:r>
               <w:rPr>
@@ -177,6 +538,9 @@
             <w:shd w:val="clear" w:color="auto" w:fill="D9D9D9"/>
           </w:tcPr>
           <w:p>
+            <w:pPr>
+              <w:spacing w:before="20" w:after="20"/>
+            </w:pPr>
             <w:r/>
             <w:r>
               <w:rPr>
@@ -194,6 +558,9 @@
             <w:shd w:val="clear" w:color="auto" w:fill="D9D9D9"/>
           </w:tcPr>
           <w:p>
+            <w:pPr>
+              <w:spacing w:before="20" w:after="20"/>
+            </w:pPr>
             <w:r/>
             <w:r>
               <w:rPr>
@@ -211,6 +578,9 @@
             <w:shd w:val="clear" w:color="auto" w:fill="D9D9D9"/>
           </w:tcPr>
           <w:p>
+            <w:pPr>
+              <w:spacing w:before="20" w:after="20"/>
+            </w:pPr>
             <w:r/>
             <w:r>
               <w:rPr>
@@ -232,6 +602,9 @@
             <w:tcW w:type="dxa" w:w="1514"/>
           </w:tcPr>
           <w:p>
+            <w:pPr>
+              <w:spacing w:before="20" w:after="20"/>
+            </w:pPr>
             <w:r/>
             <w:r>
               <w:rPr>
@@ -248,6 +621,9 @@
             <w:tcW w:type="dxa" w:w="1514"/>
           </w:tcPr>
           <w:p>
+            <w:pPr>
+              <w:spacing w:before="20" w:after="20"/>
+            </w:pPr>
             <w:r/>
             <w:r>
               <w:rPr>
@@ -264,6 +640,27 @@
             <w:tcW w:type="dxa" w:w="1514"/>
           </w:tcPr>
           <w:p>
+            <w:pPr>
+              <w:spacing w:before="20" w:after="20"/>
+            </w:pPr>
+            <w:r/>
+            <w:r>
+              <w:rPr>
+                <w:rFonts w:ascii="Verdana" w:hAnsi="Verdana"/>
+                <w:sz w:val="16"/>
+              </w:rPr>
+              <w:t>m</w:t>
+            </w:r>
+          </w:p>
+        </w:tc>
+        <w:tc>
+          <w:tcPr>
+            <w:tcW w:type="dxa" w:w="1514"/>
+          </w:tcPr>
+          <w:p>
+            <w:pPr>
+              <w:spacing w:before="20" w:after="20"/>
+            </w:pPr>
             <w:r/>
             <w:r>
               <w:rPr>
@@ -271,6 +668,62 @@
                 <w:b w:val="0"/>
                 <w:sz w:val="16"/>
               </w:rPr>
+              <w:t>0</w:t>
+            </w:r>
+          </w:p>
+        </w:tc>
+        <w:tc>
+          <w:tcPr>
+            <w:tcW w:type="dxa" w:w="1514"/>
+          </w:tcPr>
+          <w:p>
+            <w:pPr>
+              <w:spacing w:before="20" w:after="20"/>
+            </w:pPr>
+            <w:r/>
+            <w:r>
+              <w:rPr>
+                <w:rFonts w:ascii="Verdana" w:hAnsi="Verdana"/>
+                <w:b w:val="0"/>
+                <w:sz w:val="16"/>
+              </w:rPr>
+              <w:t>-400</w:t>
+            </w:r>
+          </w:p>
+        </w:tc>
+        <w:tc>
+          <w:tcPr>
+            <w:tcW w:type="dxa" w:w="1514"/>
+          </w:tcPr>
+          <w:p>
+            <w:pPr>
+              <w:spacing w:before="20" w:after="20"/>
+            </w:pPr>
+            <w:r/>
+            <w:r>
+              <w:rPr>
+                <w:rFonts w:ascii="Verdana" w:hAnsi="Verdana"/>
+                <w:b w:val="0"/>
+                <w:sz w:val="16"/>
+              </w:rPr>
+              <w:t>15</w:t>
+            </w:r>
+          </w:p>
+        </w:tc>
+        <w:tc>
+          <w:tcPr>
+            <w:tcW w:type="dxa" w:w="1514"/>
+          </w:tcPr>
+          <w:p>
+            <w:pPr>
+              <w:spacing w:before="20" w:after="20"/>
+            </w:pPr>
+            <w:r/>
+            <w:r>
+              <w:rPr>
+                <w:rFonts w:ascii="Verdana" w:hAnsi="Verdana"/>
+                <w:sz w:val="16"/>
+              </w:rPr>
               <w:t>m</w:t>
             </w:r>
           </w:p>
@@ -280,6 +733,9 @@
             <w:tcW w:type="dxa" w:w="1514"/>
           </w:tcPr>
           <w:p>
+            <w:pPr>
+              <w:spacing w:before="20" w:after="20"/>
+            </w:pPr>
             <w:r/>
             <w:r>
               <w:rPr>
@@ -296,6 +752,9 @@
             <w:tcW w:type="dxa" w:w="1514"/>
           </w:tcPr>
           <w:p>
+            <w:pPr>
+              <w:spacing w:before="20" w:after="20"/>
+            </w:pPr>
             <w:r/>
             <w:r>
               <w:rPr>
@@ -303,70 +762,6 @@
                 <w:b w:val="0"/>
                 <w:sz w:val="16"/>
               </w:rPr>
-              <w:t>-400</w:t>
-            </w:r>
-          </w:p>
-        </w:tc>
-        <w:tc>
-          <w:tcPr>
-            <w:tcW w:type="dxa" w:w="1514"/>
-          </w:tcPr>
-          <w:p>
-            <w:r/>
-            <w:r>
-              <w:rPr>
-                <w:rFonts w:ascii="Verdana" w:hAnsi="Verdana"/>
-                <w:b w:val="0"/>
-                <w:sz w:val="16"/>
-              </w:rPr>
-              <w:t>15</w:t>
-            </w:r>
-          </w:p>
-        </w:tc>
-        <w:tc>
-          <w:tcPr>
-            <w:tcW w:type="dxa" w:w="1514"/>
-          </w:tcPr>
-          <w:p>
-            <w:r/>
-            <w:r>
-              <w:rPr>
-                <w:rFonts w:ascii="Verdana" w:hAnsi="Verdana"/>
-                <w:b w:val="0"/>
-                <w:sz w:val="16"/>
-              </w:rPr>
-              <w:t>m</w:t>
-            </w:r>
-          </w:p>
-        </w:tc>
-        <w:tc>
-          <w:tcPr>
-            <w:tcW w:type="dxa" w:w="1514"/>
-          </w:tcPr>
-          <w:p>
-            <w:r/>
-            <w:r>
-              <w:rPr>
-                <w:rFonts w:ascii="Verdana" w:hAnsi="Verdana"/>
-                <w:b w:val="0"/>
-                <w:sz w:val="16"/>
-              </w:rPr>
-              <w:t>0</w:t>
-            </w:r>
-          </w:p>
-        </w:tc>
-        <w:tc>
-          <w:tcPr>
-            <w:tcW w:type="dxa" w:w="1514"/>
-          </w:tcPr>
-          <w:p>
-            <w:r/>
-            <w:r>
-              <w:rPr>
-                <w:rFonts w:ascii="Verdana" w:hAnsi="Verdana"/>
-                <w:b w:val="0"/>
-                <w:sz w:val="16"/>
-              </w:rPr>
               <w:t>5</w:t>
             </w:r>
           </w:p>
@@ -376,6 +771,9 @@
             <w:tcW w:type="dxa" w:w="1514"/>
           </w:tcPr>
           <w:p>
+            <w:pPr>
+              <w:spacing w:before="20" w:after="20"/>
+            </w:pPr>
             <w:r/>
             <w:r>
               <w:rPr>
@@ -397,6 +795,9 @@
             <w:tcW w:type="dxa" w:w="1514"/>
           </w:tcPr>
           <w:p>
+            <w:pPr>
+              <w:spacing w:before="20" w:after="20"/>
+            </w:pPr>
             <w:r/>
             <w:r>
               <w:rPr>
@@ -413,6 +814,9 @@
             <w:tcW w:type="dxa" w:w="1514"/>
           </w:tcPr>
           <w:p>
+            <w:pPr>
+              <w:spacing w:before="20" w:after="20"/>
+            </w:pPr>
             <w:r/>
             <w:r>
               <w:rPr>
@@ -429,6 +833,27 @@
             <w:tcW w:type="dxa" w:w="1514"/>
           </w:tcPr>
           <w:p>
+            <w:pPr>
+              <w:spacing w:before="20" w:after="20"/>
+            </w:pPr>
+            <w:r/>
+            <w:r>
+              <w:rPr>
+                <w:rFonts w:ascii="Verdana" w:hAnsi="Verdana"/>
+                <w:sz w:val="16"/>
+              </w:rPr>
+              <w:t>m</w:t>
+            </w:r>
+          </w:p>
+        </w:tc>
+        <w:tc>
+          <w:tcPr>
+            <w:tcW w:type="dxa" w:w="1514"/>
+          </w:tcPr>
+          <w:p>
+            <w:pPr>
+              <w:spacing w:before="20" w:after="20"/>
+            </w:pPr>
             <w:r/>
             <w:r>
               <w:rPr>
@@ -436,6 +861,62 @@
                 <w:b w:val="0"/>
                 <w:sz w:val="16"/>
               </w:rPr>
+              <w:t>-1</w:t>
+            </w:r>
+          </w:p>
+        </w:tc>
+        <w:tc>
+          <w:tcPr>
+            <w:tcW w:type="dxa" w:w="1514"/>
+          </w:tcPr>
+          <w:p>
+            <w:pPr>
+              <w:spacing w:before="20" w:after="20"/>
+            </w:pPr>
+            <w:r/>
+            <w:r>
+              <w:rPr>
+                <w:rFonts w:ascii="Verdana" w:hAnsi="Verdana"/>
+                <w:b w:val="0"/>
+                <w:sz w:val="16"/>
+              </w:rPr>
+              <w:t>-40</w:t>
+            </w:r>
+          </w:p>
+        </w:tc>
+        <w:tc>
+          <w:tcPr>
+            <w:tcW w:type="dxa" w:w="1514"/>
+          </w:tcPr>
+          <w:p>
+            <w:pPr>
+              <w:spacing w:before="20" w:after="20"/>
+            </w:pPr>
+            <w:r/>
+            <w:r>
+              <w:rPr>
+                <w:rFonts w:ascii="Verdana" w:hAnsi="Verdana"/>
+                <w:b w:val="0"/>
+                <w:sz w:val="16"/>
+              </w:rPr>
+              <w:t>16</w:t>
+            </w:r>
+          </w:p>
+        </w:tc>
+        <w:tc>
+          <w:tcPr>
+            <w:tcW w:type="dxa" w:w="1514"/>
+          </w:tcPr>
+          <w:p>
+            <w:pPr>
+              <w:spacing w:before="20" w:after="20"/>
+            </w:pPr>
+            <w:r/>
+            <w:r>
+              <w:rPr>
+                <w:rFonts w:ascii="Verdana" w:hAnsi="Verdana"/>
+                <w:sz w:val="16"/>
+              </w:rPr>
               <w:t>m</w:t>
             </w:r>
           </w:p>
@@ -445,6 +926,9 @@
             <w:tcW w:type="dxa" w:w="1514"/>
           </w:tcPr>
           <w:p>
+            <w:pPr>
+              <w:spacing w:before="20" w:after="20"/>
+            </w:pPr>
             <w:r/>
             <w:r>
               <w:rPr>
@@ -461,6 +945,9 @@
             <w:tcW w:type="dxa" w:w="1514"/>
           </w:tcPr>
           <w:p>
+            <w:pPr>
+              <w:spacing w:before="20" w:after="20"/>
+            </w:pPr>
             <w:r/>
             <w:r>
               <w:rPr>
@@ -468,70 +955,6 @@
                 <w:b w:val="0"/>
                 <w:sz w:val="16"/>
               </w:rPr>
-              <w:t>-40</w:t>
-            </w:r>
-          </w:p>
-        </w:tc>
-        <w:tc>
-          <w:tcPr>
-            <w:tcW w:type="dxa" w:w="1514"/>
-          </w:tcPr>
-          <w:p>
-            <w:r/>
-            <w:r>
-              <w:rPr>
-                <w:rFonts w:ascii="Verdana" w:hAnsi="Verdana"/>
-                <w:b w:val="0"/>
-                <w:sz w:val="16"/>
-              </w:rPr>
-              <w:t>16</w:t>
-            </w:r>
-          </w:p>
-        </w:tc>
-        <w:tc>
-          <w:tcPr>
-            <w:tcW w:type="dxa" w:w="1514"/>
-          </w:tcPr>
-          <w:p>
-            <w:r/>
-            <w:r>
-              <w:rPr>
-                <w:rFonts w:ascii="Verdana" w:hAnsi="Verdana"/>
-                <w:b w:val="0"/>
-                <w:sz w:val="16"/>
-              </w:rPr>
-              <w:t>m</w:t>
-            </w:r>
-          </w:p>
-        </w:tc>
-        <w:tc>
-          <w:tcPr>
-            <w:tcW w:type="dxa" w:w="1514"/>
-          </w:tcPr>
-          <w:p>
-            <w:r/>
-            <w:r>
-              <w:rPr>
-                <w:rFonts w:ascii="Verdana" w:hAnsi="Verdana"/>
-                <w:b w:val="0"/>
-                <w:sz w:val="16"/>
-              </w:rPr>
-              <w:t>-1</w:t>
-            </w:r>
-          </w:p>
-        </w:tc>
-        <w:tc>
-          <w:tcPr>
-            <w:tcW w:type="dxa" w:w="1514"/>
-          </w:tcPr>
-          <w:p>
-            <w:r/>
-            <w:r>
-              <w:rPr>
-                <w:rFonts w:ascii="Verdana" w:hAnsi="Verdana"/>
-                <w:b w:val="0"/>
-                <w:sz w:val="16"/>
-              </w:rPr>
               <w:t>5</w:t>
             </w:r>
           </w:p>
@@ -541,6 +964,9 @@
             <w:tcW w:type="dxa" w:w="1514"/>
           </w:tcPr>
           <w:p>
+            <w:pPr>
+              <w:spacing w:before="20" w:after="20"/>
+            </w:pPr>
             <w:r/>
             <w:r>
               <w:rPr>
@@ -561,6 +987,9 @@
             <w:tcW w:type="dxa" w:w="1514"/>
           </w:tcPr>
           <w:p>
+            <w:pPr>
+              <w:spacing w:before="20" w:after="20"/>
+            </w:pPr>
             <w:r/>
             <w:r>
               <w:rPr>
@@ -577,6 +1006,9 @@
             <w:tcW w:type="dxa" w:w="1514"/>
           </w:tcPr>
           <w:p>
+            <w:pPr>
+              <w:spacing w:before="20" w:after="20"/>
+            </w:pPr>
             <w:r/>
             <w:r>
               <w:rPr>
@@ -593,6 +1025,50 @@
             <w:tcW w:type="dxa" w:w="1514"/>
           </w:tcPr>
           <w:p>
+            <w:pPr>
+              <w:spacing w:before="20" w:after="20"/>
+            </w:pPr>
+            <w:r/>
+            <w:r>
+              <w:rPr>
+                <w:rFonts w:ascii="Verdana" w:hAnsi="Verdana"/>
+                <w:sz w:val="16"/>
+              </w:rPr>
+              <w:t>m</w:t>
+            </w:r>
+            <w:r>
+              <w:rPr>
+                <w:rFonts w:ascii="Verdana" w:hAnsi="Verdana"/>
+                <w:sz w:val="16"/>
+                <w:vertAlign w:val="superscript"/>
+              </w:rPr>
+              <w:t>2</w:t>
+            </w:r>
+            <w:r>
+              <w:rPr>
+                <w:rFonts w:ascii="Verdana" w:hAnsi="Verdana"/>
+                <w:sz w:val="16"/>
+              </w:rPr>
+              <w:t xml:space="preserve"> s</w:t>
+            </w:r>
+            <w:r>
+              <w:rPr>
+                <w:rFonts w:ascii="Verdana" w:hAnsi="Verdana"/>
+                <w:sz w:val="16"/>
+                <w:vertAlign w:val="superscript"/>
+              </w:rPr>
+              <w:t>-2</w:t>
+            </w:r>
+          </w:p>
+        </w:tc>
+        <w:tc>
+          <w:tcPr>
+            <w:tcW w:type="dxa" w:w="1514"/>
+          </w:tcPr>
+          <w:p>
+            <w:pPr>
+              <w:spacing w:before="20" w:after="20"/>
+            </w:pPr>
             <w:r/>
             <w:r>
               <w:rPr>
@@ -600,15 +1076,18 @@
                 <w:b w:val="0"/>
                 <w:sz w:val="16"/>
               </w:rPr>
-              <w:t>m2 s-2</w:t>
-            </w:r>
-          </w:p>
-        </w:tc>
-        <w:tc>
-          <w:tcPr>
-            <w:tcW w:type="dxa" w:w="1514"/>
-          </w:tcPr>
-          <w:p>
+              <w:t>-1</w:t>
+            </w:r>
+          </w:p>
+        </w:tc>
+        <w:tc>
+          <w:tcPr>
+            <w:tcW w:type="dxa" w:w="1514"/>
+          </w:tcPr>
+          <w:p>
+            <w:pPr>
+              <w:spacing w:before="20" w:after="20"/>
+            </w:pPr>
             <w:r/>
             <w:r>
               <w:rPr>
@@ -616,6 +1095,85 @@
                 <w:b w:val="0"/>
                 <w:sz w:val="16"/>
               </w:rPr>
+              <w:t>-400</w:t>
+            </w:r>
+          </w:p>
+        </w:tc>
+        <w:tc>
+          <w:tcPr>
+            <w:tcW w:type="dxa" w:w="1514"/>
+          </w:tcPr>
+          <w:p>
+            <w:pPr>
+              <w:spacing w:before="20" w:after="20"/>
+            </w:pPr>
+            <w:r/>
+            <w:r>
+              <w:rPr>
+                <w:rFonts w:ascii="Verdana" w:hAnsi="Verdana"/>
+                <w:b w:val="0"/>
+                <w:sz w:val="16"/>
+              </w:rPr>
+              <w:t>17</w:t>
+            </w:r>
+          </w:p>
+        </w:tc>
+        <w:tc>
+          <w:tcPr>
+            <w:tcW w:type="dxa" w:w="1514"/>
+          </w:tcPr>
+          <w:p>
+            <w:pPr>
+              <w:spacing w:before="20" w:after="20"/>
+            </w:pPr>
+            <w:r/>
+            <w:r>
+              <w:rPr>
+                <w:rFonts w:ascii="Verdana" w:hAnsi="Verdana"/>
+                <w:sz w:val="16"/>
+              </w:rPr>
+              <w:t>m</w:t>
+            </w:r>
+            <w:r>
+              <w:rPr>
+                <w:rFonts w:ascii="Verdana" w:hAnsi="Verdana"/>
+                <w:sz w:val="16"/>
+                <w:vertAlign w:val="superscript"/>
+              </w:rPr>
+              <w:t>2</w:t>
+            </w:r>
+            <w:r>
+              <w:rPr>
+                <w:rFonts w:ascii="Verdana" w:hAnsi="Verdana"/>
+                <w:sz w:val="16"/>
+              </w:rPr>
+              <w:t xml:space="preserve"> s</w:t>
+            </w:r>
+            <w:r>
+              <w:rPr>
+                <w:rFonts w:ascii="Verdana" w:hAnsi="Verdana"/>
+                <w:sz w:val="16"/>
+                <w:vertAlign w:val="superscript"/>
+              </w:rPr>
+              <w:t>-2</w:t>
+            </w:r>
+          </w:p>
+        </w:tc>
+        <w:tc>
+          <w:tcPr>
+            <w:tcW w:type="dxa" w:w="1514"/>
+          </w:tcPr>
+          <w:p>
+            <w:pPr>
+              <w:spacing w:before="20" w:after="20"/>
+            </w:pPr>
+            <w:r/>
+            <w:r>
+              <w:rPr>
+                <w:rFonts w:ascii="Verdana" w:hAnsi="Verdana"/>
+                <w:b w:val="0"/>
+                <w:sz w:val="16"/>
+              </w:rPr>
               <w:t>-1</w:t>
             </w:r>
           </w:p>
@@ -625,6 +1183,9 @@
             <w:tcW w:type="dxa" w:w="1514"/>
           </w:tcPr>
           <w:p>
+            <w:pPr>
+              <w:spacing w:before="20" w:after="20"/>
+            </w:pPr>
             <w:r/>
             <w:r>
               <w:rPr>
@@ -632,70 +1193,6 @@
                 <w:b w:val="0"/>
                 <w:sz w:val="16"/>
               </w:rPr>
-              <w:t>-400</w:t>
-            </w:r>
-          </w:p>
-        </w:tc>
-        <w:tc>
-          <w:tcPr>
-            <w:tcW w:type="dxa" w:w="1514"/>
-          </w:tcPr>
-          <w:p>
-            <w:r/>
-            <w:r>
-              <w:rPr>
-                <w:rFonts w:ascii="Verdana" w:hAnsi="Verdana"/>
-                <w:b w:val="0"/>
-                <w:sz w:val="16"/>
-              </w:rPr>
-              <w:t>17</w:t>
-            </w:r>
-          </w:p>
-        </w:tc>
-        <w:tc>
-          <w:tcPr>
-            <w:tcW w:type="dxa" w:w="1514"/>
-          </w:tcPr>
-          <w:p>
-            <w:r/>
-            <w:r>
-              <w:rPr>
-                <w:rFonts w:ascii="Verdana" w:hAnsi="Verdana"/>
-                <w:b w:val="0"/>
-                <w:sz w:val="16"/>
-              </w:rPr>
-              <w:t>m2 s-2</w:t>
-            </w:r>
-          </w:p>
-        </w:tc>
-        <w:tc>
-          <w:tcPr>
-            <w:tcW w:type="dxa" w:w="1514"/>
-          </w:tcPr>
-          <w:p>
-            <w:r/>
-            <w:r>
-              <w:rPr>
-                <w:rFonts w:ascii="Verdana" w:hAnsi="Verdana"/>
-                <w:b w:val="0"/>
-                <w:sz w:val="16"/>
-              </w:rPr>
-              <w:t>-1</w:t>
-            </w:r>
-          </w:p>
-        </w:tc>
-        <w:tc>
-          <w:tcPr>
-            <w:tcW w:type="dxa" w:w="1514"/>
-          </w:tcPr>
-          <w:p>
-            <w:r/>
-            <w:r>
-              <w:rPr>
-                <w:rFonts w:ascii="Verdana" w:hAnsi="Verdana"/>
-                <w:b w:val="0"/>
-                <w:sz w:val="16"/>
-              </w:rPr>
               <w:t>6</w:t>
             </w:r>
           </w:p>
@@ -705,6 +1202,9 @@
             <w:tcW w:type="dxa" w:w="1514"/>
           </w:tcPr>
           <w:p>
+            <w:pPr>
+              <w:spacing w:before="20" w:after="20"/>
+            </w:pPr>
             <w:r/>
             <w:r>
               <w:rPr>
@@ -725,6 +1225,9 @@
             <w:tcW w:type="dxa" w:w="1514"/>
           </w:tcPr>
           <w:p>
+            <w:pPr>
+              <w:spacing w:before="20" w:after="20"/>
+            </w:pPr>
             <w:r/>
             <w:r>
               <w:rPr>
@@ -741,6 +1244,9 @@
             <w:tcW w:type="dxa" w:w="1514"/>
           </w:tcPr>
           <w:p>
+            <w:pPr>
+              <w:spacing w:before="20" w:after="20"/>
+            </w:pPr>
             <w:r/>
             <w:r>
               <w:rPr>
@@ -757,6 +1263,27 @@
             <w:tcW w:type="dxa" w:w="1514"/>
           </w:tcPr>
           <w:p>
+            <w:pPr>
+              <w:spacing w:before="20" w:after="20"/>
+            </w:pPr>
+            <w:r/>
+            <w:r>
+              <w:rPr>
+                <w:rFonts w:ascii="Verdana" w:hAnsi="Verdana"/>
+                <w:sz w:val="16"/>
+              </w:rPr>
+              <w:t>Pa</w:t>
+            </w:r>
+          </w:p>
+        </w:tc>
+        <w:tc>
+          <w:tcPr>
+            <w:tcW w:type="dxa" w:w="1514"/>
+          </w:tcPr>
+          <w:p>
+            <w:pPr>
+              <w:spacing w:before="20" w:after="20"/>
+            </w:pPr>
             <w:r/>
             <w:r>
               <w:rPr>
@@ -764,6 +1291,62 @@
                 <w:b w:val="0"/>
                 <w:sz w:val="16"/>
               </w:rPr>
+              <w:t>-1</w:t>
+            </w:r>
+          </w:p>
+        </w:tc>
+        <w:tc>
+          <w:tcPr>
+            <w:tcW w:type="dxa" w:w="1514"/>
+          </w:tcPr>
+          <w:p>
+            <w:pPr>
+              <w:spacing w:before="20" w:after="20"/>
+            </w:pPr>
+            <w:r/>
+            <w:r>
+              <w:rPr>
+                <w:rFonts w:ascii="Verdana" w:hAnsi="Verdana"/>
+                <w:b w:val="0"/>
+                <w:sz w:val="16"/>
+              </w:rPr>
+              <w:t>0</w:t>
+            </w:r>
+          </w:p>
+        </w:tc>
+        <w:tc>
+          <w:tcPr>
+            <w:tcW w:type="dxa" w:w="1514"/>
+          </w:tcPr>
+          <w:p>
+            <w:pPr>
+              <w:spacing w:before="20" w:after="20"/>
+            </w:pPr>
+            <w:r/>
+            <w:r>
+              <w:rPr>
+                <w:rFonts w:ascii="Verdana" w:hAnsi="Verdana"/>
+                <w:b w:val="0"/>
+                <w:sz w:val="16"/>
+              </w:rPr>
+              <w:t>14</w:t>
+            </w:r>
+          </w:p>
+        </w:tc>
+        <w:tc>
+          <w:tcPr>
+            <w:tcW w:type="dxa" w:w="1514"/>
+          </w:tcPr>
+          <w:p>
+            <w:pPr>
+              <w:spacing w:before="20" w:after="20"/>
+            </w:pPr>
+            <w:r/>
+            <w:r>
+              <w:rPr>
+                <w:rFonts w:ascii="Verdana" w:hAnsi="Verdana"/>
+                <w:sz w:val="16"/>
+              </w:rPr>
               <w:t>Pa</w:t>
             </w:r>
           </w:p>
@@ -773,6 +1356,9 @@
             <w:tcW w:type="dxa" w:w="1514"/>
           </w:tcPr>
           <w:p>
+            <w:pPr>
+              <w:spacing w:before="20" w:after="20"/>
+            </w:pPr>
             <w:r/>
             <w:r>
               <w:rPr>
@@ -789,6 +1375,9 @@
             <w:tcW w:type="dxa" w:w="1514"/>
           </w:tcPr>
           <w:p>
+            <w:pPr>
+              <w:spacing w:before="20" w:after="20"/>
+            </w:pPr>
             <w:r/>
             <w:r>
               <w:rPr>
@@ -796,70 +1385,6 @@
                 <w:b w:val="0"/>
                 <w:sz w:val="16"/>
               </w:rPr>
-              <w:t>0</w:t>
-            </w:r>
-          </w:p>
-        </w:tc>
-        <w:tc>
-          <w:tcPr>
-            <w:tcW w:type="dxa" w:w="1514"/>
-          </w:tcPr>
-          <w:p>
-            <w:r/>
-            <w:r>
-              <w:rPr>
-                <w:rFonts w:ascii="Verdana" w:hAnsi="Verdana"/>
-                <w:b w:val="0"/>
-                <w:sz w:val="16"/>
-              </w:rPr>
-              <w:t>14</w:t>
-            </w:r>
-          </w:p>
-        </w:tc>
-        <w:tc>
-          <w:tcPr>
-            <w:tcW w:type="dxa" w:w="1514"/>
-          </w:tcPr>
-          <w:p>
-            <w:r/>
-            <w:r>
-              <w:rPr>
-                <w:rFonts w:ascii="Verdana" w:hAnsi="Verdana"/>
-                <w:b w:val="0"/>
-                <w:sz w:val="16"/>
-              </w:rPr>
-              <w:t>Pa</w:t>
-            </w:r>
-          </w:p>
-        </w:tc>
-        <w:tc>
-          <w:tcPr>
-            <w:tcW w:type="dxa" w:w="1514"/>
-          </w:tcPr>
-          <w:p>
-            <w:r/>
-            <w:r>
-              <w:rPr>
-                <w:rFonts w:ascii="Verdana" w:hAnsi="Verdana"/>
-                <w:b w:val="0"/>
-                <w:sz w:val="16"/>
-              </w:rPr>
-              <w:t>-1</w:t>
-            </w:r>
-          </w:p>
-        </w:tc>
-        <w:tc>
-          <w:tcPr>
-            <w:tcW w:type="dxa" w:w="1514"/>
-          </w:tcPr>
-          <w:p>
-            <w:r/>
-            <w:r>
-              <w:rPr>
-                <w:rFonts w:ascii="Verdana" w:hAnsi="Verdana"/>
-                <w:b w:val="0"/>
-                <w:sz w:val="16"/>
-              </w:rPr>
               <w:t>5</w:t>
             </w:r>
           </w:p>
@@ -869,6 +1394,9 @@
             <w:tcW w:type="dxa" w:w="1514"/>
           </w:tcPr>
           <w:p>
+            <w:pPr>
+              <w:spacing w:before="20" w:after="20"/>
+            </w:pPr>
             <w:r/>
             <w:r>
               <w:rPr>
@@ -889,6 +1417,9 @@
             <w:tcW w:type="dxa" w:w="1514"/>
           </w:tcPr>
           <w:p>
+            <w:pPr>
+              <w:spacing w:before="20" w:after="20"/>
+            </w:pPr>
             <w:r/>
             <w:r>
               <w:rPr>
@@ -905,6 +1436,9 @@
             <w:tcW w:type="dxa" w:w="1514"/>
           </w:tcPr>
           <w:p>
+            <w:pPr>
+              <w:spacing w:before="20" w:after="20"/>
+            </w:pPr>
             <w:r/>
             <w:r>
               <w:rPr>
@@ -921,6 +1455,27 @@
             <w:tcW w:type="dxa" w:w="1514"/>
           </w:tcPr>
           <w:p>
+            <w:pPr>
+              <w:spacing w:before="20" w:after="20"/>
+            </w:pPr>
+            <w:r/>
+            <w:r>
+              <w:rPr>
+                <w:rFonts w:ascii="Verdana" w:hAnsi="Verdana"/>
+                <w:sz w:val="16"/>
+              </w:rPr>
+              <w:t>m</w:t>
+            </w:r>
+          </w:p>
+        </w:tc>
+        <w:tc>
+          <w:tcPr>
+            <w:tcW w:type="dxa" w:w="1514"/>
+          </w:tcPr>
+          <w:p>
+            <w:pPr>
+              <w:spacing w:before="20" w:after="20"/>
+            </w:pPr>
             <w:r/>
             <w:r>
               <w:rPr>
@@ -928,6 +1483,62 @@
                 <w:b w:val="0"/>
                 <w:sz w:val="16"/>
               </w:rPr>
+              <w:t>0</w:t>
+            </w:r>
+          </w:p>
+        </w:tc>
+        <w:tc>
+          <w:tcPr>
+            <w:tcW w:type="dxa" w:w="1514"/>
+          </w:tcPr>
+          <w:p>
+            <w:pPr>
+              <w:spacing w:before="20" w:after="20"/>
+            </w:pPr>
+            <w:r/>
+            <w:r>
+              <w:rPr>
+                <w:rFonts w:ascii="Verdana" w:hAnsi="Verdana"/>
+                <w:b w:val="0"/>
+                <w:sz w:val="16"/>
+              </w:rPr>
+              <w:t>-400</w:t>
+            </w:r>
+          </w:p>
+        </w:tc>
+        <w:tc>
+          <w:tcPr>
+            <w:tcW w:type="dxa" w:w="1514"/>
+          </w:tcPr>
+          <w:p>
+            <w:pPr>
+              <w:spacing w:before="20" w:after="20"/>
+            </w:pPr>
+            <w:r/>
+            <w:r>
+              <w:rPr>
+                <w:rFonts w:ascii="Verdana" w:hAnsi="Verdana"/>
+                <w:b w:val="0"/>
+                <w:sz w:val="16"/>
+              </w:rPr>
+              <w:t>12</w:t>
+            </w:r>
+          </w:p>
+        </w:tc>
+        <w:tc>
+          <w:tcPr>
+            <w:tcW w:type="dxa" w:w="1514"/>
+          </w:tcPr>
+          <w:p>
+            <w:pPr>
+              <w:spacing w:before="20" w:after="20"/>
+            </w:pPr>
+            <w:r/>
+            <w:r>
+              <w:rPr>
+                <w:rFonts w:ascii="Verdana" w:hAnsi="Verdana"/>
+                <w:sz w:val="16"/>
+              </w:rPr>
               <w:t>m</w:t>
             </w:r>
           </w:p>
@@ -937,6 +1548,9 @@
             <w:tcW w:type="dxa" w:w="1514"/>
           </w:tcPr>
           <w:p>
+            <w:pPr>
+              <w:spacing w:before="20" w:after="20"/>
+            </w:pPr>
             <w:r/>
             <w:r>
               <w:rPr>
@@ -953,6 +1567,9 @@
             <w:tcW w:type="dxa" w:w="1514"/>
           </w:tcPr>
           <w:p>
+            <w:pPr>
+              <w:spacing w:before="20" w:after="20"/>
+            </w:pPr>
             <w:r/>
             <w:r>
               <w:rPr>
@@ -960,70 +1577,6 @@
                 <w:b w:val="0"/>
                 <w:sz w:val="16"/>
               </w:rPr>
-              <w:t>-400</w:t>
-            </w:r>
-          </w:p>
-        </w:tc>
-        <w:tc>
-          <w:tcPr>
-            <w:tcW w:type="dxa" w:w="1514"/>
-          </w:tcPr>
-          <w:p>
-            <w:r/>
-            <w:r>
-              <w:rPr>
-                <w:rFonts w:ascii="Verdana" w:hAnsi="Verdana"/>
-                <w:b w:val="0"/>
-                <w:sz w:val="16"/>
-              </w:rPr>
-              <w:t>12</w:t>
-            </w:r>
-          </w:p>
-        </w:tc>
-        <w:tc>
-          <w:tcPr>
-            <w:tcW w:type="dxa" w:w="1514"/>
-          </w:tcPr>
-          <w:p>
-            <w:r/>
-            <w:r>
-              <w:rPr>
-                <w:rFonts w:ascii="Verdana" w:hAnsi="Verdana"/>
-                <w:b w:val="0"/>
-                <w:sz w:val="16"/>
-              </w:rPr>
-              <w:t>m</w:t>
-            </w:r>
-          </w:p>
-        </w:tc>
-        <w:tc>
-          <w:tcPr>
-            <w:tcW w:type="dxa" w:w="1514"/>
-          </w:tcPr>
-          <w:p>
-            <w:r/>
-            <w:r>
-              <w:rPr>
-                <w:rFonts w:ascii="Verdana" w:hAnsi="Verdana"/>
-                <w:b w:val="0"/>
-                <w:sz w:val="16"/>
-              </w:rPr>
-              <w:t>0</w:t>
-            </w:r>
-          </w:p>
-        </w:tc>
-        <w:tc>
-          <w:tcPr>
-            <w:tcW w:type="dxa" w:w="1514"/>
-          </w:tcPr>
-          <w:p>
-            <w:r/>
-            <w:r>
-              <w:rPr>
-                <w:rFonts w:ascii="Verdana" w:hAnsi="Verdana"/>
-                <w:b w:val="0"/>
-                <w:sz w:val="16"/>
-              </w:rPr>
               <w:t>4</w:t>
             </w:r>
           </w:p>
@@ -1033,6 +1586,9 @@
             <w:tcW w:type="dxa" w:w="1514"/>
           </w:tcPr>
           <w:p>
+            <w:pPr>
+              <w:spacing w:before="20" w:after="20"/>
+            </w:pPr>
             <w:r/>
             <w:r>
               <w:rPr>
@@ -1053,6 +1609,9 @@
             <w:tcW w:type="dxa" w:w="1514"/>
           </w:tcPr>
           <w:p>
+            <w:pPr>
+              <w:spacing w:before="20" w:after="20"/>
+            </w:pPr>
             <w:r/>
             <w:r>
               <w:rPr>
@@ -1069,6 +1628,9 @@
             <w:tcW w:type="dxa" w:w="1514"/>
           </w:tcPr>
           <w:p>
+            <w:pPr>
+              <w:spacing w:before="20" w:after="20"/>
+            </w:pPr>
             <w:r/>
             <w:r>
               <w:rPr>
@@ -1085,6 +1647,27 @@
             <w:tcW w:type="dxa" w:w="1514"/>
           </w:tcPr>
           <w:p>
+            <w:pPr>
+              <w:spacing w:before="20" w:after="20"/>
+            </w:pPr>
+            <w:r/>
+            <w:r>
+              <w:rPr>
+                <w:rFonts w:ascii="Verdana" w:hAnsi="Verdana"/>
+                <w:sz w:val="16"/>
+              </w:rPr>
+              <w:t>m</w:t>
+            </w:r>
+          </w:p>
+        </w:tc>
+        <w:tc>
+          <w:tcPr>
+            <w:tcW w:type="dxa" w:w="1514"/>
+          </w:tcPr>
+          <w:p>
+            <w:pPr>
+              <w:spacing w:before="20" w:after="20"/>
+            </w:pPr>
             <w:r/>
             <w:r>
               <w:rPr>
@@ -1092,6 +1675,62 @@
                 <w:b w:val="0"/>
                 <w:sz w:val="16"/>
               </w:rPr>
+              <w:t>0</w:t>
+            </w:r>
+          </w:p>
+        </w:tc>
+        <w:tc>
+          <w:tcPr>
+            <w:tcW w:type="dxa" w:w="1514"/>
+          </w:tcPr>
+          <w:p>
+            <w:pPr>
+              <w:spacing w:before="20" w:after="20"/>
+            </w:pPr>
+            <w:r/>
+            <w:r>
+              <w:rPr>
+                <w:rFonts w:ascii="Verdana" w:hAnsi="Verdana"/>
+                <w:b w:val="0"/>
+                <w:sz w:val="16"/>
+              </w:rPr>
+              <w:t>0</w:t>
+            </w:r>
+          </w:p>
+        </w:tc>
+        <w:tc>
+          <w:tcPr>
+            <w:tcW w:type="dxa" w:w="1514"/>
+          </w:tcPr>
+          <w:p>
+            <w:pPr>
+              <w:spacing w:before="20" w:after="20"/>
+            </w:pPr>
+            <w:r/>
+            <w:r>
+              <w:rPr>
+                <w:rFonts w:ascii="Verdana" w:hAnsi="Verdana"/>
+                <w:b w:val="0"/>
+                <w:sz w:val="16"/>
+              </w:rPr>
+              <w:t>15</w:t>
+            </w:r>
+          </w:p>
+        </w:tc>
+        <w:tc>
+          <w:tcPr>
+            <w:tcW w:type="dxa" w:w="1514"/>
+          </w:tcPr>
+          <w:p>
+            <w:pPr>
+              <w:spacing w:before="20" w:after="20"/>
+            </w:pPr>
+            <w:r/>
+            <w:r>
+              <w:rPr>
+                <w:rFonts w:ascii="Verdana" w:hAnsi="Verdana"/>
+                <w:sz w:val="16"/>
+              </w:rPr>
               <w:t>m</w:t>
             </w:r>
           </w:p>
@@ -1101,6 +1740,9 @@
             <w:tcW w:type="dxa" w:w="1514"/>
           </w:tcPr>
           <w:p>
+            <w:pPr>
+              <w:spacing w:before="20" w:after="20"/>
+            </w:pPr>
             <w:r/>
             <w:r>
               <w:rPr>
@@ -1117,6 +1759,9 @@
             <w:tcW w:type="dxa" w:w="1514"/>
           </w:tcPr>
           <w:p>
+            <w:pPr>
+              <w:spacing w:before="20" w:after="20"/>
+            </w:pPr>
             <w:r/>
             <w:r>
               <w:rPr>
@@ -1124,70 +1769,6 @@
                 <w:b w:val="0"/>
                 <w:sz w:val="16"/>
               </w:rPr>
-              <w:t>0</w:t>
-            </w:r>
-          </w:p>
-        </w:tc>
-        <w:tc>
-          <w:tcPr>
-            <w:tcW w:type="dxa" w:w="1514"/>
-          </w:tcPr>
-          <w:p>
-            <w:r/>
-            <w:r>
-              <w:rPr>
-                <w:rFonts w:ascii="Verdana" w:hAnsi="Verdana"/>
-                <w:b w:val="0"/>
-                <w:sz w:val="16"/>
-              </w:rPr>
-              <w:t>15</w:t>
-            </w:r>
-          </w:p>
-        </w:tc>
-        <w:tc>
-          <w:tcPr>
-            <w:tcW w:type="dxa" w:w="1514"/>
-          </w:tcPr>
-          <w:p>
-            <w:r/>
-            <w:r>
-              <w:rPr>
-                <w:rFonts w:ascii="Verdana" w:hAnsi="Verdana"/>
-                <w:b w:val="0"/>
-                <w:sz w:val="16"/>
-              </w:rPr>
-              <w:t>m</w:t>
-            </w:r>
-          </w:p>
-        </w:tc>
-        <w:tc>
-          <w:tcPr>
-            <w:tcW w:type="dxa" w:w="1514"/>
-          </w:tcPr>
-          <w:p>
-            <w:r/>
-            <w:r>
-              <w:rPr>
-                <w:rFonts w:ascii="Verdana" w:hAnsi="Verdana"/>
-                <w:b w:val="0"/>
-                <w:sz w:val="16"/>
-              </w:rPr>
-              <w:t>0</w:t>
-            </w:r>
-          </w:p>
-        </w:tc>
-        <w:tc>
-          <w:tcPr>
-            <w:tcW w:type="dxa" w:w="1514"/>
-          </w:tcPr>
-          <w:p>
-            <w:r/>
-            <w:r>
-              <w:rPr>
-                <w:rFonts w:ascii="Verdana" w:hAnsi="Verdana"/>
-                <w:b w:val="0"/>
-                <w:sz w:val="16"/>
-              </w:rPr>
               <w:t>5</w:t>
             </w:r>
           </w:p>
@@ -1197,6 +1778,9 @@
             <w:tcW w:type="dxa" w:w="1514"/>
           </w:tcPr>
           <w:p>
+            <w:pPr>
+              <w:spacing w:before="20" w:after="20"/>
+            </w:pPr>
             <w:r/>
             <w:r>
               <w:rPr>
@@ -1217,6 +1801,9 @@
             <w:tcW w:type="dxa" w:w="1514"/>
           </w:tcPr>
           <w:p>
+            <w:pPr>
+              <w:spacing w:before="20" w:after="20"/>
+            </w:pPr>
             <w:r/>
             <w:r>
               <w:rPr>
@@ -1233,6 +1820,9 @@
             <w:tcW w:type="dxa" w:w="1514"/>
           </w:tcPr>
           <w:p>
+            <w:pPr>
+              <w:spacing w:before="20" w:after="20"/>
+            </w:pPr>
             <w:r/>
             <w:r>
               <w:rPr>
@@ -1249,6 +1839,27 @@
             <w:tcW w:type="dxa" w:w="1514"/>
           </w:tcPr>
           <w:p>
+            <w:pPr>
+              <w:spacing w:before="20" w:after="20"/>
+            </w:pPr>
+            <w:r/>
+            <w:r>
+              <w:rPr>
+                <w:rFonts w:ascii="Verdana" w:hAnsi="Verdana"/>
+                <w:sz w:val="16"/>
+              </w:rPr>
+              <w:t>m</w:t>
+            </w:r>
+          </w:p>
+        </w:tc>
+        <w:tc>
+          <w:tcPr>
+            <w:tcW w:type="dxa" w:w="1514"/>
+          </w:tcPr>
+          <w:p>
+            <w:pPr>
+              <w:spacing w:before="20" w:after="20"/>
+            </w:pPr>
             <w:r/>
             <w:r>
               <w:rPr>
@@ -1256,6 +1867,62 @@
                 <w:b w:val="0"/>
                 <w:sz w:val="16"/>
               </w:rPr>
+              <w:t>0</w:t>
+            </w:r>
+          </w:p>
+        </w:tc>
+        <w:tc>
+          <w:tcPr>
+            <w:tcW w:type="dxa" w:w="1514"/>
+          </w:tcPr>
+          <w:p>
+            <w:pPr>
+              <w:spacing w:before="20" w:after="20"/>
+            </w:pPr>
+            <w:r/>
+            <w:r>
+              <w:rPr>
+                <w:rFonts w:ascii="Verdana" w:hAnsi="Verdana"/>
+                <w:b w:val="0"/>
+                <w:sz w:val="16"/>
+              </w:rPr>
+              <w:t>-1000</w:t>
+            </w:r>
+          </w:p>
+        </w:tc>
+        <w:tc>
+          <w:tcPr>
+            <w:tcW w:type="dxa" w:w="1514"/>
+          </w:tcPr>
+          <w:p>
+            <w:pPr>
+              <w:spacing w:before="20" w:after="20"/>
+            </w:pPr>
+            <w:r/>
+            <w:r>
+              <w:rPr>
+                <w:rFonts w:ascii="Verdana" w:hAnsi="Verdana"/>
+                <w:b w:val="0"/>
+                <w:sz w:val="16"/>
+              </w:rPr>
+              <w:t>17</w:t>
+            </w:r>
+          </w:p>
+        </w:tc>
+        <w:tc>
+          <w:tcPr>
+            <w:tcW w:type="dxa" w:w="1514"/>
+          </w:tcPr>
+          <w:p>
+            <w:pPr>
+              <w:spacing w:before="20" w:after="20"/>
+            </w:pPr>
+            <w:r/>
+            <w:r>
+              <w:rPr>
+                <w:rFonts w:ascii="Verdana" w:hAnsi="Verdana"/>
+                <w:sz w:val="16"/>
+              </w:rPr>
               <w:t>m</w:t>
             </w:r>
           </w:p>
@@ -1265,6 +1932,9 @@
             <w:tcW w:type="dxa" w:w="1514"/>
           </w:tcPr>
           <w:p>
+            <w:pPr>
+              <w:spacing w:before="20" w:after="20"/>
+            </w:pPr>
             <w:r/>
             <w:r>
               <w:rPr>
@@ -1281,6 +1951,9 @@
             <w:tcW w:type="dxa" w:w="1514"/>
           </w:tcPr>
           <w:p>
+            <w:pPr>
+              <w:spacing w:before="20" w:after="20"/>
+            </w:pPr>
             <w:r/>
             <w:r>
               <w:rPr>
@@ -1288,70 +1961,6 @@
                 <w:b w:val="0"/>
                 <w:sz w:val="16"/>
               </w:rPr>
-              <w:t>-1000</w:t>
-            </w:r>
-          </w:p>
-        </w:tc>
-        <w:tc>
-          <w:tcPr>
-            <w:tcW w:type="dxa" w:w="1514"/>
-          </w:tcPr>
-          <w:p>
-            <w:r/>
-            <w:r>
-              <w:rPr>
-                <w:rFonts w:ascii="Verdana" w:hAnsi="Verdana"/>
-                <w:b w:val="0"/>
-                <w:sz w:val="16"/>
-              </w:rPr>
-              <w:t>17</w:t>
-            </w:r>
-          </w:p>
-        </w:tc>
-        <w:tc>
-          <w:tcPr>
-            <w:tcW w:type="dxa" w:w="1514"/>
-          </w:tcPr>
-          <w:p>
-            <w:r/>
-            <w:r>
-              <w:rPr>
-                <w:rFonts w:ascii="Verdana" w:hAnsi="Verdana"/>
-                <w:b w:val="0"/>
-                <w:sz w:val="16"/>
-              </w:rPr>
-              <w:t>m</w:t>
-            </w:r>
-          </w:p>
-        </w:tc>
-        <w:tc>
-          <w:tcPr>
-            <w:tcW w:type="dxa" w:w="1514"/>
-          </w:tcPr>
-          <w:p>
-            <w:r/>
-            <w:r>
-              <w:rPr>
-                <w:rFonts w:ascii="Verdana" w:hAnsi="Verdana"/>
-                <w:b w:val="0"/>
-                <w:sz w:val="16"/>
-              </w:rPr>
-              <w:t>0</w:t>
-            </w:r>
-          </w:p>
-        </w:tc>
-        <w:tc>
-          <w:tcPr>
-            <w:tcW w:type="dxa" w:w="1514"/>
-          </w:tcPr>
-          <w:p>
-            <w:r/>
-            <w:r>
-              <w:rPr>
-                <w:rFonts w:ascii="Verdana" w:hAnsi="Verdana"/>
-                <w:b w:val="0"/>
-                <w:sz w:val="16"/>
-              </w:rPr>
               <w:t>6</w:t>
             </w:r>
           </w:p>
@@ -1361,6 +1970,9 @@
             <w:tcW w:type="dxa" w:w="1514"/>
           </w:tcPr>
           <w:p>
+            <w:pPr>
+              <w:spacing w:before="20" w:after="20"/>
+            </w:pPr>
             <w:r/>
             <w:r>
               <w:rPr>
@@ -1381,6 +1993,9 @@
             <w:tcW w:type="dxa" w:w="1514"/>
           </w:tcPr>
           <w:p>
+            <w:pPr>
+              <w:spacing w:before="20" w:after="20"/>
+            </w:pPr>
             <w:r/>
             <w:r>
               <w:rPr>
@@ -1397,6 +2012,9 @@
             <w:tcW w:type="dxa" w:w="1514"/>
           </w:tcPr>
           <w:p>
+            <w:pPr>
+              <w:spacing w:before="20" w:after="20"/>
+            </w:pPr>
             <w:r/>
             <w:r>
               <w:rPr>
@@ -1413,6 +2031,50 @@
             <w:tcW w:type="dxa" w:w="1514"/>
           </w:tcPr>
           <w:p>
+            <w:pPr>
+              <w:spacing w:before="20" w:after="20"/>
+            </w:pPr>
+            <w:r/>
+            <w:r>
+              <w:rPr>
+                <w:rFonts w:ascii="Verdana" w:hAnsi="Verdana"/>
+                <w:sz w:val="16"/>
+              </w:rPr>
+              <w:t>m</w:t>
+            </w:r>
+            <w:r>
+              <w:rPr>
+                <w:rFonts w:ascii="Verdana" w:hAnsi="Verdana"/>
+                <w:sz w:val="16"/>
+                <w:vertAlign w:val="superscript"/>
+              </w:rPr>
+              <w:t>2</w:t>
+            </w:r>
+            <w:r>
+              <w:rPr>
+                <w:rFonts w:ascii="Verdana" w:hAnsi="Verdana"/>
+                <w:sz w:val="16"/>
+              </w:rPr>
+              <w:t xml:space="preserve"> s</w:t>
+            </w:r>
+            <w:r>
+              <w:rPr>
+                <w:rFonts w:ascii="Verdana" w:hAnsi="Verdana"/>
+                <w:sz w:val="16"/>
+                <w:vertAlign w:val="superscript"/>
+              </w:rPr>
+              <w:t>-2</w:t>
+            </w:r>
+          </w:p>
+        </w:tc>
+        <w:tc>
+          <w:tcPr>
+            <w:tcW w:type="dxa" w:w="1514"/>
+          </w:tcPr>
+          <w:p>
+            <w:pPr>
+              <w:spacing w:before="20" w:after="20"/>
+            </w:pPr>
             <w:r/>
             <w:r>
               <w:rPr>
@@ -1420,15 +2082,18 @@
                 <w:b w:val="0"/>
                 <w:sz w:val="16"/>
               </w:rPr>
-              <w:t>m2 s-2</w:t>
-            </w:r>
-          </w:p>
-        </w:tc>
-        <w:tc>
-          <w:tcPr>
-            <w:tcW w:type="dxa" w:w="1514"/>
-          </w:tcPr>
-          <w:p>
+              <w:t>0</w:t>
+            </w:r>
+          </w:p>
+        </w:tc>
+        <w:tc>
+          <w:tcPr>
+            <w:tcW w:type="dxa" w:w="1514"/>
+          </w:tcPr>
+          <w:p>
+            <w:pPr>
+              <w:spacing w:before="20" w:after="20"/>
+            </w:pPr>
             <w:r/>
             <w:r>
               <w:rPr>
@@ -1436,6 +2101,85 @@
                 <w:b w:val="0"/>
                 <w:sz w:val="16"/>
               </w:rPr>
+              <w:t>-10000</w:t>
+            </w:r>
+          </w:p>
+        </w:tc>
+        <w:tc>
+          <w:tcPr>
+            <w:tcW w:type="dxa" w:w="1514"/>
+          </w:tcPr>
+          <w:p>
+            <w:pPr>
+              <w:spacing w:before="20" w:after="20"/>
+            </w:pPr>
+            <w:r/>
+            <w:r>
+              <w:rPr>
+                <w:rFonts w:ascii="Verdana" w:hAnsi="Verdana"/>
+                <w:b w:val="0"/>
+                <w:sz w:val="16"/>
+              </w:rPr>
+              <w:t>20</w:t>
+            </w:r>
+          </w:p>
+        </w:tc>
+        <w:tc>
+          <w:tcPr>
+            <w:tcW w:type="dxa" w:w="1514"/>
+          </w:tcPr>
+          <w:p>
+            <w:pPr>
+              <w:spacing w:before="20" w:after="20"/>
+            </w:pPr>
+            <w:r/>
+            <w:r>
+              <w:rPr>
+                <w:rFonts w:ascii="Verdana" w:hAnsi="Verdana"/>
+                <w:sz w:val="16"/>
+              </w:rPr>
+              <w:t>m</w:t>
+            </w:r>
+            <w:r>
+              <w:rPr>
+                <w:rFonts w:ascii="Verdana" w:hAnsi="Verdana"/>
+                <w:sz w:val="16"/>
+                <w:vertAlign w:val="superscript"/>
+              </w:rPr>
+              <w:t>2</w:t>
+            </w:r>
+            <w:r>
+              <w:rPr>
+                <w:rFonts w:ascii="Verdana" w:hAnsi="Verdana"/>
+                <w:sz w:val="16"/>
+              </w:rPr>
+              <w:t xml:space="preserve"> s</w:t>
+            </w:r>
+            <w:r>
+              <w:rPr>
+                <w:rFonts w:ascii="Verdana" w:hAnsi="Verdana"/>
+                <w:sz w:val="16"/>
+                <w:vertAlign w:val="superscript"/>
+              </w:rPr>
+              <w:t>-2</w:t>
+            </w:r>
+          </w:p>
+        </w:tc>
+        <w:tc>
+          <w:tcPr>
+            <w:tcW w:type="dxa" w:w="1514"/>
+          </w:tcPr>
+          <w:p>
+            <w:pPr>
+              <w:spacing w:before="20" w:after="20"/>
+            </w:pPr>
+            <w:r/>
+            <w:r>
+              <w:rPr>
+                <w:rFonts w:ascii="Verdana" w:hAnsi="Verdana"/>
+                <w:b w:val="0"/>
+                <w:sz w:val="16"/>
+              </w:rPr>
               <w:t>0</w:t>
             </w:r>
           </w:p>
@@ -1445,6 +2189,9 @@
             <w:tcW w:type="dxa" w:w="1514"/>
           </w:tcPr>
           <w:p>
+            <w:pPr>
+              <w:spacing w:before="20" w:after="20"/>
+            </w:pPr>
             <w:r/>
             <w:r>
               <w:rPr>
@@ -1452,70 +2199,6 @@
                 <w:b w:val="0"/>
                 <w:sz w:val="16"/>
               </w:rPr>
-              <w:t>-10000</w:t>
-            </w:r>
-          </w:p>
-        </w:tc>
-        <w:tc>
-          <w:tcPr>
-            <w:tcW w:type="dxa" w:w="1514"/>
-          </w:tcPr>
-          <w:p>
-            <w:r/>
-            <w:r>
-              <w:rPr>
-                <w:rFonts w:ascii="Verdana" w:hAnsi="Verdana"/>
-                <w:b w:val="0"/>
-                <w:sz w:val="16"/>
-              </w:rPr>
-              <w:t>20</w:t>
-            </w:r>
-          </w:p>
-        </w:tc>
-        <w:tc>
-          <w:tcPr>
-            <w:tcW w:type="dxa" w:w="1514"/>
-          </w:tcPr>
-          <w:p>
-            <w:r/>
-            <w:r>
-              <w:rPr>
-                <w:rFonts w:ascii="Verdana" w:hAnsi="Verdana"/>
-                <w:b w:val="0"/>
-                <w:sz w:val="16"/>
-              </w:rPr>
-              <w:t>m2 s-2</w:t>
-            </w:r>
-          </w:p>
-        </w:tc>
-        <w:tc>
-          <w:tcPr>
-            <w:tcW w:type="dxa" w:w="1514"/>
-          </w:tcPr>
-          <w:p>
-            <w:r/>
-            <w:r>
-              <w:rPr>
-                <w:rFonts w:ascii="Verdana" w:hAnsi="Verdana"/>
-                <w:b w:val="0"/>
-                <w:sz w:val="16"/>
-              </w:rPr>
-              <w:t>0</w:t>
-            </w:r>
-          </w:p>
-        </w:tc>
-        <w:tc>
-          <w:tcPr>
-            <w:tcW w:type="dxa" w:w="1514"/>
-          </w:tcPr>
-          <w:p>
-            <w:r/>
-            <w:r>
-              <w:rPr>
-                <w:rFonts w:ascii="Verdana" w:hAnsi="Verdana"/>
-                <w:b w:val="0"/>
-                <w:sz w:val="16"/>
-              </w:rPr>
               <w:t>7</w:t>
             </w:r>
           </w:p>
@@ -1525,6 +2208,9 @@
             <w:tcW w:type="dxa" w:w="1514"/>
           </w:tcPr>
           <w:p>
+            <w:pPr>
+              <w:spacing w:before="20" w:after="20"/>
+            </w:pPr>
             <w:r/>
             <w:r>
               <w:rPr>
@@ -1545,6 +2231,9 @@
             <w:tcW w:type="dxa" w:w="1514"/>
           </w:tcPr>
           <w:p>
+            <w:pPr>
+              <w:spacing w:before="20" w:after="20"/>
+            </w:pPr>
             <w:r/>
             <w:r>
               <w:rPr>
@@ -1561,6 +2250,9 @@
             <w:tcW w:type="dxa" w:w="1514"/>
           </w:tcPr>
           <w:p>
+            <w:pPr>
+              <w:spacing w:before="20" w:after="20"/>
+            </w:pPr>
             <w:r/>
             <w:r>
               <w:rPr>
@@ -1577,6 +2269,27 @@
             <w:tcW w:type="dxa" w:w="1514"/>
           </w:tcPr>
           <w:p>
+            <w:pPr>
+              <w:spacing w:before="20" w:after="20"/>
+            </w:pPr>
+            <w:r/>
+            <w:r>
+              <w:rPr>
+                <w:rFonts w:ascii="Verdana" w:hAnsi="Verdana"/>
+                <w:sz w:val="16"/>
+              </w:rPr>
+              <w:t>gpm</w:t>
+            </w:r>
+          </w:p>
+        </w:tc>
+        <w:tc>
+          <w:tcPr>
+            <w:tcW w:type="dxa" w:w="1514"/>
+          </w:tcPr>
+          <w:p>
+            <w:pPr>
+              <w:spacing w:before="20" w:after="20"/>
+            </w:pPr>
             <w:r/>
             <w:r>
               <w:rPr>
@@ -1584,6 +2297,62 @@
                 <w:b w:val="0"/>
                 <w:sz w:val="16"/>
               </w:rPr>
+              <w:t>0</w:t>
+            </w:r>
+          </w:p>
+        </w:tc>
+        <w:tc>
+          <w:tcPr>
+            <w:tcW w:type="dxa" w:w="1514"/>
+          </w:tcPr>
+          <w:p>
+            <w:pPr>
+              <w:spacing w:before="20" w:after="20"/>
+            </w:pPr>
+            <w:r/>
+            <w:r>
+              <w:rPr>
+                <w:rFonts w:ascii="Verdana" w:hAnsi="Verdana"/>
+                <w:b w:val="0"/>
+                <w:sz w:val="16"/>
+              </w:rPr>
+              <w:t>-1000</w:t>
+            </w:r>
+          </w:p>
+        </w:tc>
+        <w:tc>
+          <w:tcPr>
+            <w:tcW w:type="dxa" w:w="1514"/>
+          </w:tcPr>
+          <w:p>
+            <w:pPr>
+              <w:spacing w:before="20" w:after="20"/>
+            </w:pPr>
+            <w:r/>
+            <w:r>
+              <w:rPr>
+                <w:rFonts w:ascii="Verdana" w:hAnsi="Verdana"/>
+                <w:b w:val="0"/>
+                <w:sz w:val="16"/>
+              </w:rPr>
+              <w:t>17</w:t>
+            </w:r>
+          </w:p>
+        </w:tc>
+        <w:tc>
+          <w:tcPr>
+            <w:tcW w:type="dxa" w:w="1514"/>
+          </w:tcPr>
+          <w:p>
+            <w:pPr>
+              <w:spacing w:before="20" w:after="20"/>
+            </w:pPr>
+            <w:r/>
+            <w:r>
+              <w:rPr>
+                <w:rFonts w:ascii="Verdana" w:hAnsi="Verdana"/>
+                <w:sz w:val="16"/>
+              </w:rPr>
               <w:t>gpm</w:t>
             </w:r>
           </w:p>
@@ -1593,6 +2362,9 @@
             <w:tcW w:type="dxa" w:w="1514"/>
           </w:tcPr>
           <w:p>
+            <w:pPr>
+              <w:spacing w:before="20" w:after="20"/>
+            </w:pPr>
             <w:r/>
             <w:r>
               <w:rPr>
@@ -1609,6 +2381,9 @@
             <w:tcW w:type="dxa" w:w="1514"/>
           </w:tcPr>
           <w:p>
+            <w:pPr>
+              <w:spacing w:before="20" w:after="20"/>
+            </w:pPr>
             <w:r/>
             <w:r>
               <w:rPr>
@@ -1616,70 +2391,6 @@
                 <w:b w:val="0"/>
                 <w:sz w:val="16"/>
               </w:rPr>
-              <w:t>-1000</w:t>
-            </w:r>
-          </w:p>
-        </w:tc>
-        <w:tc>
-          <w:tcPr>
-            <w:tcW w:type="dxa" w:w="1514"/>
-          </w:tcPr>
-          <w:p>
-            <w:r/>
-            <w:r>
-              <w:rPr>
-                <w:rFonts w:ascii="Verdana" w:hAnsi="Verdana"/>
-                <w:b w:val="0"/>
-                <w:sz w:val="16"/>
-              </w:rPr>
-              <w:t>17</w:t>
-            </w:r>
-          </w:p>
-        </w:tc>
-        <w:tc>
-          <w:tcPr>
-            <w:tcW w:type="dxa" w:w="1514"/>
-          </w:tcPr>
-          <w:p>
-            <w:r/>
-            <w:r>
-              <w:rPr>
-                <w:rFonts w:ascii="Verdana" w:hAnsi="Verdana"/>
-                <w:b w:val="0"/>
-                <w:sz w:val="16"/>
-              </w:rPr>
-              <w:t>gpm</w:t>
-            </w:r>
-          </w:p>
-        </w:tc>
-        <w:tc>
-          <w:tcPr>
-            <w:tcW w:type="dxa" w:w="1514"/>
-          </w:tcPr>
-          <w:p>
-            <w:r/>
-            <w:r>
-              <w:rPr>
-                <w:rFonts w:ascii="Verdana" w:hAnsi="Verdana"/>
-                <w:b w:val="0"/>
-                <w:sz w:val="16"/>
-              </w:rPr>
-              <w:t>0</w:t>
-            </w:r>
-          </w:p>
-        </w:tc>
-        <w:tc>
-          <w:tcPr>
-            <w:tcW w:type="dxa" w:w="1514"/>
-          </w:tcPr>
-          <w:p>
-            <w:r/>
-            <w:r>
-              <w:rPr>
-                <w:rFonts w:ascii="Verdana" w:hAnsi="Verdana"/>
-                <w:b w:val="0"/>
-                <w:sz w:val="16"/>
-              </w:rPr>
               <w:t>5</w:t>
             </w:r>
           </w:p>
@@ -1689,6 +2400,9 @@
             <w:tcW w:type="dxa" w:w="1514"/>
           </w:tcPr>
           <w:p>
+            <w:pPr>
+              <w:spacing w:before="20" w:after="20"/>
+            </w:pPr>
             <w:r/>
             <w:r>
               <w:rPr>
@@ -1709,6 +2423,9 @@
             <w:tcW w:type="dxa" w:w="1514"/>
           </w:tcPr>
           <w:p>
+            <w:pPr>
+              <w:spacing w:before="20" w:after="20"/>
+            </w:pPr>
             <w:r/>
             <w:r>
               <w:rPr>
@@ -1725,6 +2442,9 @@
             <w:tcW w:type="dxa" w:w="1514"/>
           </w:tcPr>
           <w:p>
+            <w:pPr>
+              <w:spacing w:before="20" w:after="20"/>
+            </w:pPr>
             <w:r/>
             <w:r>
               <w:rPr>
@@ -1741,6 +2461,27 @@
             <w:tcW w:type="dxa" w:w="1514"/>
           </w:tcPr>
           <w:p>
+            <w:pPr>
+              <w:spacing w:before="20" w:after="20"/>
+            </w:pPr>
+            <w:r/>
+            <w:r>
+              <w:rPr>
+                <w:rFonts w:ascii="Verdana" w:hAnsi="Verdana"/>
+                <w:sz w:val="16"/>
+              </w:rPr>
+              <w:t>m</w:t>
+            </w:r>
+          </w:p>
+        </w:tc>
+        <w:tc>
+          <w:tcPr>
+            <w:tcW w:type="dxa" w:w="1514"/>
+          </w:tcPr>
+          <w:p>
+            <w:pPr>
+              <w:spacing w:before="20" w:after="20"/>
+            </w:pPr>
             <w:r/>
             <w:r>
               <w:rPr>
@@ -1748,15 +2489,18 @@
                 <w:b w:val="0"/>
                 <w:sz w:val="16"/>
               </w:rPr>
-              <w:t>m</w:t>
-            </w:r>
-          </w:p>
-        </w:tc>
-        <w:tc>
-          <w:tcPr>
-            <w:tcW w:type="dxa" w:w="1514"/>
-          </w:tcPr>
-          <w:p>
+              <w:t>0</w:t>
+            </w:r>
+          </w:p>
+        </w:tc>
+        <w:tc>
+          <w:tcPr>
+            <w:tcW w:type="dxa" w:w="1514"/>
+          </w:tcPr>
+          <w:p>
+            <w:pPr>
+              <w:spacing w:before="20" w:after="20"/>
+            </w:pPr>
             <w:r/>
             <w:r>
               <w:rPr>
@@ -1764,15 +2508,18 @@
                 <w:b w:val="0"/>
                 <w:sz w:val="16"/>
               </w:rPr>
-              <w:t>0</w:t>
-            </w:r>
-          </w:p>
-        </w:tc>
-        <w:tc>
-          <w:tcPr>
-            <w:tcW w:type="dxa" w:w="1514"/>
-          </w:tcPr>
-          <w:p>
+              <w:t>-1024</w:t>
+            </w:r>
+          </w:p>
+        </w:tc>
+        <w:tc>
+          <w:tcPr>
+            <w:tcW w:type="dxa" w:w="1514"/>
+          </w:tcPr>
+          <w:p>
+            <w:pPr>
+              <w:spacing w:before="20" w:after="20"/>
+            </w:pPr>
             <w:r/>
             <w:r>
               <w:rPr>
@@ -1780,15 +2527,36 @@
                 <w:b w:val="0"/>
                 <w:sz w:val="16"/>
               </w:rPr>
-              <w:t>-1024</w:t>
-            </w:r>
-          </w:p>
-        </w:tc>
-        <w:tc>
-          <w:tcPr>
-            <w:tcW w:type="dxa" w:w="1514"/>
-          </w:tcPr>
-          <w:p>
+              <w:t>16</w:t>
+            </w:r>
+          </w:p>
+        </w:tc>
+        <w:tc>
+          <w:tcPr>
+            <w:tcW w:type="dxa" w:w="1514"/>
+          </w:tcPr>
+          <w:p>
+            <w:pPr>
+              <w:spacing w:before="20" w:after="20"/>
+            </w:pPr>
+            <w:r/>
+            <w:r>
+              <w:rPr>
+                <w:rFonts w:ascii="Verdana" w:hAnsi="Verdana"/>
+                <w:sz w:val="16"/>
+              </w:rPr>
+              <w:t>ft</w:t>
+            </w:r>
+          </w:p>
+        </w:tc>
+        <w:tc>
+          <w:tcPr>
+            <w:tcW w:type="dxa" w:w="1514"/>
+          </w:tcPr>
+          <w:p>
+            <w:pPr>
+              <w:spacing w:before="20" w:after="20"/>
+            </w:pPr>
             <w:r/>
             <w:r>
               <w:rPr>
@@ -1796,15 +2564,18 @@
                 <w:b w:val="0"/>
                 <w:sz w:val="16"/>
               </w:rPr>
-              <w:t>16</w:t>
-            </w:r>
-          </w:p>
-        </w:tc>
-        <w:tc>
-          <w:tcPr>
-            <w:tcW w:type="dxa" w:w="1514"/>
-          </w:tcPr>
-          <w:p>
+              <w:t>-1</w:t>
+            </w:r>
+          </w:p>
+        </w:tc>
+        <w:tc>
+          <w:tcPr>
+            <w:tcW w:type="dxa" w:w="1514"/>
+          </w:tcPr>
+          <w:p>
+            <w:pPr>
+              <w:spacing w:before="20" w:after="20"/>
+            </w:pPr>
             <w:r/>
             <w:r>
               <w:rPr>
@@ -1812,38 +2583,6 @@
                 <w:b w:val="0"/>
                 <w:sz w:val="16"/>
               </w:rPr>
-              <w:t>ft</w:t>
-            </w:r>
-          </w:p>
-        </w:tc>
-        <w:tc>
-          <w:tcPr>
-            <w:tcW w:type="dxa" w:w="1514"/>
-          </w:tcPr>
-          <w:p>
-            <w:r/>
-            <w:r>
-              <w:rPr>
-                <w:rFonts w:ascii="Verdana" w:hAnsi="Verdana"/>
-                <w:b w:val="0"/>
-                <w:sz w:val="16"/>
-              </w:rPr>
-              <w:t>-1</w:t>
-            </w:r>
-          </w:p>
-        </w:tc>
-        <w:tc>
-          <w:tcPr>
-            <w:tcW w:type="dxa" w:w="1514"/>
-          </w:tcPr>
-          <w:p>
-            <w:r/>
-            <w:r>
-              <w:rPr>
-                <w:rFonts w:ascii="Verdana" w:hAnsi="Verdana"/>
-                <w:b w:val="0"/>
-                <w:sz w:val="16"/>
-              </w:rPr>
               <w:t>5</w:t>
             </w:r>
           </w:p>
@@ -1853,6 +2592,9 @@
             <w:tcW w:type="dxa" w:w="1514"/>
           </w:tcPr>
           <w:p>
+            <w:pPr>
+              <w:spacing w:before="20" w:after="20"/>
+            </w:pPr>
             <w:r/>
             <w:r>
               <w:rPr>
@@ -1873,6 +2615,9 @@
             <w:tcW w:type="dxa" w:w="1514"/>
           </w:tcPr>
           <w:p>
+            <w:pPr>
+              <w:spacing w:before="20" w:after="20"/>
+            </w:pPr>
             <w:r/>
             <w:r>
               <w:rPr>
@@ -1889,6 +2634,9 @@
             <w:tcW w:type="dxa" w:w="1514"/>
           </w:tcPr>
           <w:p>
+            <w:pPr>
+              <w:spacing w:before="20" w:after="20"/>
+            </w:pPr>
             <w:r/>
             <w:r>
               <w:rPr>
@@ -1905,6 +2653,27 @@
             <w:tcW w:type="dxa" w:w="1514"/>
           </w:tcPr>
           <w:p>
+            <w:pPr>
+              <w:spacing w:before="20" w:after="20"/>
+            </w:pPr>
+            <w:r/>
+            <w:r>
+              <w:rPr>
+                <w:rFonts w:ascii="Verdana" w:hAnsi="Verdana"/>
+                <w:sz w:val="16"/>
+              </w:rPr>
+              <w:t>m</w:t>
+            </w:r>
+          </w:p>
+        </w:tc>
+        <w:tc>
+          <w:tcPr>
+            <w:tcW w:type="dxa" w:w="1514"/>
+          </w:tcPr>
+          <w:p>
+            <w:pPr>
+              <w:spacing w:before="20" w:after="20"/>
+            </w:pPr>
             <w:r/>
             <w:r>
               <w:rPr>
@@ -1912,6 +2681,62 @@
                 <w:b w:val="0"/>
                 <w:sz w:val="16"/>
               </w:rPr>
+              <w:t>2</w:t>
+            </w:r>
+          </w:p>
+        </w:tc>
+        <w:tc>
+          <w:tcPr>
+            <w:tcW w:type="dxa" w:w="1514"/>
+          </w:tcPr>
+          <w:p>
+            <w:pPr>
+              <w:spacing w:before="20" w:after="20"/>
+            </w:pPr>
+            <w:r/>
+            <w:r>
+              <w:rPr>
+                <w:rFonts w:ascii="Verdana" w:hAnsi="Verdana"/>
+                <w:b w:val="0"/>
+                <w:sz w:val="16"/>
+              </w:rPr>
+              <w:t>-50000</w:t>
+            </w:r>
+          </w:p>
+        </w:tc>
+        <w:tc>
+          <w:tcPr>
+            <w:tcW w:type="dxa" w:w="1514"/>
+          </w:tcPr>
+          <w:p>
+            <w:pPr>
+              <w:spacing w:before="20" w:after="20"/>
+            </w:pPr>
+            <w:r/>
+            <w:r>
+              <w:rPr>
+                <w:rFonts w:ascii="Verdana" w:hAnsi="Verdana"/>
+                <w:b w:val="0"/>
+                <w:sz w:val="16"/>
+              </w:rPr>
+              <w:t>20</w:t>
+            </w:r>
+          </w:p>
+        </w:tc>
+        <w:tc>
+          <w:tcPr>
+            <w:tcW w:type="dxa" w:w="1514"/>
+          </w:tcPr>
+          <w:p>
+            <w:pPr>
+              <w:spacing w:before="20" w:after="20"/>
+            </w:pPr>
+            <w:r/>
+            <w:r>
+              <w:rPr>
+                <w:rFonts w:ascii="Verdana" w:hAnsi="Verdana"/>
+                <w:sz w:val="16"/>
+              </w:rPr>
               <w:t>m</w:t>
             </w:r>
           </w:p>
@@ -1921,6 +2746,9 @@
             <w:tcW w:type="dxa" w:w="1514"/>
           </w:tcPr>
           <w:p>
+            <w:pPr>
+              <w:spacing w:before="20" w:after="20"/>
+            </w:pPr>
             <w:r/>
             <w:r>
               <w:rPr>
@@ -1937,6 +2765,9 @@
             <w:tcW w:type="dxa" w:w="1514"/>
           </w:tcPr>
           <w:p>
+            <w:pPr>
+              <w:spacing w:before="20" w:after="20"/>
+            </w:pPr>
             <w:r/>
             <w:r>
               <w:rPr>
@@ -1944,70 +2775,6 @@
                 <w:b w:val="0"/>
                 <w:sz w:val="16"/>
               </w:rPr>
-              <w:t>-50000</w:t>
-            </w:r>
-          </w:p>
-        </w:tc>
-        <w:tc>
-          <w:tcPr>
-            <w:tcW w:type="dxa" w:w="1514"/>
-          </w:tcPr>
-          <w:p>
-            <w:r/>
-            <w:r>
-              <w:rPr>
-                <w:rFonts w:ascii="Verdana" w:hAnsi="Verdana"/>
-                <w:b w:val="0"/>
-                <w:sz w:val="16"/>
-              </w:rPr>
-              <w:t>20</w:t>
-            </w:r>
-          </w:p>
-        </w:tc>
-        <w:tc>
-          <w:tcPr>
-            <w:tcW w:type="dxa" w:w="1514"/>
-          </w:tcPr>
-          <w:p>
-            <w:r/>
-            <w:r>
-              <w:rPr>
-                <w:rFonts w:ascii="Verdana" w:hAnsi="Verdana"/>
-                <w:b w:val="0"/>
-                <w:sz w:val="16"/>
-              </w:rPr>
-              <w:t>m</w:t>
-            </w:r>
-          </w:p>
-        </w:tc>
-        <w:tc>
-          <w:tcPr>
-            <w:tcW w:type="dxa" w:w="1514"/>
-          </w:tcPr>
-          <w:p>
-            <w:r/>
-            <w:r>
-              <w:rPr>
-                <w:rFonts w:ascii="Verdana" w:hAnsi="Verdana"/>
-                <w:b w:val="0"/>
-                <w:sz w:val="16"/>
-              </w:rPr>
-              <w:t>2</w:t>
-            </w:r>
-          </w:p>
-        </w:tc>
-        <w:tc>
-          <w:tcPr>
-            <w:tcW w:type="dxa" w:w="1514"/>
-          </w:tcPr>
-          <w:p>
-            <w:r/>
-            <w:r>
-              <w:rPr>
-                <w:rFonts w:ascii="Verdana" w:hAnsi="Verdana"/>
-                <w:b w:val="0"/>
-                <w:sz w:val="16"/>
-              </w:rPr>
               <w:t>7</w:t>
             </w:r>
           </w:p>
@@ -2017,6 +2784,9 @@
             <w:tcW w:type="dxa" w:w="1514"/>
           </w:tcPr>
           <w:p>
+            <w:pPr>
+              <w:spacing w:before="20" w:after="20"/>
+            </w:pPr>
             <w:r/>
             <w:r>
               <w:rPr>
@@ -2037,6 +2807,9 @@
             <w:tcW w:type="dxa" w:w="1514"/>
           </w:tcPr>
           <w:p>
+            <w:pPr>
+              <w:spacing w:before="20" w:after="20"/>
+            </w:pPr>
             <w:r/>
             <w:r>
               <w:rPr>
@@ -2053,6 +2826,9 @@
             <w:tcW w:type="dxa" w:w="1514"/>
           </w:tcPr>
           <w:p>
+            <w:pPr>
+              <w:spacing w:before="20" w:after="20"/>
+            </w:pPr>
             <w:r/>
             <w:r>
               <w:rPr>
@@ -2069,6 +2845,27 @@
             <w:tcW w:type="dxa" w:w="1514"/>
           </w:tcPr>
           <w:p>
+            <w:pPr>
+              <w:spacing w:before="20" w:after="20"/>
+            </w:pPr>
+            <w:r/>
+            <w:r>
+              <w:rPr>
+                <w:rFonts w:ascii="Verdana" w:hAnsi="Verdana"/>
+                <w:sz w:val="16"/>
+              </w:rPr>
+              <w:t>deg</w:t>
+            </w:r>
+          </w:p>
+        </w:tc>
+        <w:tc>
+          <w:tcPr>
+            <w:tcW w:type="dxa" w:w="1514"/>
+          </w:tcPr>
+          <w:p>
+            <w:pPr>
+              <w:spacing w:before="20" w:after="20"/>
+            </w:pPr>
             <w:r/>
             <w:r>
               <w:rPr>
@@ -2076,15 +2873,18 @@
                 <w:b w:val="0"/>
                 <w:sz w:val="16"/>
               </w:rPr>
-              <w:t>deg</w:t>
-            </w:r>
-          </w:p>
-        </w:tc>
-        <w:tc>
-          <w:tcPr>
-            <w:tcW w:type="dxa" w:w="1514"/>
-          </w:tcPr>
-          <w:p>
+              <w:t>2</w:t>
+            </w:r>
+          </w:p>
+        </w:tc>
+        <w:tc>
+          <w:tcPr>
+            <w:tcW w:type="dxa" w:w="1514"/>
+          </w:tcPr>
+          <w:p>
+            <w:pPr>
+              <w:spacing w:before="20" w:after="20"/>
+            </w:pPr>
             <w:r/>
             <w:r>
               <w:rPr>
@@ -2092,6 +2892,62 @@
                 <w:b w:val="0"/>
                 <w:sz w:val="16"/>
               </w:rPr>
+              <w:t>-9000</w:t>
+            </w:r>
+          </w:p>
+        </w:tc>
+        <w:tc>
+          <w:tcPr>
+            <w:tcW w:type="dxa" w:w="1514"/>
+          </w:tcPr>
+          <w:p>
+            <w:pPr>
+              <w:spacing w:before="20" w:after="20"/>
+            </w:pPr>
+            <w:r/>
+            <w:r>
+              <w:rPr>
+                <w:rFonts w:ascii="Verdana" w:hAnsi="Verdana"/>
+                <w:b w:val="0"/>
+                <w:sz w:val="16"/>
+              </w:rPr>
+              <w:t>15</w:t>
+            </w:r>
+          </w:p>
+        </w:tc>
+        <w:tc>
+          <w:tcPr>
+            <w:tcW w:type="dxa" w:w="1514"/>
+          </w:tcPr>
+          <w:p>
+            <w:pPr>
+              <w:spacing w:before="20" w:after="20"/>
+            </w:pPr>
+            <w:r/>
+            <w:r>
+              <w:rPr>
+                <w:rFonts w:ascii="Verdana" w:hAnsi="Verdana"/>
+                <w:sz w:val="16"/>
+              </w:rPr>
+              <w:t>°</w:t>
+            </w:r>
+          </w:p>
+        </w:tc>
+        <w:tc>
+          <w:tcPr>
+            <w:tcW w:type="dxa" w:w="1514"/>
+          </w:tcPr>
+          <w:p>
+            <w:pPr>
+              <w:spacing w:before="20" w:after="20"/>
+            </w:pPr>
+            <w:r/>
+            <w:r>
+              <w:rPr>
+                <w:rFonts w:ascii="Verdana" w:hAnsi="Verdana"/>
+                <w:b w:val="0"/>
+                <w:sz w:val="16"/>
+              </w:rPr>
               <w:t>2</w:t>
             </w:r>
           </w:p>
@@ -2101,6 +2957,9 @@
             <w:tcW w:type="dxa" w:w="1514"/>
           </w:tcPr>
           <w:p>
+            <w:pPr>
+              <w:spacing w:before="20" w:after="20"/>
+            </w:pPr>
             <w:r/>
             <w:r>
               <w:rPr>
@@ -2108,70 +2967,6 @@
                 <w:b w:val="0"/>
                 <w:sz w:val="16"/>
               </w:rPr>
-              <w:t>-9000</w:t>
-            </w:r>
-          </w:p>
-        </w:tc>
-        <w:tc>
-          <w:tcPr>
-            <w:tcW w:type="dxa" w:w="1514"/>
-          </w:tcPr>
-          <w:p>
-            <w:r/>
-            <w:r>
-              <w:rPr>
-                <w:rFonts w:ascii="Verdana" w:hAnsi="Verdana"/>
-                <w:b w:val="0"/>
-                <w:sz w:val="16"/>
-              </w:rPr>
-              <w:t>15</w:t>
-            </w:r>
-          </w:p>
-        </w:tc>
-        <w:tc>
-          <w:tcPr>
-            <w:tcW w:type="dxa" w:w="1514"/>
-          </w:tcPr>
-          <w:p>
-            <w:r/>
-            <w:r>
-              <w:rPr>
-                <w:rFonts w:ascii="Verdana" w:hAnsi="Verdana"/>
-                <w:b w:val="0"/>
-                <w:sz w:val="16"/>
-              </w:rPr>
-              <w:t>°</w:t>
-            </w:r>
-          </w:p>
-        </w:tc>
-        <w:tc>
-          <w:tcPr>
-            <w:tcW w:type="dxa" w:w="1514"/>
-          </w:tcPr>
-          <w:p>
-            <w:r/>
-            <w:r>
-              <w:rPr>
-                <w:rFonts w:ascii="Verdana" w:hAnsi="Verdana"/>
-                <w:b w:val="0"/>
-                <w:sz w:val="16"/>
-              </w:rPr>
-              <w:t>2</w:t>
-            </w:r>
-          </w:p>
-        </w:tc>
-        <w:tc>
-          <w:tcPr>
-            <w:tcW w:type="dxa" w:w="1514"/>
-          </w:tcPr>
-          <w:p>
-            <w:r/>
-            <w:r>
-              <w:rPr>
-                <w:rFonts w:ascii="Verdana" w:hAnsi="Verdana"/>
-                <w:b w:val="0"/>
-                <w:sz w:val="16"/>
-              </w:rPr>
               <w:t>5</w:t>
             </w:r>
           </w:p>
@@ -2181,6 +2976,9 @@
             <w:tcW w:type="dxa" w:w="1514"/>
           </w:tcPr>
           <w:p>
+            <w:pPr>
+              <w:spacing w:before="20" w:after="20"/>
+            </w:pPr>
             <w:r/>
             <w:r>
               <w:rPr>
@@ -2202,6 +3000,9 @@
             <w:tcW w:type="dxa" w:w="1514"/>
           </w:tcPr>
           <w:p>
+            <w:pPr>
+              <w:spacing w:before="20" w:after="20"/>
+            </w:pPr>
             <w:r/>
             <w:r>
               <w:rPr>
@@ -2218,6 +3019,9 @@
             <w:tcW w:type="dxa" w:w="1514"/>
           </w:tcPr>
           <w:p>
+            <w:pPr>
+              <w:spacing w:before="20" w:after="20"/>
+            </w:pPr>
             <w:r/>
             <w:r>
               <w:rPr>
@@ -2234,6 +3038,27 @@
             <w:tcW w:type="dxa" w:w="1514"/>
           </w:tcPr>
           <w:p>
+            <w:pPr>
+              <w:spacing w:before="20" w:after="20"/>
+            </w:pPr>
+            <w:r/>
+            <w:r>
+              <w:rPr>
+                <w:rFonts w:ascii="Verdana" w:hAnsi="Verdana"/>
+                <w:sz w:val="16"/>
+              </w:rPr>
+              <w:t>deg</w:t>
+            </w:r>
+          </w:p>
+        </w:tc>
+        <w:tc>
+          <w:tcPr>
+            <w:tcW w:type="dxa" w:w="1514"/>
+          </w:tcPr>
+          <w:p>
+            <w:pPr>
+              <w:spacing w:before="20" w:after="20"/>
+            </w:pPr>
             <w:r/>
             <w:r>
               <w:rPr>
@@ -2241,15 +3066,18 @@
                 <w:b w:val="0"/>
                 <w:sz w:val="16"/>
               </w:rPr>
-              <w:t>deg</w:t>
-            </w:r>
-          </w:p>
-        </w:tc>
-        <w:tc>
-          <w:tcPr>
-            <w:tcW w:type="dxa" w:w="1514"/>
-          </w:tcPr>
-          <w:p>
+              <w:t>2</w:t>
+            </w:r>
+          </w:p>
+        </w:tc>
+        <w:tc>
+          <w:tcPr>
+            <w:tcW w:type="dxa" w:w="1514"/>
+          </w:tcPr>
+          <w:p>
+            <w:pPr>
+              <w:spacing w:before="20" w:after="20"/>
+            </w:pPr>
             <w:r/>
             <w:r>
               <w:rPr>
@@ -2257,6 +3085,62 @@
                 <w:b w:val="0"/>
                 <w:sz w:val="16"/>
               </w:rPr>
+              <w:t>-9000</w:t>
+            </w:r>
+          </w:p>
+        </w:tc>
+        <w:tc>
+          <w:tcPr>
+            <w:tcW w:type="dxa" w:w="1514"/>
+          </w:tcPr>
+          <w:p>
+            <w:pPr>
+              <w:spacing w:before="20" w:after="20"/>
+            </w:pPr>
+            <w:r/>
+            <w:r>
+              <w:rPr>
+                <w:rFonts w:ascii="Verdana" w:hAnsi="Verdana"/>
+                <w:b w:val="0"/>
+                <w:sz w:val="16"/>
+              </w:rPr>
+              <w:t>15</w:t>
+            </w:r>
+          </w:p>
+        </w:tc>
+        <w:tc>
+          <w:tcPr>
+            <w:tcW w:type="dxa" w:w="1514"/>
+          </w:tcPr>
+          <w:p>
+            <w:pPr>
+              <w:spacing w:before="20" w:after="20"/>
+            </w:pPr>
+            <w:r/>
+            <w:r>
+              <w:rPr>
+                <w:rFonts w:ascii="Verdana" w:hAnsi="Verdana"/>
+                <w:sz w:val="16"/>
+              </w:rPr>
+              <w:t>°</w:t>
+            </w:r>
+          </w:p>
+        </w:tc>
+        <w:tc>
+          <w:tcPr>
+            <w:tcW w:type="dxa" w:w="1514"/>
+          </w:tcPr>
+          <w:p>
+            <w:pPr>
+              <w:spacing w:before="20" w:after="20"/>
+            </w:pPr>
+            <w:r/>
+            <w:r>
+              <w:rPr>
+                <w:rFonts w:ascii="Verdana" w:hAnsi="Verdana"/>
+                <w:b w:val="0"/>
+                <w:sz w:val="16"/>
+              </w:rPr>
               <w:t>2</w:t>
             </w:r>
           </w:p>
@@ -2266,6 +3150,9 @@
             <w:tcW w:type="dxa" w:w="1514"/>
           </w:tcPr>
           <w:p>
+            <w:pPr>
+              <w:spacing w:before="20" w:after="20"/>
+            </w:pPr>
             <w:r/>
             <w:r>
               <w:rPr>
@@ -2273,70 +3160,6 @@
                 <w:b w:val="0"/>
                 <w:sz w:val="16"/>
               </w:rPr>
-              <w:t>-9000</w:t>
-            </w:r>
-          </w:p>
-        </w:tc>
-        <w:tc>
-          <w:tcPr>
-            <w:tcW w:type="dxa" w:w="1514"/>
-          </w:tcPr>
-          <w:p>
-            <w:r/>
-            <w:r>
-              <w:rPr>
-                <w:rFonts w:ascii="Verdana" w:hAnsi="Verdana"/>
-                <w:b w:val="0"/>
-                <w:sz w:val="16"/>
-              </w:rPr>
-              <w:t>15</w:t>
-            </w:r>
-          </w:p>
-        </w:tc>
-        <w:tc>
-          <w:tcPr>
-            <w:tcW w:type="dxa" w:w="1514"/>
-          </w:tcPr>
-          <w:p>
-            <w:r/>
-            <w:r>
-              <w:rPr>
-                <w:rFonts w:ascii="Verdana" w:hAnsi="Verdana"/>
-                <w:b w:val="0"/>
-                <w:sz w:val="16"/>
-              </w:rPr>
-              <w:t>°</w:t>
-            </w:r>
-          </w:p>
-        </w:tc>
-        <w:tc>
-          <w:tcPr>
-            <w:tcW w:type="dxa" w:w="1514"/>
-          </w:tcPr>
-          <w:p>
-            <w:r/>
-            <w:r>
-              <w:rPr>
-                <w:rFonts w:ascii="Verdana" w:hAnsi="Verdana"/>
-                <w:b w:val="0"/>
-                <w:sz w:val="16"/>
-              </w:rPr>
-              <w:t>2</w:t>
-            </w:r>
-          </w:p>
-        </w:tc>
-        <w:tc>
-          <w:tcPr>
-            <w:tcW w:type="dxa" w:w="1514"/>
-          </w:tcPr>
-          <w:p>
-            <w:r/>
-            <w:r>
-              <w:rPr>
-                <w:rFonts w:ascii="Verdana" w:hAnsi="Verdana"/>
-                <w:b w:val="0"/>
-                <w:sz w:val="16"/>
-              </w:rPr>
               <w:t>5</w:t>
             </w:r>
           </w:p>
@@ -2346,6 +3169,9 @@
             <w:tcW w:type="dxa" w:w="1514"/>
           </w:tcPr>
           <w:p>
+            <w:pPr>
+              <w:spacing w:before="20" w:after="20"/>
+            </w:pPr>
             <w:r/>
             <w:r>
               <w:rPr>
@@ -2366,6 +3192,9 @@
             <w:tcW w:type="dxa" w:w="1514"/>
           </w:tcPr>
           <w:p>
+            <w:pPr>
+              <w:spacing w:before="20" w:after="20"/>
+            </w:pPr>
             <w:r/>
             <w:r>
               <w:rPr>
@@ -2382,6 +3211,9 @@
             <w:tcW w:type="dxa" w:w="1514"/>
           </w:tcPr>
           <w:p>
+            <w:pPr>
+              <w:spacing w:before="20" w:after="20"/>
+            </w:pPr>
             <w:r/>
             <w:r>
               <w:rPr>
@@ -2398,6 +3230,27 @@
             <w:tcW w:type="dxa" w:w="1514"/>
           </w:tcPr>
           <w:p>
+            <w:pPr>
+              <w:spacing w:before="20" w:after="20"/>
+            </w:pPr>
+            <w:r/>
+            <w:r>
+              <w:rPr>
+                <w:rFonts w:ascii="Verdana" w:hAnsi="Verdana"/>
+                <w:sz w:val="16"/>
+              </w:rPr>
+              <w:t>deg</w:t>
+            </w:r>
+          </w:p>
+        </w:tc>
+        <w:tc>
+          <w:tcPr>
+            <w:tcW w:type="dxa" w:w="1514"/>
+          </w:tcPr>
+          <w:p>
+            <w:pPr>
+              <w:spacing w:before="20" w:after="20"/>
+            </w:pPr>
             <w:r/>
             <w:r>
               <w:rPr>
@@ -2405,15 +3258,18 @@
                 <w:b w:val="0"/>
                 <w:sz w:val="16"/>
               </w:rPr>
-              <w:t>deg</w:t>
-            </w:r>
-          </w:p>
-        </w:tc>
-        <w:tc>
-          <w:tcPr>
-            <w:tcW w:type="dxa" w:w="1514"/>
-          </w:tcPr>
-          <w:p>
+              <w:t>2</w:t>
+            </w:r>
+          </w:p>
+        </w:tc>
+        <w:tc>
+          <w:tcPr>
+            <w:tcW w:type="dxa" w:w="1514"/>
+          </w:tcPr>
+          <w:p>
+            <w:pPr>
+              <w:spacing w:before="20" w:after="20"/>
+            </w:pPr>
             <w:r/>
             <w:r>
               <w:rPr>
@@ -2421,6 +3277,62 @@
                 <w:b w:val="0"/>
                 <w:sz w:val="16"/>
               </w:rPr>
+              <w:t>-9000</w:t>
+            </w:r>
+          </w:p>
+        </w:tc>
+        <w:tc>
+          <w:tcPr>
+            <w:tcW w:type="dxa" w:w="1514"/>
+          </w:tcPr>
+          <w:p>
+            <w:pPr>
+              <w:spacing w:before="20" w:after="20"/>
+            </w:pPr>
+            <w:r/>
+            <w:r>
+              <w:rPr>
+                <w:rFonts w:ascii="Verdana" w:hAnsi="Verdana"/>
+                <w:b w:val="0"/>
+                <w:sz w:val="16"/>
+              </w:rPr>
+              <w:t>15</w:t>
+            </w:r>
+          </w:p>
+        </w:tc>
+        <w:tc>
+          <w:tcPr>
+            <w:tcW w:type="dxa" w:w="1514"/>
+          </w:tcPr>
+          <w:p>
+            <w:pPr>
+              <w:spacing w:before="20" w:after="20"/>
+            </w:pPr>
+            <w:r/>
+            <w:r>
+              <w:rPr>
+                <w:rFonts w:ascii="Verdana" w:hAnsi="Verdana"/>
+                <w:sz w:val="16"/>
+              </w:rPr>
+              <w:t>°</w:t>
+            </w:r>
+          </w:p>
+        </w:tc>
+        <w:tc>
+          <w:tcPr>
+            <w:tcW w:type="dxa" w:w="1514"/>
+          </w:tcPr>
+          <w:p>
+            <w:pPr>
+              <w:spacing w:before="20" w:after="20"/>
+            </w:pPr>
+            <w:r/>
+            <w:r>
+              <w:rPr>
+                <w:rFonts w:ascii="Verdana" w:hAnsi="Verdana"/>
+                <w:b w:val="0"/>
+                <w:sz w:val="16"/>
+              </w:rPr>
               <w:t>2</w:t>
             </w:r>
           </w:p>
@@ -2430,6 +3342,9 @@
             <w:tcW w:type="dxa" w:w="1514"/>
           </w:tcPr>
           <w:p>
+            <w:pPr>
+              <w:spacing w:before="20" w:after="20"/>
+            </w:pPr>
             <w:r/>
             <w:r>
               <w:rPr>
@@ -2437,70 +3352,6 @@
                 <w:b w:val="0"/>
                 <w:sz w:val="16"/>
               </w:rPr>
-              <w:t>-9000</w:t>
-            </w:r>
-          </w:p>
-        </w:tc>
-        <w:tc>
-          <w:tcPr>
-            <w:tcW w:type="dxa" w:w="1514"/>
-          </w:tcPr>
-          <w:p>
-            <w:r/>
-            <w:r>
-              <w:rPr>
-                <w:rFonts w:ascii="Verdana" w:hAnsi="Verdana"/>
-                <w:b w:val="0"/>
-                <w:sz w:val="16"/>
-              </w:rPr>
-              <w:t>15</w:t>
-            </w:r>
-          </w:p>
-        </w:tc>
-        <w:tc>
-          <w:tcPr>
-            <w:tcW w:type="dxa" w:w="1514"/>
-          </w:tcPr>
-          <w:p>
-            <w:r/>
-            <w:r>
-              <w:rPr>
-                <w:rFonts w:ascii="Verdana" w:hAnsi="Verdana"/>
-                <w:b w:val="0"/>
-                <w:sz w:val="16"/>
-              </w:rPr>
-              <w:t>°</w:t>
-            </w:r>
-          </w:p>
-        </w:tc>
-        <w:tc>
-          <w:tcPr>
-            <w:tcW w:type="dxa" w:w="1514"/>
-          </w:tcPr>
-          <w:p>
-            <w:r/>
-            <w:r>
-              <w:rPr>
-                <w:rFonts w:ascii="Verdana" w:hAnsi="Verdana"/>
-                <w:b w:val="0"/>
-                <w:sz w:val="16"/>
-              </w:rPr>
-              <w:t>2</w:t>
-            </w:r>
-          </w:p>
-        </w:tc>
-        <w:tc>
-          <w:tcPr>
-            <w:tcW w:type="dxa" w:w="1514"/>
-          </w:tcPr>
-          <w:p>
-            <w:r/>
-            <w:r>
-              <w:rPr>
-                <w:rFonts w:ascii="Verdana" w:hAnsi="Verdana"/>
-                <w:b w:val="0"/>
-                <w:sz w:val="16"/>
-              </w:rPr>
               <w:t>5</w:t>
             </w:r>
           </w:p>
@@ -2510,6 +3361,9 @@
             <w:tcW w:type="dxa" w:w="1514"/>
           </w:tcPr>
           <w:p>
+            <w:pPr>
+              <w:spacing w:before="20" w:after="20"/>
+            </w:pPr>
             <w:r/>
             <w:r>
               <w:rPr>
@@ -2530,6 +3384,9 @@
             <w:tcW w:type="dxa" w:w="1514"/>
           </w:tcPr>
           <w:p>
+            <w:pPr>
+              <w:spacing w:before="20" w:after="20"/>
+            </w:pPr>
             <w:r/>
             <w:r>
               <w:rPr>
@@ -2546,6 +3403,9 @@
             <w:tcW w:type="dxa" w:w="1514"/>
           </w:tcPr>
           <w:p>
+            <w:pPr>
+              <w:spacing w:before="20" w:after="20"/>
+            </w:pPr>
             <w:r/>
             <w:r>
               <w:rPr>
@@ -2562,6 +3422,27 @@
             <w:tcW w:type="dxa" w:w="1514"/>
           </w:tcPr>
           <w:p>
+            <w:pPr>
+              <w:spacing w:before="20" w:after="20"/>
+            </w:pPr>
+            <w:r/>
+            <w:r>
+              <w:rPr>
+                <w:rFonts w:ascii="Verdana" w:hAnsi="Verdana"/>
+                <w:sz w:val="16"/>
+              </w:rPr>
+              <w:t>deg</w:t>
+            </w:r>
+          </w:p>
+        </w:tc>
+        <w:tc>
+          <w:tcPr>
+            <w:tcW w:type="dxa" w:w="1514"/>
+          </w:tcPr>
+          <w:p>
+            <w:pPr>
+              <w:spacing w:before="20" w:after="20"/>
+            </w:pPr>
             <w:r/>
             <w:r>
               <w:rPr>
@@ -2569,15 +3450,18 @@
                 <w:b w:val="0"/>
                 <w:sz w:val="16"/>
               </w:rPr>
-              <w:t>deg</w:t>
-            </w:r>
-          </w:p>
-        </w:tc>
-        <w:tc>
-          <w:tcPr>
-            <w:tcW w:type="dxa" w:w="1514"/>
-          </w:tcPr>
-          <w:p>
+              <w:t>2</w:t>
+            </w:r>
+          </w:p>
+        </w:tc>
+        <w:tc>
+          <w:tcPr>
+            <w:tcW w:type="dxa" w:w="1514"/>
+          </w:tcPr>
+          <w:p>
+            <w:pPr>
+              <w:spacing w:before="20" w:after="20"/>
+            </w:pPr>
             <w:r/>
             <w:r>
               <w:rPr>
@@ -2585,6 +3469,62 @@
                 <w:b w:val="0"/>
                 <w:sz w:val="16"/>
               </w:rPr>
+              <w:t>-9000</w:t>
+            </w:r>
+          </w:p>
+        </w:tc>
+        <w:tc>
+          <w:tcPr>
+            <w:tcW w:type="dxa" w:w="1514"/>
+          </w:tcPr>
+          <w:p>
+            <w:pPr>
+              <w:spacing w:before="20" w:after="20"/>
+            </w:pPr>
+            <w:r/>
+            <w:r>
+              <w:rPr>
+                <w:rFonts w:ascii="Verdana" w:hAnsi="Verdana"/>
+                <w:b w:val="0"/>
+                <w:sz w:val="16"/>
+              </w:rPr>
+              <w:t>15</w:t>
+            </w:r>
+          </w:p>
+        </w:tc>
+        <w:tc>
+          <w:tcPr>
+            <w:tcW w:type="dxa" w:w="1514"/>
+          </w:tcPr>
+          <w:p>
+            <w:pPr>
+              <w:spacing w:before="20" w:after="20"/>
+            </w:pPr>
+            <w:r/>
+            <w:r>
+              <w:rPr>
+                <w:rFonts w:ascii="Verdana" w:hAnsi="Verdana"/>
+                <w:sz w:val="16"/>
+              </w:rPr>
+              <w:t>°</w:t>
+            </w:r>
+          </w:p>
+        </w:tc>
+        <w:tc>
+          <w:tcPr>
+            <w:tcW w:type="dxa" w:w="1514"/>
+          </w:tcPr>
+          <w:p>
+            <w:pPr>
+              <w:spacing w:before="20" w:after="20"/>
+            </w:pPr>
+            <w:r/>
+            <w:r>
+              <w:rPr>
+                <w:rFonts w:ascii="Verdana" w:hAnsi="Verdana"/>
+                <w:b w:val="0"/>
+                <w:sz w:val="16"/>
+              </w:rPr>
               <w:t>2</w:t>
             </w:r>
           </w:p>
@@ -2594,6 +3534,9 @@
             <w:tcW w:type="dxa" w:w="1514"/>
           </w:tcPr>
           <w:p>
+            <w:pPr>
+              <w:spacing w:before="20" w:after="20"/>
+            </w:pPr>
             <w:r/>
             <w:r>
               <w:rPr>
@@ -2601,70 +3544,6 @@
                 <w:b w:val="0"/>
                 <w:sz w:val="16"/>
               </w:rPr>
-              <w:t>-9000</w:t>
-            </w:r>
-          </w:p>
-        </w:tc>
-        <w:tc>
-          <w:tcPr>
-            <w:tcW w:type="dxa" w:w="1514"/>
-          </w:tcPr>
-          <w:p>
-            <w:r/>
-            <w:r>
-              <w:rPr>
-                <w:rFonts w:ascii="Verdana" w:hAnsi="Verdana"/>
-                <w:b w:val="0"/>
-                <w:sz w:val="16"/>
-              </w:rPr>
-              <w:t>15</w:t>
-            </w:r>
-          </w:p>
-        </w:tc>
-        <w:tc>
-          <w:tcPr>
-            <w:tcW w:type="dxa" w:w="1514"/>
-          </w:tcPr>
-          <w:p>
-            <w:r/>
-            <w:r>
-              <w:rPr>
-                <w:rFonts w:ascii="Verdana" w:hAnsi="Verdana"/>
-                <w:b w:val="0"/>
-                <w:sz w:val="16"/>
-              </w:rPr>
-              <w:t>°</w:t>
-            </w:r>
-          </w:p>
-        </w:tc>
-        <w:tc>
-          <w:tcPr>
-            <w:tcW w:type="dxa" w:w="1514"/>
-          </w:tcPr>
-          <w:p>
-            <w:r/>
-            <w:r>
-              <w:rPr>
-                <w:rFonts w:ascii="Verdana" w:hAnsi="Verdana"/>
-                <w:b w:val="0"/>
-                <w:sz w:val="16"/>
-              </w:rPr>
-              <w:t>2</w:t>
-            </w:r>
-          </w:p>
-        </w:tc>
-        <w:tc>
-          <w:tcPr>
-            <w:tcW w:type="dxa" w:w="1514"/>
-          </w:tcPr>
-          <w:p>
-            <w:r/>
-            <w:r>
-              <w:rPr>
-                <w:rFonts w:ascii="Verdana" w:hAnsi="Verdana"/>
-                <w:b w:val="0"/>
-                <w:sz w:val="16"/>
-              </w:rPr>
               <w:t>5</w:t>
             </w:r>
           </w:p>
@@ -2674,6 +3553,9 @@
             <w:tcW w:type="dxa" w:w="1514"/>
           </w:tcPr>
           <w:p>
+            <w:pPr>
+              <w:spacing w:before="20" w:after="20"/>
+            </w:pPr>
             <w:r/>
             <w:r>
               <w:rPr>
@@ -2694,6 +3576,9 @@
             <w:tcW w:type="dxa" w:w="1514"/>
           </w:tcPr>
           <w:p>
+            <w:pPr>
+              <w:spacing w:before="20" w:after="20"/>
+            </w:pPr>
             <w:r/>
             <w:r>
               <w:rPr>
@@ -2710,6 +3595,9 @@
             <w:tcW w:type="dxa" w:w="1514"/>
           </w:tcPr>
           <w:p>
+            <w:pPr>
+              <w:spacing w:before="20" w:after="20"/>
+            </w:pPr>
             <w:r/>
             <w:r>
               <w:rPr>
@@ -2726,6 +3614,27 @@
             <w:tcW w:type="dxa" w:w="1514"/>
           </w:tcPr>
           <w:p>
+            <w:pPr>
+              <w:spacing w:before="20" w:after="20"/>
+            </w:pPr>
+            <w:r/>
+            <w:r>
+              <w:rPr>
+                <w:rFonts w:ascii="Verdana" w:hAnsi="Verdana"/>
+                <w:sz w:val="16"/>
+              </w:rPr>
+              <w:t>deg</w:t>
+            </w:r>
+          </w:p>
+        </w:tc>
+        <w:tc>
+          <w:tcPr>
+            <w:tcW w:type="dxa" w:w="1514"/>
+          </w:tcPr>
+          <w:p>
+            <w:pPr>
+              <w:spacing w:before="20" w:after="20"/>
+            </w:pPr>
             <w:r/>
             <w:r>
               <w:rPr>
@@ -2733,15 +3642,18 @@
                 <w:b w:val="0"/>
                 <w:sz w:val="16"/>
               </w:rPr>
-              <w:t>deg</w:t>
-            </w:r>
-          </w:p>
-        </w:tc>
-        <w:tc>
-          <w:tcPr>
-            <w:tcW w:type="dxa" w:w="1514"/>
-          </w:tcPr>
-          <w:p>
+              <w:t>4</w:t>
+            </w:r>
+          </w:p>
+        </w:tc>
+        <w:tc>
+          <w:tcPr>
+            <w:tcW w:type="dxa" w:w="1514"/>
+          </w:tcPr>
+          <w:p>
+            <w:pPr>
+              <w:spacing w:before="20" w:after="20"/>
+            </w:pPr>
             <w:r/>
             <w:r>
               <w:rPr>
@@ -2749,6 +3661,62 @@
                 <w:b w:val="0"/>
                 <w:sz w:val="16"/>
               </w:rPr>
+              <w:t>-900000</w:t>
+            </w:r>
+          </w:p>
+        </w:tc>
+        <w:tc>
+          <w:tcPr>
+            <w:tcW w:type="dxa" w:w="1514"/>
+          </w:tcPr>
+          <w:p>
+            <w:pPr>
+              <w:spacing w:before="20" w:after="20"/>
+            </w:pPr>
+            <w:r/>
+            <w:r>
+              <w:rPr>
+                <w:rFonts w:ascii="Verdana" w:hAnsi="Verdana"/>
+                <w:b w:val="0"/>
+                <w:sz w:val="16"/>
+              </w:rPr>
+              <w:t>21</w:t>
+            </w:r>
+          </w:p>
+        </w:tc>
+        <w:tc>
+          <w:tcPr>
+            <w:tcW w:type="dxa" w:w="1514"/>
+          </w:tcPr>
+          <w:p>
+            <w:pPr>
+              <w:spacing w:before="20" w:after="20"/>
+            </w:pPr>
+            <w:r/>
+            <w:r>
+              <w:rPr>
+                <w:rFonts w:ascii="Verdana" w:hAnsi="Verdana"/>
+                <w:sz w:val="16"/>
+              </w:rPr>
+              <w:t>°</w:t>
+            </w:r>
+          </w:p>
+        </w:tc>
+        <w:tc>
+          <w:tcPr>
+            <w:tcW w:type="dxa" w:w="1514"/>
+          </w:tcPr>
+          <w:p>
+            <w:pPr>
+              <w:spacing w:before="20" w:after="20"/>
+            </w:pPr>
+            <w:r/>
+            <w:r>
+              <w:rPr>
+                <w:rFonts w:ascii="Verdana" w:hAnsi="Verdana"/>
+                <w:b w:val="0"/>
+                <w:sz w:val="16"/>
+              </w:rPr>
               <w:t>4</w:t>
             </w:r>
           </w:p>
@@ -2758,6 +3726,9 @@
             <w:tcW w:type="dxa" w:w="1514"/>
           </w:tcPr>
           <w:p>
+            <w:pPr>
+              <w:spacing w:before="20" w:after="20"/>
+            </w:pPr>
             <w:r/>
             <w:r>
               <w:rPr>
@@ -2765,70 +3736,6 @@
                 <w:b w:val="0"/>
                 <w:sz w:val="16"/>
               </w:rPr>
-              <w:t>-900000</w:t>
-            </w:r>
-          </w:p>
-        </w:tc>
-        <w:tc>
-          <w:tcPr>
-            <w:tcW w:type="dxa" w:w="1514"/>
-          </w:tcPr>
-          <w:p>
-            <w:r/>
-            <w:r>
-              <w:rPr>
-                <w:rFonts w:ascii="Verdana" w:hAnsi="Verdana"/>
-                <w:b w:val="0"/>
-                <w:sz w:val="16"/>
-              </w:rPr>
-              <w:t>21</w:t>
-            </w:r>
-          </w:p>
-        </w:tc>
-        <w:tc>
-          <w:tcPr>
-            <w:tcW w:type="dxa" w:w="1514"/>
-          </w:tcPr>
-          <w:p>
-            <w:r/>
-            <w:r>
-              <w:rPr>
-                <w:rFonts w:ascii="Verdana" w:hAnsi="Verdana"/>
-                <w:b w:val="0"/>
-                <w:sz w:val="16"/>
-              </w:rPr>
-              <w:t>°</w:t>
-            </w:r>
-          </w:p>
-        </w:tc>
-        <w:tc>
-          <w:tcPr>
-            <w:tcW w:type="dxa" w:w="1514"/>
-          </w:tcPr>
-          <w:p>
-            <w:r/>
-            <w:r>
-              <w:rPr>
-                <w:rFonts w:ascii="Verdana" w:hAnsi="Verdana"/>
-                <w:b w:val="0"/>
-                <w:sz w:val="16"/>
-              </w:rPr>
-              <w:t>4</w:t>
-            </w:r>
-          </w:p>
-        </w:tc>
-        <w:tc>
-          <w:tcPr>
-            <w:tcW w:type="dxa" w:w="1514"/>
-          </w:tcPr>
-          <w:p>
-            <w:r/>
-            <w:r>
-              <w:rPr>
-                <w:rFonts w:ascii="Verdana" w:hAnsi="Verdana"/>
-                <w:b w:val="0"/>
-                <w:sz w:val="16"/>
-              </w:rPr>
               <w:t>7</w:t>
             </w:r>
           </w:p>
@@ -2838,6 +3745,9 @@
             <w:tcW w:type="dxa" w:w="1514"/>
           </w:tcPr>
           <w:p>
+            <w:pPr>
+              <w:spacing w:before="20" w:after="20"/>
+            </w:pPr>
             <w:r/>
             <w:r>
               <w:rPr>
@@ -2858,6 +3768,9 @@
             <w:tcW w:type="dxa" w:w="1514"/>
           </w:tcPr>
           <w:p>
+            <w:pPr>
+              <w:spacing w:before="20" w:after="20"/>
+            </w:pPr>
             <w:r/>
             <w:r>
               <w:rPr>
@@ -2874,6 +3787,9 @@
             <w:tcW w:type="dxa" w:w="1514"/>
           </w:tcPr>
           <w:p>
+            <w:pPr>
+              <w:spacing w:before="20" w:after="20"/>
+            </w:pPr>
             <w:r/>
             <w:r>
               <w:rPr>
@@ -2890,6 +3806,27 @@
             <w:tcW w:type="dxa" w:w="1514"/>
           </w:tcPr>
           <w:p>
+            <w:pPr>
+              <w:spacing w:before="20" w:after="20"/>
+            </w:pPr>
+            <w:r/>
+            <w:r>
+              <w:rPr>
+                <w:rFonts w:ascii="Verdana" w:hAnsi="Verdana"/>
+                <w:sz w:val="16"/>
+              </w:rPr>
+              <w:t>m</w:t>
+            </w:r>
+          </w:p>
+        </w:tc>
+        <w:tc>
+          <w:tcPr>
+            <w:tcW w:type="dxa" w:w="1514"/>
+          </w:tcPr>
+          <w:p>
+            <w:pPr>
+              <w:spacing w:before="20" w:after="20"/>
+            </w:pPr>
             <w:r/>
             <w:r>
               <w:rPr>
@@ -2897,6 +3834,62 @@
                 <w:b w:val="0"/>
                 <w:sz w:val="16"/>
               </w:rPr>
+              <w:t>1</w:t>
+            </w:r>
+          </w:p>
+        </w:tc>
+        <w:tc>
+          <w:tcPr>
+            <w:tcW w:type="dxa" w:w="1514"/>
+          </w:tcPr>
+          <w:p>
+            <w:pPr>
+              <w:spacing w:before="20" w:after="20"/>
+            </w:pPr>
+            <w:r/>
+            <w:r>
+              <w:rPr>
+                <w:rFonts w:ascii="Verdana" w:hAnsi="Verdana"/>
+                <w:b w:val="0"/>
+                <w:sz w:val="16"/>
+              </w:rPr>
+              <w:t>-4000</w:t>
+            </w:r>
+          </w:p>
+        </w:tc>
+        <w:tc>
+          <w:tcPr>
+            <w:tcW w:type="dxa" w:w="1514"/>
+          </w:tcPr>
+          <w:p>
+            <w:pPr>
+              <w:spacing w:before="20" w:after="20"/>
+            </w:pPr>
+            <w:r/>
+            <w:r>
+              <w:rPr>
+                <w:rFonts w:ascii="Verdana" w:hAnsi="Verdana"/>
+                <w:b w:val="0"/>
+                <w:sz w:val="16"/>
+              </w:rPr>
+              <w:t>17</w:t>
+            </w:r>
+          </w:p>
+        </w:tc>
+        <w:tc>
+          <w:tcPr>
+            <w:tcW w:type="dxa" w:w="1514"/>
+          </w:tcPr>
+          <w:p>
+            <w:pPr>
+              <w:spacing w:before="20" w:after="20"/>
+            </w:pPr>
+            <w:r/>
+            <w:r>
+              <w:rPr>
+                <w:rFonts w:ascii="Verdana" w:hAnsi="Verdana"/>
+                <w:sz w:val="16"/>
+              </w:rPr>
               <w:t>m</w:t>
             </w:r>
           </w:p>
@@ -2906,6 +3899,9 @@
             <w:tcW w:type="dxa" w:w="1514"/>
           </w:tcPr>
           <w:p>
+            <w:pPr>
+              <w:spacing w:before="20" w:after="20"/>
+            </w:pPr>
             <w:r/>
             <w:r>
               <w:rPr>
@@ -2922,6 +3918,9 @@
             <w:tcW w:type="dxa" w:w="1514"/>
           </w:tcPr>
           <w:p>
+            <w:pPr>
+              <w:spacing w:before="20" w:after="20"/>
+            </w:pPr>
             <w:r/>
             <w:r>
               <w:rPr>
@@ -2929,15 +3928,18 @@
                 <w:b w:val="0"/>
                 <w:sz w:val="16"/>
               </w:rPr>
-              <w:t>-4000</w:t>
-            </w:r>
-          </w:p>
-        </w:tc>
-        <w:tc>
-          <w:tcPr>
-            <w:tcW w:type="dxa" w:w="1514"/>
-          </w:tcPr>
-          <w:p>
+              <w:t>5</w:t>
+            </w:r>
+          </w:p>
+        </w:tc>
+        <w:tc>
+          <w:tcPr>
+            <w:tcW w:type="dxa" w:w="1514"/>
+          </w:tcPr>
+          <w:p>
+            <w:pPr>
+              <w:spacing w:before="20" w:after="20"/>
+            </w:pPr>
             <w:r/>
             <w:r>
               <w:rPr>
@@ -2945,71 +3947,7 @@
                 <w:b w:val="0"/>
                 <w:sz w:val="16"/>
               </w:rPr>
-              <w:t>17</w:t>
-            </w:r>
-          </w:p>
-        </w:tc>
-        <w:tc>
-          <w:tcPr>
-            <w:tcW w:type="dxa" w:w="1514"/>
-          </w:tcPr>
-          <w:p>
-            <w:r/>
-            <w:r>
-              <w:rPr>
-                <w:rFonts w:ascii="Verdana" w:hAnsi="Verdana"/>
-                <w:b w:val="0"/>
-                <w:sz w:val="16"/>
-              </w:rPr>
-              <w:t>m</w:t>
-            </w:r>
-          </w:p>
-        </w:tc>
-        <w:tc>
-          <w:tcPr>
-            <w:tcW w:type="dxa" w:w="1514"/>
-          </w:tcPr>
-          <w:p>
-            <w:r/>
-            <w:r>
-              <w:rPr>
-                <w:rFonts w:ascii="Verdana" w:hAnsi="Verdana"/>
-                <w:b w:val="0"/>
-                <w:sz w:val="16"/>
-              </w:rPr>
-              <w:t>1</w:t>
-            </w:r>
-          </w:p>
-        </w:tc>
-        <w:tc>
-          <w:tcPr>
-            <w:tcW w:type="dxa" w:w="1514"/>
-          </w:tcPr>
-          <w:p>
-            <w:r/>
-            <w:r>
-              <w:rPr>
-                <w:rFonts w:ascii="Verdana" w:hAnsi="Verdana"/>
-                <w:b w:val="0"/>
-                <w:sz w:val="16"/>
-              </w:rPr>
-              <w:t>5</w:t>
-            </w:r>
-          </w:p>
-        </w:tc>
-        <w:tc>
-          <w:tcPr>
-            <w:tcW w:type="dxa" w:w="1514"/>
-          </w:tcPr>
-          <w:p>
-            <w:r/>
-            <w:r>
-              <w:rPr>
-                <w:rFonts w:ascii="Verdana" w:hAnsi="Verdana"/>
-                <w:b w:val="0"/>
-                <w:sz w:val="16"/>
-              </w:rPr>
-              <w:t>Note 87: Cela indique des erreurs de fonctionnement de l'instrument, un ou plusieurs interferogrammes etant alors exclus du traitement permettant d'obtenir les enregistrements des donnees de detecteur.</w:t>
+              <w:t>Note 87: L'altitude du sol de la station se définit comme étant la hauteur au-dessus du niveau moyen de la mer du sol sur lequel repose le pluviomètre ou, s'il n'y a pas de pluviomètre, il s'agit de l'abri météorologique. S'il n'y a pas d'abri non plus, il s'agit alors de l'altitude moyenne du terrain au voisinage de la station (référence: Guide des instruments et des méthodes d'observation météorologiques (OMM-N° 8), 1996).</w:t>
             </w:r>
           </w:p>
         </w:tc>
@@ -3023,6 +3961,9 @@
             <w:tcW w:type="dxa" w:w="1514"/>
           </w:tcPr>
           <w:p>
+            <w:pPr>
+              <w:spacing w:before="20" w:after="20"/>
+            </w:pPr>
             <w:r/>
             <w:r>
               <w:rPr>
@@ -3039,6 +3980,9 @@
             <w:tcW w:type="dxa" w:w="1514"/>
           </w:tcPr>
           <w:p>
+            <w:pPr>
+              <w:spacing w:before="20" w:after="20"/>
+            </w:pPr>
             <w:r/>
             <w:r>
               <w:rPr>
@@ -3055,6 +3999,27 @@
             <w:tcW w:type="dxa" w:w="1514"/>
           </w:tcPr>
           <w:p>
+            <w:pPr>
+              <w:spacing w:before="20" w:after="20"/>
+            </w:pPr>
+            <w:r/>
+            <w:r>
+              <w:rPr>
+                <w:rFonts w:ascii="Verdana" w:hAnsi="Verdana"/>
+                <w:sz w:val="16"/>
+              </w:rPr>
+              <w:t>m</w:t>
+            </w:r>
+          </w:p>
+        </w:tc>
+        <w:tc>
+          <w:tcPr>
+            <w:tcW w:type="dxa" w:w="1514"/>
+          </w:tcPr>
+          <w:p>
+            <w:pPr>
+              <w:spacing w:before="20" w:after="20"/>
+            </w:pPr>
             <w:r/>
             <w:r>
               <w:rPr>
@@ -3062,6 +4027,62 @@
                 <w:b w:val="0"/>
                 <w:sz w:val="16"/>
               </w:rPr>
+              <w:t>1</w:t>
+            </w:r>
+          </w:p>
+        </w:tc>
+        <w:tc>
+          <w:tcPr>
+            <w:tcW w:type="dxa" w:w="1514"/>
+          </w:tcPr>
+          <w:p>
+            <w:pPr>
+              <w:spacing w:before="20" w:after="20"/>
+            </w:pPr>
+            <w:r/>
+            <w:r>
+              <w:rPr>
+                <w:rFonts w:ascii="Verdana" w:hAnsi="Verdana"/>
+                <w:b w:val="0"/>
+                <w:sz w:val="16"/>
+              </w:rPr>
+              <w:t>-4000</w:t>
+            </w:r>
+          </w:p>
+        </w:tc>
+        <w:tc>
+          <w:tcPr>
+            <w:tcW w:type="dxa" w:w="1514"/>
+          </w:tcPr>
+          <w:p>
+            <w:pPr>
+              <w:spacing w:before="20" w:after="20"/>
+            </w:pPr>
+            <w:r/>
+            <w:r>
+              <w:rPr>
+                <w:rFonts w:ascii="Verdana" w:hAnsi="Verdana"/>
+                <w:b w:val="0"/>
+                <w:sz w:val="16"/>
+              </w:rPr>
+              <w:t>17</w:t>
+            </w:r>
+          </w:p>
+        </w:tc>
+        <w:tc>
+          <w:tcPr>
+            <w:tcW w:type="dxa" w:w="1514"/>
+          </w:tcPr>
+          <w:p>
+            <w:pPr>
+              <w:spacing w:before="20" w:after="20"/>
+            </w:pPr>
+            <w:r/>
+            <w:r>
+              <w:rPr>
+                <w:rFonts w:ascii="Verdana" w:hAnsi="Verdana"/>
+                <w:sz w:val="16"/>
+              </w:rPr>
               <w:t>m</w:t>
             </w:r>
           </w:p>
@@ -3071,6 +4092,9 @@
             <w:tcW w:type="dxa" w:w="1514"/>
           </w:tcPr>
           <w:p>
+            <w:pPr>
+              <w:spacing w:before="20" w:after="20"/>
+            </w:pPr>
             <w:r/>
             <w:r>
               <w:rPr>
@@ -3087,6 +4111,9 @@
             <w:tcW w:type="dxa" w:w="1514"/>
           </w:tcPr>
           <w:p>
+            <w:pPr>
+              <w:spacing w:before="20" w:after="20"/>
+            </w:pPr>
             <w:r/>
             <w:r>
               <w:rPr>
@@ -3094,15 +4121,18 @@
                 <w:b w:val="0"/>
                 <w:sz w:val="16"/>
               </w:rPr>
-              <w:t>-4000</w:t>
-            </w:r>
-          </w:p>
-        </w:tc>
-        <w:tc>
-          <w:tcPr>
-            <w:tcW w:type="dxa" w:w="1514"/>
-          </w:tcPr>
-          <w:p>
+              <w:t>5</w:t>
+            </w:r>
+          </w:p>
+        </w:tc>
+        <w:tc>
+          <w:tcPr>
+            <w:tcW w:type="dxa" w:w="1514"/>
+          </w:tcPr>
+          <w:p>
+            <w:pPr>
+              <w:spacing w:before="20" w:after="20"/>
+            </w:pPr>
             <w:r/>
             <w:r>
               <w:rPr>
@@ -3110,71 +4140,7 @@
                 <w:b w:val="0"/>
                 <w:sz w:val="16"/>
               </w:rPr>
-              <w:t>17</w:t>
-            </w:r>
-          </w:p>
-        </w:tc>
-        <w:tc>
-          <w:tcPr>
-            <w:tcW w:type="dxa" w:w="1514"/>
-          </w:tcPr>
-          <w:p>
-            <w:r/>
-            <w:r>
-              <w:rPr>
-                <w:rFonts w:ascii="Verdana" w:hAnsi="Verdana"/>
-                <w:b w:val="0"/>
-                <w:sz w:val="16"/>
-              </w:rPr>
-              <w:t>m</w:t>
-            </w:r>
-          </w:p>
-        </w:tc>
-        <w:tc>
-          <w:tcPr>
-            <w:tcW w:type="dxa" w:w="1514"/>
-          </w:tcPr>
-          <w:p>
-            <w:r/>
-            <w:r>
-              <w:rPr>
-                <w:rFonts w:ascii="Verdana" w:hAnsi="Verdana"/>
-                <w:b w:val="0"/>
-                <w:sz w:val="16"/>
-              </w:rPr>
-              <w:t>1</w:t>
-            </w:r>
-          </w:p>
-        </w:tc>
-        <w:tc>
-          <w:tcPr>
-            <w:tcW w:type="dxa" w:w="1514"/>
-          </w:tcPr>
-          <w:p>
-            <w:r/>
-            <w:r>
-              <w:rPr>
-                <w:rFonts w:ascii="Verdana" w:hAnsi="Verdana"/>
-                <w:b w:val="0"/>
-                <w:sz w:val="16"/>
-              </w:rPr>
-              <w:t>5</w:t>
-            </w:r>
-          </w:p>
-        </w:tc>
-        <w:tc>
-          <w:tcPr>
-            <w:tcW w:type="dxa" w:w="1514"/>
-          </w:tcPr>
-          <w:p>
-            <w:r/>
-            <w:r>
-              <w:rPr>
-                <w:rFonts w:ascii="Verdana" w:hAnsi="Verdana"/>
-                <w:b w:val="0"/>
-                <w:sz w:val="16"/>
-              </w:rPr>
-              <w:t>Note 84: 1) Ces valeurs se réfèrent à des vagues de vent bien formées en haute mer. dée aux termes descriptifs, ces valeurs relatives à la hauteur peuvent être utilisées à titre d’indication par l’observateur lorsqu’il chiffre l’état total d’agitation de la mer résultant de divers facteurs tels que le vent, la houle, les courants, l’angle entre la houle et le vent, etc. 2) Pour chiffrer une hauteur correspondant à la limite entre deux chiffres du code, prendre le chiffre du code le moins élevé; par exemple, une hauteur de 4 m est signalée à l’aide du chiffre du code 5.</w:t>
+              <w:t>Note 84: L’altitude du baromètre fait référence à l’emplacement du baromètre de la station; il ne s’agit pas de redéfinir le descripteur 0 07 030.</w:t>
             </w:r>
           </w:p>
         </w:tc>
@@ -3188,6 +4154,9 @@
             <w:tcW w:type="dxa" w:w="1514"/>
           </w:tcPr>
           <w:p>
+            <w:pPr>
+              <w:spacing w:before="20" w:after="20"/>
+            </w:pPr>
             <w:r/>
             <w:r>
               <w:rPr>
@@ -3204,6 +4173,9 @@
             <w:tcW w:type="dxa" w:w="1514"/>
           </w:tcPr>
           <w:p>
+            <w:pPr>
+              <w:spacing w:before="20" w:after="20"/>
+            </w:pPr>
             <w:r/>
             <w:r>
               <w:rPr>
@@ -3220,6 +4192,27 @@
             <w:tcW w:type="dxa" w:w="1514"/>
           </w:tcPr>
           <w:p>
+            <w:pPr>
+              <w:spacing w:before="20" w:after="20"/>
+            </w:pPr>
+            <w:r/>
+            <w:r>
+              <w:rPr>
+                <w:rFonts w:ascii="Verdana" w:hAnsi="Verdana"/>
+                <w:sz w:val="16"/>
+              </w:rPr>
+              <w:t>m</w:t>
+            </w:r>
+          </w:p>
+        </w:tc>
+        <w:tc>
+          <w:tcPr>
+            <w:tcW w:type="dxa" w:w="1514"/>
+          </w:tcPr>
+          <w:p>
+            <w:pPr>
+              <w:spacing w:before="20" w:after="20"/>
+            </w:pPr>
             <w:r/>
             <w:r>
               <w:rPr>
@@ -3227,6 +4220,62 @@
                 <w:b w:val="0"/>
                 <w:sz w:val="16"/>
               </w:rPr>
+              <w:t>2</w:t>
+            </w:r>
+          </w:p>
+        </w:tc>
+        <w:tc>
+          <w:tcPr>
+            <w:tcW w:type="dxa" w:w="1514"/>
+          </w:tcPr>
+          <w:p>
+            <w:pPr>
+              <w:spacing w:before="20" w:after="20"/>
+            </w:pPr>
+            <w:r/>
+            <w:r>
+              <w:rPr>
+                <w:rFonts w:ascii="Verdana" w:hAnsi="Verdana"/>
+                <w:b w:val="0"/>
+                <w:sz w:val="16"/>
+              </w:rPr>
+              <w:t>0</w:t>
+            </w:r>
+          </w:p>
+        </w:tc>
+        <w:tc>
+          <w:tcPr>
+            <w:tcW w:type="dxa" w:w="1514"/>
+          </w:tcPr>
+          <w:p>
+            <w:pPr>
+              <w:spacing w:before="20" w:after="20"/>
+            </w:pPr>
+            <w:r/>
+            <w:r>
+              <w:rPr>
+                <w:rFonts w:ascii="Verdana" w:hAnsi="Verdana"/>
+                <w:b w:val="0"/>
+                <w:sz w:val="16"/>
+              </w:rPr>
+              <w:t>16</w:t>
+            </w:r>
+          </w:p>
+        </w:tc>
+        <w:tc>
+          <w:tcPr>
+            <w:tcW w:type="dxa" w:w="1514"/>
+          </w:tcPr>
+          <w:p>
+            <w:pPr>
+              <w:spacing w:before="20" w:after="20"/>
+            </w:pPr>
+            <w:r/>
+            <w:r>
+              <w:rPr>
+                <w:rFonts w:ascii="Verdana" w:hAnsi="Verdana"/>
+                <w:sz w:val="16"/>
+              </w:rPr>
               <w:t>m</w:t>
             </w:r>
           </w:p>
@@ -3236,6 +4285,9 @@
             <w:tcW w:type="dxa" w:w="1514"/>
           </w:tcPr>
           <w:p>
+            <w:pPr>
+              <w:spacing w:before="20" w:after="20"/>
+            </w:pPr>
             <w:r/>
             <w:r>
               <w:rPr>
@@ -3252,6 +4304,9 @@
             <w:tcW w:type="dxa" w:w="1514"/>
           </w:tcPr>
           <w:p>
+            <w:pPr>
+              <w:spacing w:before="20" w:after="20"/>
+            </w:pPr>
             <w:r/>
             <w:r>
               <w:rPr>
@@ -3259,15 +4314,18 @@
                 <w:b w:val="0"/>
                 <w:sz w:val="16"/>
               </w:rPr>
-              <w:t>0</w:t>
-            </w:r>
-          </w:p>
-        </w:tc>
-        <w:tc>
-          <w:tcPr>
-            <w:tcW w:type="dxa" w:w="1514"/>
-          </w:tcPr>
-          <w:p>
+              <w:t>5</w:t>
+            </w:r>
+          </w:p>
+        </w:tc>
+        <w:tc>
+          <w:tcPr>
+            <w:tcW w:type="dxa" w:w="1514"/>
+          </w:tcPr>
+          <w:p>
+            <w:pPr>
+              <w:spacing w:before="20" w:after="20"/>
+            </w:pPr>
             <w:r/>
             <w:r>
               <w:rPr>
@@ -3275,71 +4333,7 @@
                 <w:b w:val="0"/>
                 <w:sz w:val="16"/>
               </w:rPr>
-              <w:t>16</w:t>
-            </w:r>
-          </w:p>
-        </w:tc>
-        <w:tc>
-          <w:tcPr>
-            <w:tcW w:type="dxa" w:w="1514"/>
-          </w:tcPr>
-          <w:p>
-            <w:r/>
-            <w:r>
-              <w:rPr>
-                <w:rFonts w:ascii="Verdana" w:hAnsi="Verdana"/>
-                <w:b w:val="0"/>
-                <w:sz w:val="16"/>
-              </w:rPr>
-              <w:t>m</w:t>
-            </w:r>
-          </w:p>
-        </w:tc>
-        <w:tc>
-          <w:tcPr>
-            <w:tcW w:type="dxa" w:w="1514"/>
-          </w:tcPr>
-          <w:p>
-            <w:r/>
-            <w:r>
-              <w:rPr>
-                <w:rFonts w:ascii="Verdana" w:hAnsi="Verdana"/>
-                <w:b w:val="0"/>
-                <w:sz w:val="16"/>
-              </w:rPr>
-              <w:t>2</w:t>
-            </w:r>
-          </w:p>
-        </w:tc>
-        <w:tc>
-          <w:tcPr>
-            <w:tcW w:type="dxa" w:w="1514"/>
-          </w:tcPr>
-          <w:p>
-            <w:r/>
-            <w:r>
-              <w:rPr>
-                <w:rFonts w:ascii="Verdana" w:hAnsi="Verdana"/>
-                <w:b w:val="0"/>
-                <w:sz w:val="16"/>
-              </w:rPr>
-              <w:t>5</w:t>
-            </w:r>
-          </w:p>
-        </w:tc>
-        <w:tc>
-          <w:tcPr>
-            <w:tcW w:type="dxa" w:w="1514"/>
-          </w:tcPr>
-          <w:p>
-            <w:r/>
-            <w:r>
-              <w:rPr>
-                <w:rFonts w:ascii="Verdana" w:hAnsi="Verdana"/>
-                <w:b w:val="0"/>
-                <w:sz w:val="16"/>
-              </w:rPr>
-              <w:t>Note 85: Ce descripteur sera associé à des données relatives à la visibilité ou à la hauteur des nuages pour préciser si la valeur est bornée. Si la donnée transmise est la valeur vraie, le chiffre du code est 0. Toutefois, la mesure peut atteindre la limite de capacité de mesure de l’instrument. Si la valeur transmise est supérieure à la valeur vraie, le chiffre du code est 1; si la valeur transmise est inférieure à la valeur vraie, le chiffre du code est 2.</w:t>
+              <w:t>Note 85: La hauteur du capteur au-dessus du sol (ou du pont sur une plate-forme marine) fait référence à l’emplacement du capteur; il ne s’agit pas de redéfinir le descripteur 0 07 030 ou 0 07 033. Il est possible d’annuler la valeur de 0 07 032 déjà définie en l’indiquant comme «valeur manquante».</w:t>
             </w:r>
           </w:p>
         </w:tc>
@@ -3353,6 +4347,9 @@
             <w:tcW w:type="dxa" w:w="1514"/>
           </w:tcPr>
           <w:p>
+            <w:pPr>
+              <w:spacing w:before="20" w:after="20"/>
+            </w:pPr>
             <w:r/>
             <w:r>
               <w:rPr>
@@ -3369,6 +4366,9 @@
             <w:tcW w:type="dxa" w:w="1514"/>
           </w:tcPr>
           <w:p>
+            <w:pPr>
+              <w:spacing w:before="20" w:after="20"/>
+            </w:pPr>
             <w:r/>
             <w:r>
               <w:rPr>
@@ -3385,6 +4385,27 @@
             <w:tcW w:type="dxa" w:w="1514"/>
           </w:tcPr>
           <w:p>
+            <w:pPr>
+              <w:spacing w:before="20" w:after="20"/>
+            </w:pPr>
+            <w:r/>
+            <w:r>
+              <w:rPr>
+                <w:rFonts w:ascii="Verdana" w:hAnsi="Verdana"/>
+                <w:sz w:val="16"/>
+              </w:rPr>
+              <w:t>m</w:t>
+            </w:r>
+          </w:p>
+        </w:tc>
+        <w:tc>
+          <w:tcPr>
+            <w:tcW w:type="dxa" w:w="1514"/>
+          </w:tcPr>
+          <w:p>
+            <w:pPr>
+              <w:spacing w:before="20" w:after="20"/>
+            </w:pPr>
             <w:r/>
             <w:r>
               <w:rPr>
@@ -3392,6 +4413,62 @@
                 <w:b w:val="0"/>
                 <w:sz w:val="16"/>
               </w:rPr>
+              <w:t>1</w:t>
+            </w:r>
+          </w:p>
+        </w:tc>
+        <w:tc>
+          <w:tcPr>
+            <w:tcW w:type="dxa" w:w="1514"/>
+          </w:tcPr>
+          <w:p>
+            <w:pPr>
+              <w:spacing w:before="20" w:after="20"/>
+            </w:pPr>
+            <w:r/>
+            <w:r>
+              <w:rPr>
+                <w:rFonts w:ascii="Verdana" w:hAnsi="Verdana"/>
+                <w:b w:val="0"/>
+                <w:sz w:val="16"/>
+              </w:rPr>
+              <w:t>0</w:t>
+            </w:r>
+          </w:p>
+        </w:tc>
+        <w:tc>
+          <w:tcPr>
+            <w:tcW w:type="dxa" w:w="1514"/>
+          </w:tcPr>
+          <w:p>
+            <w:pPr>
+              <w:spacing w:before="20" w:after="20"/>
+            </w:pPr>
+            <w:r/>
+            <w:r>
+              <w:rPr>
+                <w:rFonts w:ascii="Verdana" w:hAnsi="Verdana"/>
+                <w:b w:val="0"/>
+                <w:sz w:val="16"/>
+              </w:rPr>
+              <w:t>12</w:t>
+            </w:r>
+          </w:p>
+        </w:tc>
+        <w:tc>
+          <w:tcPr>
+            <w:tcW w:type="dxa" w:w="1514"/>
+          </w:tcPr>
+          <w:p>
+            <w:pPr>
+              <w:spacing w:before="20" w:after="20"/>
+            </w:pPr>
+            <w:r/>
+            <w:r>
+              <w:rPr>
+                <w:rFonts w:ascii="Verdana" w:hAnsi="Verdana"/>
+                <w:sz w:val="16"/>
+              </w:rPr>
               <w:t>m</w:t>
             </w:r>
           </w:p>
@@ -3401,6 +4478,9 @@
             <w:tcW w:type="dxa" w:w="1514"/>
           </w:tcPr>
           <w:p>
+            <w:pPr>
+              <w:spacing w:before="20" w:after="20"/>
+            </w:pPr>
             <w:r/>
             <w:r>
               <w:rPr>
@@ -3417,6 +4497,9 @@
             <w:tcW w:type="dxa" w:w="1514"/>
           </w:tcPr>
           <w:p>
+            <w:pPr>
+              <w:spacing w:before="20" w:after="20"/>
+            </w:pPr>
             <w:r/>
             <w:r>
               <w:rPr>
@@ -3424,15 +4507,18 @@
                 <w:b w:val="0"/>
                 <w:sz w:val="16"/>
               </w:rPr>
-              <w:t>0</w:t>
-            </w:r>
-          </w:p>
-        </w:tc>
-        <w:tc>
-          <w:tcPr>
-            <w:tcW w:type="dxa" w:w="1514"/>
-          </w:tcPr>
-          <w:p>
+              <w:t>4</w:t>
+            </w:r>
+          </w:p>
+        </w:tc>
+        <w:tc>
+          <w:tcPr>
+            <w:tcW w:type="dxa" w:w="1514"/>
+          </w:tcPr>
+          <w:p>
+            <w:pPr>
+              <w:spacing w:before="20" w:after="20"/>
+            </w:pPr>
             <w:r/>
             <w:r>
               <w:rPr>
@@ -3440,71 +4526,7 @@
                 <w:b w:val="0"/>
                 <w:sz w:val="16"/>
               </w:rPr>
-              <w:t>12</w:t>
-            </w:r>
-          </w:p>
-        </w:tc>
-        <w:tc>
-          <w:tcPr>
-            <w:tcW w:type="dxa" w:w="1514"/>
-          </w:tcPr>
-          <w:p>
-            <w:r/>
-            <w:r>
-              <w:rPr>
-                <w:rFonts w:ascii="Verdana" w:hAnsi="Verdana"/>
-                <w:b w:val="0"/>
-                <w:sz w:val="16"/>
-              </w:rPr>
-              <w:t>m</w:t>
-            </w:r>
-          </w:p>
-        </w:tc>
-        <w:tc>
-          <w:tcPr>
-            <w:tcW w:type="dxa" w:w="1514"/>
-          </w:tcPr>
-          <w:p>
-            <w:r/>
-            <w:r>
-              <w:rPr>
-                <w:rFonts w:ascii="Verdana" w:hAnsi="Verdana"/>
-                <w:b w:val="0"/>
-                <w:sz w:val="16"/>
-              </w:rPr>
-              <w:t>1</w:t>
-            </w:r>
-          </w:p>
-        </w:tc>
-        <w:tc>
-          <w:tcPr>
-            <w:tcW w:type="dxa" w:w="1514"/>
-          </w:tcPr>
-          <w:p>
-            <w:r/>
-            <w:r>
-              <w:rPr>
-                <w:rFonts w:ascii="Verdana" w:hAnsi="Verdana"/>
-                <w:b w:val="0"/>
-                <w:sz w:val="16"/>
-              </w:rPr>
-              <w:t>4</w:t>
-            </w:r>
-          </w:p>
-        </w:tc>
-        <w:tc>
-          <w:tcPr>
-            <w:tcW w:type="dxa" w:w="1514"/>
-          </w:tcPr>
-          <w:p>
-            <w:r/>
-            <w:r>
-              <w:rPr>
-                <w:rFonts w:ascii="Verdana" w:hAnsi="Verdana"/>
-                <w:b w:val="0"/>
-                <w:sz w:val="16"/>
-              </w:rPr>
-              <w:t>Note 86: Cela indique qu'un nombre non negligeable de franges n'ont pas ete detectees, avec deplacement de la partie centrale (ZPD) de l'interferogramme en dehors de la fenetre que controle l'instrument, si bien que l'interferogramme est exclu du traitement permettant d'obtenir les enregistrements des donnees de detecteur.</w:t>
+              <w:t>Note 86: La hauteur du capteur au-dessus de la surface de l’eau fait référence à l’emplacement du capteur en mer ou sur un lac; il ne s’agit pas de redéfinir le descripteur 0 07 030 ou 0 07 032. Il est possible d’annuler la valeur de 0 07 033 déjà définie en l’indiquant comme «valeur manquante».</w:t>
             </w:r>
           </w:p>
         </w:tc>
@@ -3518,6 +4540,9 @@
             <w:tcW w:type="dxa" w:w="1514"/>
           </w:tcPr>
           <w:p>
+            <w:pPr>
+              <w:spacing w:before="20" w:after="20"/>
+            </w:pPr>
             <w:r/>
             <w:r>
               <w:rPr>
@@ -3534,6 +4559,9 @@
             <w:tcW w:type="dxa" w:w="1514"/>
           </w:tcPr>
           <w:p>
+            <w:pPr>
+              <w:spacing w:before="20" w:after="20"/>
+            </w:pPr>
             <w:r/>
             <w:r>
               <w:rPr>
@@ -3550,6 +4578,27 @@
             <w:tcW w:type="dxa" w:w="1514"/>
           </w:tcPr>
           <w:p>
+            <w:pPr>
+              <w:spacing w:before="20" w:after="20"/>
+            </w:pPr>
+            <w:r/>
+            <w:r>
+              <w:rPr>
+                <w:rFonts w:ascii="Verdana" w:hAnsi="Verdana"/>
+                <w:sz w:val="16"/>
+              </w:rPr>
+              <w:t>Numérique</w:t>
+            </w:r>
+          </w:p>
+        </w:tc>
+        <w:tc>
+          <w:tcPr>
+            <w:tcW w:type="dxa" w:w="1514"/>
+          </w:tcPr>
+          <w:p>
+            <w:pPr>
+              <w:spacing w:before="20" w:after="20"/>
+            </w:pPr>
             <w:r/>
             <w:r>
               <w:rPr>
@@ -3557,6 +4606,62 @@
                 <w:b w:val="0"/>
                 <w:sz w:val="16"/>
               </w:rPr>
+              <w:t>0</w:t>
+            </w:r>
+          </w:p>
+        </w:tc>
+        <w:tc>
+          <w:tcPr>
+            <w:tcW w:type="dxa" w:w="1514"/>
+          </w:tcPr>
+          <w:p>
+            <w:pPr>
+              <w:spacing w:before="20" w:after="20"/>
+            </w:pPr>
+            <w:r/>
+            <w:r>
+              <w:rPr>
+                <w:rFonts w:ascii="Verdana" w:hAnsi="Verdana"/>
+                <w:b w:val="0"/>
+                <w:sz w:val="16"/>
+              </w:rPr>
+              <w:t>0</w:t>
+            </w:r>
+          </w:p>
+        </w:tc>
+        <w:tc>
+          <w:tcPr>
+            <w:tcW w:type="dxa" w:w="1514"/>
+          </w:tcPr>
+          <w:p>
+            <w:pPr>
+              <w:spacing w:before="20" w:after="20"/>
+            </w:pPr>
+            <w:r/>
+            <w:r>
+              <w:rPr>
+                <w:rFonts w:ascii="Verdana" w:hAnsi="Verdana"/>
+                <w:b w:val="0"/>
+                <w:sz w:val="16"/>
+              </w:rPr>
+              <w:t>12</w:t>
+            </w:r>
+          </w:p>
+        </w:tc>
+        <w:tc>
+          <w:tcPr>
+            <w:tcW w:type="dxa" w:w="1514"/>
+          </w:tcPr>
+          <w:p>
+            <w:pPr>
+              <w:spacing w:before="20" w:after="20"/>
+            </w:pPr>
+            <w:r/>
+            <w:r>
+              <w:rPr>
+                <w:rFonts w:ascii="Verdana" w:hAnsi="Verdana"/>
+                <w:sz w:val="16"/>
+              </w:rPr>
               <w:t>Numérique</w:t>
             </w:r>
           </w:p>
@@ -3566,6 +4671,9 @@
             <w:tcW w:type="dxa" w:w="1514"/>
           </w:tcPr>
           <w:p>
+            <w:pPr>
+              <w:spacing w:before="20" w:after="20"/>
+            </w:pPr>
             <w:r/>
             <w:r>
               <w:rPr>
@@ -3582,6 +4690,9 @@
             <w:tcW w:type="dxa" w:w="1514"/>
           </w:tcPr>
           <w:p>
+            <w:pPr>
+              <w:spacing w:before="20" w:after="20"/>
+            </w:pPr>
             <w:r/>
             <w:r>
               <w:rPr>
@@ -3589,70 +4700,6 @@
                 <w:b w:val="0"/>
                 <w:sz w:val="16"/>
               </w:rPr>
-              <w:t>0</w:t>
-            </w:r>
-          </w:p>
-        </w:tc>
-        <w:tc>
-          <w:tcPr>
-            <w:tcW w:type="dxa" w:w="1514"/>
-          </w:tcPr>
-          <w:p>
-            <w:r/>
-            <w:r>
-              <w:rPr>
-                <w:rFonts w:ascii="Verdana" w:hAnsi="Verdana"/>
-                <w:b w:val="0"/>
-                <w:sz w:val="16"/>
-              </w:rPr>
-              <w:t>12</w:t>
-            </w:r>
-          </w:p>
-        </w:tc>
-        <w:tc>
-          <w:tcPr>
-            <w:tcW w:type="dxa" w:w="1514"/>
-          </w:tcPr>
-          <w:p>
-            <w:r/>
-            <w:r>
-              <w:rPr>
-                <w:rFonts w:ascii="Verdana" w:hAnsi="Verdana"/>
-                <w:b w:val="0"/>
-                <w:sz w:val="16"/>
-              </w:rPr>
-              <w:t>Numérique</w:t>
-            </w:r>
-          </w:p>
-        </w:tc>
-        <w:tc>
-          <w:tcPr>
-            <w:tcW w:type="dxa" w:w="1514"/>
-          </w:tcPr>
-          <w:p>
-            <w:r/>
-            <w:r>
-              <w:rPr>
-                <w:rFonts w:ascii="Verdana" w:hAnsi="Verdana"/>
-                <w:b w:val="0"/>
-                <w:sz w:val="16"/>
-              </w:rPr>
-              <w:t>0</w:t>
-            </w:r>
-          </w:p>
-        </w:tc>
-        <w:tc>
-          <w:tcPr>
-            <w:tcW w:type="dxa" w:w="1514"/>
-          </w:tcPr>
-          <w:p>
-            <w:r/>
-            <w:r>
-              <w:rPr>
-                <w:rFonts w:ascii="Verdana" w:hAnsi="Verdana"/>
-                <w:b w:val="0"/>
-                <w:sz w:val="16"/>
-              </w:rPr>
               <w:t>4</w:t>
             </w:r>
           </w:p>
@@ -3662,6 +4709,9 @@
             <w:tcW w:type="dxa" w:w="1514"/>
           </w:tcPr>
           <w:p>
+            <w:pPr>
+              <w:spacing w:before="20" w:after="20"/>
+            </w:pPr>
             <w:r/>
             <w:r>
               <w:rPr>
@@ -3682,6 +4732,9 @@
             <w:tcW w:type="dxa" w:w="1514"/>
           </w:tcPr>
           <w:p>
+            <w:pPr>
+              <w:spacing w:before="20" w:after="20"/>
+            </w:pPr>
             <w:r/>
             <w:r>
               <w:rPr>
@@ -3698,6 +4751,9 @@
             <w:tcW w:type="dxa" w:w="1514"/>
           </w:tcPr>
           <w:p>
+            <w:pPr>
+              <w:spacing w:before="20" w:after="20"/>
+            </w:pPr>
             <w:r/>
             <w:r>
               <w:rPr>
@@ -3714,6 +4770,27 @@
             <w:tcW w:type="dxa" w:w="1514"/>
           </w:tcPr>
           <w:p>
+            <w:pPr>
+              <w:spacing w:before="20" w:after="20"/>
+            </w:pPr>
+            <w:r/>
+            <w:r>
+              <w:rPr>
+                <w:rFonts w:ascii="Verdana" w:hAnsi="Verdana"/>
+                <w:sz w:val="16"/>
+              </w:rPr>
+              <w:t>Numérique</w:t>
+            </w:r>
+          </w:p>
+        </w:tc>
+        <w:tc>
+          <w:tcPr>
+            <w:tcW w:type="dxa" w:w="1514"/>
+          </w:tcPr>
+          <w:p>
+            <w:pPr>
+              <w:spacing w:before="20" w:after="20"/>
+            </w:pPr>
             <w:r/>
             <w:r>
               <w:rPr>
@@ -3721,6 +4798,62 @@
                 <w:b w:val="0"/>
                 <w:sz w:val="16"/>
               </w:rPr>
+              <w:t>0</w:t>
+            </w:r>
+          </w:p>
+        </w:tc>
+        <w:tc>
+          <w:tcPr>
+            <w:tcW w:type="dxa" w:w="1514"/>
+          </w:tcPr>
+          <w:p>
+            <w:pPr>
+              <w:spacing w:before="20" w:after="20"/>
+            </w:pPr>
+            <w:r/>
+            <w:r>
+              <w:rPr>
+                <w:rFonts w:ascii="Verdana" w:hAnsi="Verdana"/>
+                <w:b w:val="0"/>
+                <w:sz w:val="16"/>
+              </w:rPr>
+              <w:t>0</w:t>
+            </w:r>
+          </w:p>
+        </w:tc>
+        <w:tc>
+          <w:tcPr>
+            <w:tcW w:type="dxa" w:w="1514"/>
+          </w:tcPr>
+          <w:p>
+            <w:pPr>
+              <w:spacing w:before="20" w:after="20"/>
+            </w:pPr>
+            <w:r/>
+            <w:r>
+              <w:rPr>
+                <w:rFonts w:ascii="Verdana" w:hAnsi="Verdana"/>
+                <w:b w:val="0"/>
+                <w:sz w:val="16"/>
+              </w:rPr>
+              <w:t>12</w:t>
+            </w:r>
+          </w:p>
+        </w:tc>
+        <w:tc>
+          <w:tcPr>
+            <w:tcW w:type="dxa" w:w="1514"/>
+          </w:tcPr>
+          <w:p>
+            <w:pPr>
+              <w:spacing w:before="20" w:after="20"/>
+            </w:pPr>
+            <w:r/>
+            <w:r>
+              <w:rPr>
+                <w:rFonts w:ascii="Verdana" w:hAnsi="Verdana"/>
+                <w:sz w:val="16"/>
+              </w:rPr>
               <w:t>Numérique</w:t>
             </w:r>
           </w:p>
@@ -3730,6 +4863,9 @@
             <w:tcW w:type="dxa" w:w="1514"/>
           </w:tcPr>
           <w:p>
+            <w:pPr>
+              <w:spacing w:before="20" w:after="20"/>
+            </w:pPr>
             <w:r/>
             <w:r>
               <w:rPr>
@@ -3746,6 +4882,9 @@
             <w:tcW w:type="dxa" w:w="1514"/>
           </w:tcPr>
           <w:p>
+            <w:pPr>
+              <w:spacing w:before="20" w:after="20"/>
+            </w:pPr>
             <w:r/>
             <w:r>
               <w:rPr>
@@ -3753,70 +4892,6 @@
                 <w:b w:val="0"/>
                 <w:sz w:val="16"/>
               </w:rPr>
-              <w:t>0</w:t>
-            </w:r>
-          </w:p>
-        </w:tc>
-        <w:tc>
-          <w:tcPr>
-            <w:tcW w:type="dxa" w:w="1514"/>
-          </w:tcPr>
-          <w:p>
-            <w:r/>
-            <w:r>
-              <w:rPr>
-                <w:rFonts w:ascii="Verdana" w:hAnsi="Verdana"/>
-                <w:b w:val="0"/>
-                <w:sz w:val="16"/>
-              </w:rPr>
-              <w:t>12</w:t>
-            </w:r>
-          </w:p>
-        </w:tc>
-        <w:tc>
-          <w:tcPr>
-            <w:tcW w:type="dxa" w:w="1514"/>
-          </w:tcPr>
-          <w:p>
-            <w:r/>
-            <w:r>
-              <w:rPr>
-                <w:rFonts w:ascii="Verdana" w:hAnsi="Verdana"/>
-                <w:b w:val="0"/>
-                <w:sz w:val="16"/>
-              </w:rPr>
-              <w:t>Numérique</w:t>
-            </w:r>
-          </w:p>
-        </w:tc>
-        <w:tc>
-          <w:tcPr>
-            <w:tcW w:type="dxa" w:w="1514"/>
-          </w:tcPr>
-          <w:p>
-            <w:r/>
-            <w:r>
-              <w:rPr>
-                <w:rFonts w:ascii="Verdana" w:hAnsi="Verdana"/>
-                <w:b w:val="0"/>
-                <w:sz w:val="16"/>
-              </w:rPr>
-              <w:t>0</w:t>
-            </w:r>
-          </w:p>
-        </w:tc>
-        <w:tc>
-          <w:tcPr>
-            <w:tcW w:type="dxa" w:w="1514"/>
-          </w:tcPr>
-          <w:p>
-            <w:r/>
-            <w:r>
-              <w:rPr>
-                <w:rFonts w:ascii="Verdana" w:hAnsi="Verdana"/>
-                <w:b w:val="0"/>
-                <w:sz w:val="16"/>
-              </w:rPr>
               <w:t>4</w:t>
             </w:r>
           </w:p>
@@ -3826,6 +4901,9 @@
             <w:tcW w:type="dxa" w:w="1514"/>
           </w:tcPr>
           <w:p>
+            <w:pPr>
+              <w:spacing w:before="20" w:after="20"/>
+            </w:pPr>
             <w:r/>
             <w:r>
               <w:rPr>
@@ -3846,6 +4924,9 @@
             <w:tcW w:type="dxa" w:w="1514"/>
           </w:tcPr>
           <w:p>
+            <w:pPr>
+              <w:spacing w:before="20" w:after="20"/>
+            </w:pPr>
             <w:r/>
             <w:r>
               <w:rPr>
@@ -3862,6 +4943,9 @@
             <w:tcW w:type="dxa" w:w="1514"/>
           </w:tcPr>
           <w:p>
+            <w:pPr>
+              <w:spacing w:before="20" w:after="20"/>
+            </w:pPr>
             <w:r/>
             <w:r>
               <w:rPr>
@@ -3878,6 +4962,27 @@
             <w:tcW w:type="dxa" w:w="1514"/>
           </w:tcPr>
           <w:p>
+            <w:pPr>
+              <w:spacing w:before="20" w:after="20"/>
+            </w:pPr>
+            <w:r/>
+            <w:r>
+              <w:rPr>
+                <w:rFonts w:ascii="Verdana" w:hAnsi="Verdana"/>
+                <w:sz w:val="16"/>
+              </w:rPr>
+              <w:t>m</w:t>
+            </w:r>
+          </w:p>
+        </w:tc>
+        <w:tc>
+          <w:tcPr>
+            <w:tcW w:type="dxa" w:w="1514"/>
+          </w:tcPr>
+          <w:p>
+            <w:pPr>
+              <w:spacing w:before="20" w:after="20"/>
+            </w:pPr>
             <w:r/>
             <w:r>
               <w:rPr>
@@ -3885,6 +4990,62 @@
                 <w:b w:val="0"/>
                 <w:sz w:val="16"/>
               </w:rPr>
+              <w:t>1</w:t>
+            </w:r>
+          </w:p>
+        </w:tc>
+        <w:tc>
+          <w:tcPr>
+            <w:tcW w:type="dxa" w:w="1514"/>
+          </w:tcPr>
+          <w:p>
+            <w:pPr>
+              <w:spacing w:before="20" w:after="20"/>
+            </w:pPr>
+            <w:r/>
+            <w:r>
+              <w:rPr>
+                <w:rFonts w:ascii="Verdana" w:hAnsi="Verdana"/>
+                <w:b w:val="0"/>
+                <w:sz w:val="16"/>
+              </w:rPr>
+              <w:t>62000000</w:t>
+            </w:r>
+          </w:p>
+        </w:tc>
+        <w:tc>
+          <w:tcPr>
+            <w:tcW w:type="dxa" w:w="1514"/>
+          </w:tcPr>
+          <w:p>
+            <w:pPr>
+              <w:spacing w:before="20" w:after="20"/>
+            </w:pPr>
+            <w:r/>
+            <w:r>
+              <w:rPr>
+                <w:rFonts w:ascii="Verdana" w:hAnsi="Verdana"/>
+                <w:b w:val="0"/>
+                <w:sz w:val="16"/>
+              </w:rPr>
+              <w:t>22</w:t>
+            </w:r>
+          </w:p>
+        </w:tc>
+        <w:tc>
+          <w:tcPr>
+            <w:tcW w:type="dxa" w:w="1514"/>
+          </w:tcPr>
+          <w:p>
+            <w:pPr>
+              <w:spacing w:before="20" w:after="20"/>
+            </w:pPr>
+            <w:r/>
+            <w:r>
+              <w:rPr>
+                <w:rFonts w:ascii="Verdana" w:hAnsi="Verdana"/>
+                <w:sz w:val="16"/>
+              </w:rPr>
               <w:t>m</w:t>
             </w:r>
           </w:p>
@@ -3894,6 +5055,9 @@
             <w:tcW w:type="dxa" w:w="1514"/>
           </w:tcPr>
           <w:p>
+            <w:pPr>
+              <w:spacing w:before="20" w:after="20"/>
+            </w:pPr>
             <w:r/>
             <w:r>
               <w:rPr>
@@ -3910,6 +5074,9 @@
             <w:tcW w:type="dxa" w:w="1514"/>
           </w:tcPr>
           <w:p>
+            <w:pPr>
+              <w:spacing w:before="20" w:after="20"/>
+            </w:pPr>
             <w:r/>
             <w:r>
               <w:rPr>
@@ -3917,15 +5084,18 @@
                 <w:b w:val="0"/>
                 <w:sz w:val="16"/>
               </w:rPr>
-              <w:t>62000000</w:t>
-            </w:r>
-          </w:p>
-        </w:tc>
-        <w:tc>
-          <w:tcPr>
-            <w:tcW w:type="dxa" w:w="1514"/>
-          </w:tcPr>
-          <w:p>
+              <w:t>8</w:t>
+            </w:r>
+          </w:p>
+        </w:tc>
+        <w:tc>
+          <w:tcPr>
+            <w:tcW w:type="dxa" w:w="1514"/>
+          </w:tcPr>
+          <w:p>
+            <w:pPr>
+              <w:spacing w:before="20" w:after="20"/>
+            </w:pPr>
             <w:r/>
             <w:r>
               <w:rPr>
@@ -3933,71 +5103,7 @@
                 <w:b w:val="0"/>
                 <w:sz w:val="16"/>
               </w:rPr>
-              <w:t>22</w:t>
-            </w:r>
-          </w:p>
-        </w:tc>
-        <w:tc>
-          <w:tcPr>
-            <w:tcW w:type="dxa" w:w="1514"/>
-          </w:tcPr>
-          <w:p>
-            <w:r/>
-            <w:r>
-              <w:rPr>
-                <w:rFonts w:ascii="Verdana" w:hAnsi="Verdana"/>
-                <w:b w:val="0"/>
-                <w:sz w:val="16"/>
-              </w:rPr>
-              <w:t>m</w:t>
-            </w:r>
-          </w:p>
-        </w:tc>
-        <w:tc>
-          <w:tcPr>
-            <w:tcW w:type="dxa" w:w="1514"/>
-          </w:tcPr>
-          <w:p>
-            <w:r/>
-            <w:r>
-              <w:rPr>
-                <w:rFonts w:ascii="Verdana" w:hAnsi="Verdana"/>
-                <w:b w:val="0"/>
-                <w:sz w:val="16"/>
-              </w:rPr>
-              <w:t>1</w:t>
-            </w:r>
-          </w:p>
-        </w:tc>
-        <w:tc>
-          <w:tcPr>
-            <w:tcW w:type="dxa" w:w="1514"/>
-          </w:tcPr>
-          <w:p>
-            <w:r/>
-            <w:r>
-              <w:rPr>
-                <w:rFonts w:ascii="Verdana" w:hAnsi="Verdana"/>
-                <w:b w:val="0"/>
-                <w:sz w:val="16"/>
-              </w:rPr>
-              <w:t>8</w:t>
-            </w:r>
-          </w:p>
-        </w:tc>
-        <w:tc>
-          <w:tcPr>
-            <w:tcW w:type="dxa" w:w="1514"/>
-          </w:tcPr>
-          <w:p>
-            <w:r/>
-            <w:r>
-              <w:rPr>
-                <w:rFonts w:ascii="Verdana" w:hAnsi="Verdana"/>
-                <w:b w:val="0"/>
-                <w:sz w:val="16"/>
-              </w:rPr>
-              <w:t>Note 74: Le chiffre du code 21 peut etre utilise dans des messages corriges ou les valeurs substituees/corrigees sont determinees.</w:t>
+              <w:t>Note 74: Pour représenter l’intensité des précipitations, le type de précipitation et l’état de fonctionnement, on utilise respectivement les descripteurs 0 20 024 (table de code), 0 20 021 (table d’indicateurs) et 0 33 005 (table d’indicateurs).</w:t>
             </w:r>
           </w:p>
         </w:tc>
@@ -4011,6 +5117,9 @@
             <w:tcW w:type="dxa" w:w="1514"/>
           </w:tcPr>
           <w:p>
+            <w:pPr>
+              <w:spacing w:before="20" w:after="20"/>
+            </w:pPr>
             <w:r/>
             <w:r>
               <w:rPr>
@@ -4027,6 +5136,9 @@
             <w:tcW w:type="dxa" w:w="1514"/>
           </w:tcPr>
           <w:p>
+            <w:pPr>
+              <w:spacing w:before="20" w:after="20"/>
+            </w:pPr>
             <w:r/>
             <w:r>
               <w:rPr>
@@ -4043,6 +5155,27 @@
             <w:tcW w:type="dxa" w:w="1514"/>
           </w:tcPr>
           <w:p>
+            <w:pPr>
+              <w:spacing w:before="20" w:after="20"/>
+            </w:pPr>
+            <w:r/>
+            <w:r>
+              <w:rPr>
+                <w:rFonts w:ascii="Verdana" w:hAnsi="Verdana"/>
+                <w:sz w:val="16"/>
+              </w:rPr>
+              <w:t>m</w:t>
+            </w:r>
+          </w:p>
+        </w:tc>
+        <w:tc>
+          <w:tcPr>
+            <w:tcW w:type="dxa" w:w="1514"/>
+          </w:tcPr>
+          <w:p>
+            <w:pPr>
+              <w:spacing w:before="20" w:after="20"/>
+            </w:pPr>
             <w:r/>
             <w:r>
               <w:rPr>
@@ -4050,6 +5183,62 @@
                 <w:b w:val="0"/>
                 <w:sz w:val="16"/>
               </w:rPr>
+              <w:t>2</w:t>
+            </w:r>
+          </w:p>
+        </w:tc>
+        <w:tc>
+          <w:tcPr>
+            <w:tcW w:type="dxa" w:w="1514"/>
+          </w:tcPr>
+          <w:p>
+            <w:pPr>
+              <w:spacing w:before="20" w:after="20"/>
+            </w:pPr>
+            <w:r/>
+            <w:r>
+              <w:rPr>
+                <w:rFonts w:ascii="Verdana" w:hAnsi="Verdana"/>
+                <w:b w:val="0"/>
+                <w:sz w:val="16"/>
+              </w:rPr>
+              <w:t>0</w:t>
+            </w:r>
+          </w:p>
+        </w:tc>
+        <w:tc>
+          <w:tcPr>
+            <w:tcW w:type="dxa" w:w="1514"/>
+          </w:tcPr>
+          <w:p>
+            <w:pPr>
+              <w:spacing w:before="20" w:after="20"/>
+            </w:pPr>
+            <w:r/>
+            <w:r>
+              <w:rPr>
+                <w:rFonts w:ascii="Verdana" w:hAnsi="Verdana"/>
+                <w:b w:val="0"/>
+                <w:sz w:val="16"/>
+              </w:rPr>
+              <w:t>14</w:t>
+            </w:r>
+          </w:p>
+        </w:tc>
+        <w:tc>
+          <w:tcPr>
+            <w:tcW w:type="dxa" w:w="1514"/>
+          </w:tcPr>
+          <w:p>
+            <w:pPr>
+              <w:spacing w:before="20" w:after="20"/>
+            </w:pPr>
+            <w:r/>
+            <w:r>
+              <w:rPr>
+                <w:rFonts w:ascii="Verdana" w:hAnsi="Verdana"/>
+                <w:sz w:val="16"/>
+              </w:rPr>
               <w:t>m</w:t>
             </w:r>
           </w:p>
@@ -4059,6 +5248,9 @@
             <w:tcW w:type="dxa" w:w="1514"/>
           </w:tcPr>
           <w:p>
+            <w:pPr>
+              <w:spacing w:before="20" w:after="20"/>
+            </w:pPr>
             <w:r/>
             <w:r>
               <w:rPr>
@@ -4075,6 +5267,9 @@
             <w:tcW w:type="dxa" w:w="1514"/>
           </w:tcPr>
           <w:p>
+            <w:pPr>
+              <w:spacing w:before="20" w:after="20"/>
+            </w:pPr>
             <w:r/>
             <w:r>
               <w:rPr>
@@ -4082,70 +5277,6 @@
                 <w:b w:val="0"/>
                 <w:sz w:val="16"/>
               </w:rPr>
-              <w:t>0</w:t>
-            </w:r>
-          </w:p>
-        </w:tc>
-        <w:tc>
-          <w:tcPr>
-            <w:tcW w:type="dxa" w:w="1514"/>
-          </w:tcPr>
-          <w:p>
-            <w:r/>
-            <w:r>
-              <w:rPr>
-                <w:rFonts w:ascii="Verdana" w:hAnsi="Verdana"/>
-                <w:b w:val="0"/>
-                <w:sz w:val="16"/>
-              </w:rPr>
-              <w:t>14</w:t>
-            </w:r>
-          </w:p>
-        </w:tc>
-        <w:tc>
-          <w:tcPr>
-            <w:tcW w:type="dxa" w:w="1514"/>
-          </w:tcPr>
-          <w:p>
-            <w:r/>
-            <w:r>
-              <w:rPr>
-                <w:rFonts w:ascii="Verdana" w:hAnsi="Verdana"/>
-                <w:b w:val="0"/>
-                <w:sz w:val="16"/>
-              </w:rPr>
-              <w:t>m</w:t>
-            </w:r>
-          </w:p>
-        </w:tc>
-        <w:tc>
-          <w:tcPr>
-            <w:tcW w:type="dxa" w:w="1514"/>
-          </w:tcPr>
-          <w:p>
-            <w:r/>
-            <w:r>
-              <w:rPr>
-                <w:rFonts w:ascii="Verdana" w:hAnsi="Verdana"/>
-                <w:b w:val="0"/>
-                <w:sz w:val="16"/>
-              </w:rPr>
-              <w:t>2</w:t>
-            </w:r>
-          </w:p>
-        </w:tc>
-        <w:tc>
-          <w:tcPr>
-            <w:tcW w:type="dxa" w:w="1514"/>
-          </w:tcPr>
-          <w:p>
-            <w:r/>
-            <w:r>
-              <w:rPr>
-                <w:rFonts w:ascii="Verdana" w:hAnsi="Verdana"/>
-                <w:b w:val="0"/>
-                <w:sz w:val="16"/>
-              </w:rPr>
               <w:t>5</w:t>
             </w:r>
           </w:p>
@@ -4155,6 +5286,9 @@
             <w:tcW w:type="dxa" w:w="1514"/>
           </w:tcPr>
           <w:p>
+            <w:pPr>
+              <w:spacing w:before="20" w:after="20"/>
+            </w:pPr>
             <w:r/>
             <w:r>
               <w:rPr>
@@ -4175,6 +5309,9 @@
             <w:tcW w:type="dxa" w:w="1514"/>
           </w:tcPr>
           <w:p>
+            <w:pPr>
+              <w:spacing w:before="20" w:after="20"/>
+            </w:pPr>
             <w:r/>
             <w:r>
               <w:rPr>
@@ -4191,6 +5328,9 @@
             <w:tcW w:type="dxa" w:w="1514"/>
           </w:tcPr>
           <w:p>
+            <w:pPr>
+              <w:spacing w:before="20" w:after="20"/>
+            </w:pPr>
             <w:r/>
             <w:r>
               <w:rPr>
@@ -4207,6 +5347,27 @@
             <w:tcW w:type="dxa" w:w="1514"/>
           </w:tcPr>
           <w:p>
+            <w:pPr>
+              <w:spacing w:before="20" w:after="20"/>
+            </w:pPr>
+            <w:r/>
+            <w:r>
+              <w:rPr>
+                <w:rFonts w:ascii="Verdana" w:hAnsi="Verdana"/>
+                <w:sz w:val="16"/>
+              </w:rPr>
+              <w:t>m</w:t>
+            </w:r>
+          </w:p>
+        </w:tc>
+        <w:tc>
+          <w:tcPr>
+            <w:tcW w:type="dxa" w:w="1514"/>
+          </w:tcPr>
+          <w:p>
+            <w:pPr>
+              <w:spacing w:before="20" w:after="20"/>
+            </w:pPr>
             <w:r/>
             <w:r>
               <w:rPr>
@@ -4214,6 +5375,62 @@
                 <w:b w:val="0"/>
                 <w:sz w:val="16"/>
               </w:rPr>
+              <w:t>1</w:t>
+            </w:r>
+          </w:p>
+        </w:tc>
+        <w:tc>
+          <w:tcPr>
+            <w:tcW w:type="dxa" w:w="1514"/>
+          </w:tcPr>
+          <w:p>
+            <w:pPr>
+              <w:spacing w:before="20" w:after="20"/>
+            </w:pPr>
+            <w:r/>
+            <w:r>
+              <w:rPr>
+                <w:rFonts w:ascii="Verdana" w:hAnsi="Verdana"/>
+                <w:b w:val="0"/>
+                <w:sz w:val="16"/>
+              </w:rPr>
+              <w:t>0</w:t>
+            </w:r>
+          </w:p>
+        </w:tc>
+        <w:tc>
+          <w:tcPr>
+            <w:tcW w:type="dxa" w:w="1514"/>
+          </w:tcPr>
+          <w:p>
+            <w:pPr>
+              <w:spacing w:before="20" w:after="20"/>
+            </w:pPr>
+            <w:r/>
+            <w:r>
+              <w:rPr>
+                <w:rFonts w:ascii="Verdana" w:hAnsi="Verdana"/>
+                <w:b w:val="0"/>
+                <w:sz w:val="16"/>
+              </w:rPr>
+              <w:t>17</w:t>
+            </w:r>
+          </w:p>
+        </w:tc>
+        <w:tc>
+          <w:tcPr>
+            <w:tcW w:type="dxa" w:w="1514"/>
+          </w:tcPr>
+          <w:p>
+            <w:pPr>
+              <w:spacing w:before="20" w:after="20"/>
+            </w:pPr>
+            <w:r/>
+            <w:r>
+              <w:rPr>
+                <w:rFonts w:ascii="Verdana" w:hAnsi="Verdana"/>
+                <w:sz w:val="16"/>
+              </w:rPr>
               <w:t>m</w:t>
             </w:r>
           </w:p>
@@ -4223,6 +5440,9 @@
             <w:tcW w:type="dxa" w:w="1514"/>
           </w:tcPr>
           <w:p>
+            <w:pPr>
+              <w:spacing w:before="20" w:after="20"/>
+            </w:pPr>
             <w:r/>
             <w:r>
               <w:rPr>
@@ -4239,6 +5459,9 @@
             <w:tcW w:type="dxa" w:w="1514"/>
           </w:tcPr>
           <w:p>
+            <w:pPr>
+              <w:spacing w:before="20" w:after="20"/>
+            </w:pPr>
             <w:r/>
             <w:r>
               <w:rPr>
@@ -4246,70 +5469,6 @@
                 <w:b w:val="0"/>
                 <w:sz w:val="16"/>
               </w:rPr>
-              <w:t>0</w:t>
-            </w:r>
-          </w:p>
-        </w:tc>
-        <w:tc>
-          <w:tcPr>
-            <w:tcW w:type="dxa" w:w="1514"/>
-          </w:tcPr>
-          <w:p>
-            <w:r/>
-            <w:r>
-              <w:rPr>
-                <w:rFonts w:ascii="Verdana" w:hAnsi="Verdana"/>
-                <w:b w:val="0"/>
-                <w:sz w:val="16"/>
-              </w:rPr>
-              <w:t>17</w:t>
-            </w:r>
-          </w:p>
-        </w:tc>
-        <w:tc>
-          <w:tcPr>
-            <w:tcW w:type="dxa" w:w="1514"/>
-          </w:tcPr>
-          <w:p>
-            <w:r/>
-            <w:r>
-              <w:rPr>
-                <w:rFonts w:ascii="Verdana" w:hAnsi="Verdana"/>
-                <w:b w:val="0"/>
-                <w:sz w:val="16"/>
-              </w:rPr>
-              <w:t>m</w:t>
-            </w:r>
-          </w:p>
-        </w:tc>
-        <w:tc>
-          <w:tcPr>
-            <w:tcW w:type="dxa" w:w="1514"/>
-          </w:tcPr>
-          <w:p>
-            <w:r/>
-            <w:r>
-              <w:rPr>
-                <w:rFonts w:ascii="Verdana" w:hAnsi="Verdana"/>
-                <w:b w:val="0"/>
-                <w:sz w:val="16"/>
-              </w:rPr>
-              <w:t>1</w:t>
-            </w:r>
-          </w:p>
-        </w:tc>
-        <w:tc>
-          <w:tcPr>
-            <w:tcW w:type="dxa" w:w="1514"/>
-          </w:tcPr>
-          <w:p>
-            <w:r/>
-            <w:r>
-              <w:rPr>
-                <w:rFonts w:ascii="Verdana" w:hAnsi="Verdana"/>
-                <w:b w:val="0"/>
-                <w:sz w:val="16"/>
-              </w:rPr>
               <w:t>6</w:t>
             </w:r>
           </w:p>
@@ -4319,6 +5478,9 @@
             <w:tcW w:type="dxa" w:w="1514"/>
           </w:tcPr>
           <w:p>
+            <w:pPr>
+              <w:spacing w:before="20" w:after="20"/>
+            </w:pPr>
             <w:r/>
             <w:r>
               <w:rPr>
@@ -4339,6 +5501,9 @@
             <w:tcW w:type="dxa" w:w="1514"/>
           </w:tcPr>
           <w:p>
+            <w:pPr>
+              <w:spacing w:before="20" w:after="20"/>
+            </w:pPr>
             <w:r/>
             <w:r>
               <w:rPr>
@@ -4355,6 +5520,9 @@
             <w:tcW w:type="dxa" w:w="1514"/>
           </w:tcPr>
           <w:p>
+            <w:pPr>
+              <w:spacing w:before="20" w:after="20"/>
+            </w:pPr>
             <w:r/>
             <w:r>
               <w:rPr>
@@ -4371,6 +5539,27 @@
             <w:tcW w:type="dxa" w:w="1514"/>
           </w:tcPr>
           <w:p>
+            <w:pPr>
+              <w:spacing w:before="20" w:after="20"/>
+            </w:pPr>
+            <w:r/>
+            <w:r>
+              <w:rPr>
+                <w:rFonts w:ascii="Verdana" w:hAnsi="Verdana"/>
+                <w:sz w:val="16"/>
+              </w:rPr>
+              <w:t>m</w:t>
+            </w:r>
+          </w:p>
+        </w:tc>
+        <w:tc>
+          <w:tcPr>
+            <w:tcW w:type="dxa" w:w="1514"/>
+          </w:tcPr>
+          <w:p>
+            <w:pPr>
+              <w:spacing w:before="20" w:after="20"/>
+            </w:pPr>
             <w:r/>
             <w:r>
               <w:rPr>
@@ -4378,6 +5567,62 @@
                 <w:b w:val="0"/>
                 <w:sz w:val="16"/>
               </w:rPr>
+              <w:t>2</w:t>
+            </w:r>
+          </w:p>
+        </w:tc>
+        <w:tc>
+          <w:tcPr>
+            <w:tcW w:type="dxa" w:w="1514"/>
+          </w:tcPr>
+          <w:p>
+            <w:pPr>
+              <w:spacing w:before="20" w:after="20"/>
+            </w:pPr>
+            <w:r/>
+            <w:r>
+              <w:rPr>
+                <w:rFonts w:ascii="Verdana" w:hAnsi="Verdana"/>
+                <w:b w:val="0"/>
+                <w:sz w:val="16"/>
+              </w:rPr>
+              <w:t>0</w:t>
+            </w:r>
+          </w:p>
+        </w:tc>
+        <w:tc>
+          <w:tcPr>
+            <w:tcW w:type="dxa" w:w="1514"/>
+          </w:tcPr>
+          <w:p>
+            <w:pPr>
+              <w:spacing w:before="20" w:after="20"/>
+            </w:pPr>
+            <w:r/>
+            <w:r>
+              <w:rPr>
+                <w:rFonts w:ascii="Verdana" w:hAnsi="Verdana"/>
+                <w:b w:val="0"/>
+                <w:sz w:val="16"/>
+              </w:rPr>
+              <w:t>20</w:t>
+            </w:r>
+          </w:p>
+        </w:tc>
+        <w:tc>
+          <w:tcPr>
+            <w:tcW w:type="dxa" w:w="1514"/>
+          </w:tcPr>
+          <w:p>
+            <w:pPr>
+              <w:spacing w:before="20" w:after="20"/>
+            </w:pPr>
+            <w:r/>
+            <w:r>
+              <w:rPr>
+                <w:rFonts w:ascii="Verdana" w:hAnsi="Verdana"/>
+                <w:sz w:val="16"/>
+              </w:rPr>
               <w:t>m</w:t>
             </w:r>
           </w:p>
@@ -4387,6 +5632,9 @@
             <w:tcW w:type="dxa" w:w="1514"/>
           </w:tcPr>
           <w:p>
+            <w:pPr>
+              <w:spacing w:before="20" w:after="20"/>
+            </w:pPr>
             <w:r/>
             <w:r>
               <w:rPr>
@@ -4403,6 +5651,9 @@
             <w:tcW w:type="dxa" w:w="1514"/>
           </w:tcPr>
           <w:p>
+            <w:pPr>
+              <w:spacing w:before="20" w:after="20"/>
+            </w:pPr>
             <w:r/>
             <w:r>
               <w:rPr>
@@ -4410,70 +5661,6 @@
                 <w:b w:val="0"/>
                 <w:sz w:val="16"/>
               </w:rPr>
-              <w:t>0</w:t>
-            </w:r>
-          </w:p>
-        </w:tc>
-        <w:tc>
-          <w:tcPr>
-            <w:tcW w:type="dxa" w:w="1514"/>
-          </w:tcPr>
-          <w:p>
-            <w:r/>
-            <w:r>
-              <w:rPr>
-                <w:rFonts w:ascii="Verdana" w:hAnsi="Verdana"/>
-                <w:b w:val="0"/>
-                <w:sz w:val="16"/>
-              </w:rPr>
-              <w:t>20</w:t>
-            </w:r>
-          </w:p>
-        </w:tc>
-        <w:tc>
-          <w:tcPr>
-            <w:tcW w:type="dxa" w:w="1514"/>
-          </w:tcPr>
-          <w:p>
-            <w:r/>
-            <w:r>
-              <w:rPr>
-                <w:rFonts w:ascii="Verdana" w:hAnsi="Verdana"/>
-                <w:b w:val="0"/>
-                <w:sz w:val="16"/>
-              </w:rPr>
-              <w:t>m</w:t>
-            </w:r>
-          </w:p>
-        </w:tc>
-        <w:tc>
-          <w:tcPr>
-            <w:tcW w:type="dxa" w:w="1514"/>
-          </w:tcPr>
-          <w:p>
-            <w:r/>
-            <w:r>
-              <w:rPr>
-                <w:rFonts w:ascii="Verdana" w:hAnsi="Verdana"/>
-                <w:b w:val="0"/>
-                <w:sz w:val="16"/>
-              </w:rPr>
-              <w:t>2</w:t>
-            </w:r>
-          </w:p>
-        </w:tc>
-        <w:tc>
-          <w:tcPr>
-            <w:tcW w:type="dxa" w:w="1514"/>
-          </w:tcPr>
-          <w:p>
-            <w:r/>
-            <w:r>
-              <w:rPr>
-                <w:rFonts w:ascii="Verdana" w:hAnsi="Verdana"/>
-                <w:b w:val="0"/>
-                <w:sz w:val="16"/>
-              </w:rPr>
               <w:t>7</w:t>
             </w:r>
           </w:p>
@@ -4483,6 +5670,9 @@
             <w:tcW w:type="dxa" w:w="1514"/>
           </w:tcPr>
           <w:p>
+            <w:pPr>
+              <w:spacing w:before="20" w:after="20"/>
+            </w:pPr>
             <w:r/>
             <w:r>
               <w:rPr>
@@ -4503,6 +5693,9 @@
             <w:tcW w:type="dxa" w:w="1514"/>
           </w:tcPr>
           <w:p>
+            <w:pPr>
+              <w:spacing w:before="20" w:after="20"/>
+            </w:pPr>
             <w:r/>
             <w:r>
               <w:rPr>
@@ -4519,6 +5712,9 @@
             <w:tcW w:type="dxa" w:w="1514"/>
           </w:tcPr>
           <w:p>
+            <w:pPr>
+              <w:spacing w:before="20" w:after="20"/>
+            </w:pPr>
             <w:r/>
             <w:r>
               <w:rPr>
@@ -4535,6 +5731,27 @@
             <w:tcW w:type="dxa" w:w="1514"/>
           </w:tcPr>
           <w:p>
+            <w:pPr>
+              <w:spacing w:before="20" w:after="20"/>
+            </w:pPr>
+            <w:r/>
+            <w:r>
+              <w:rPr>
+                <w:rFonts w:ascii="Verdana" w:hAnsi="Verdana"/>
+                <w:sz w:val="16"/>
+              </w:rPr>
+              <w:t>m</w:t>
+            </w:r>
+          </w:p>
+        </w:tc>
+        <w:tc>
+          <w:tcPr>
+            <w:tcW w:type="dxa" w:w="1514"/>
+          </w:tcPr>
+          <w:p>
+            <w:pPr>
+              <w:spacing w:before="20" w:after="20"/>
+            </w:pPr>
             <w:r/>
             <w:r>
               <w:rPr>
@@ -4542,6 +5759,62 @@
                 <w:b w:val="0"/>
                 <w:sz w:val="16"/>
               </w:rPr>
+              <w:t>0</w:t>
+            </w:r>
+          </w:p>
+        </w:tc>
+        <w:tc>
+          <w:tcPr>
+            <w:tcW w:type="dxa" w:w="1514"/>
+          </w:tcPr>
+          <w:p>
+            <w:pPr>
+              <w:spacing w:before="20" w:after="20"/>
+            </w:pPr>
+            <w:r/>
+            <w:r>
+              <w:rPr>
+                <w:rFonts w:ascii="Verdana" w:hAnsi="Verdana"/>
+                <w:b w:val="0"/>
+                <w:sz w:val="16"/>
+              </w:rPr>
+              <w:t>0</w:t>
+            </w:r>
+          </w:p>
+        </w:tc>
+        <w:tc>
+          <w:tcPr>
+            <w:tcW w:type="dxa" w:w="1514"/>
+          </w:tcPr>
+          <w:p>
+            <w:pPr>
+              <w:spacing w:before="20" w:after="20"/>
+            </w:pPr>
+            <w:r/>
+            <w:r>
+              <w:rPr>
+                <w:rFonts w:ascii="Verdana" w:hAnsi="Verdana"/>
+                <w:b w:val="0"/>
+                <w:sz w:val="16"/>
+              </w:rPr>
+              <w:t>4</w:t>
+            </w:r>
+          </w:p>
+        </w:tc>
+        <w:tc>
+          <w:tcPr>
+            <w:tcW w:type="dxa" w:w="1514"/>
+          </w:tcPr>
+          <w:p>
+            <w:pPr>
+              <w:spacing w:before="20" w:after="20"/>
+            </w:pPr>
+            <w:r/>
+            <w:r>
+              <w:rPr>
+                <w:rFonts w:ascii="Verdana" w:hAnsi="Verdana"/>
+                <w:sz w:val="16"/>
+              </w:rPr>
               <w:t>m</w:t>
             </w:r>
           </w:p>
@@ -4551,6 +5824,9 @@
             <w:tcW w:type="dxa" w:w="1514"/>
           </w:tcPr>
           <w:p>
+            <w:pPr>
+              <w:spacing w:before="20" w:after="20"/>
+            </w:pPr>
             <w:r/>
             <w:r>
               <w:rPr>
@@ -4567,6 +5843,9 @@
             <w:tcW w:type="dxa" w:w="1514"/>
           </w:tcPr>
           <w:p>
+            <w:pPr>
+              <w:spacing w:before="20" w:after="20"/>
+            </w:pPr>
             <w:r/>
             <w:r>
               <w:rPr>
@@ -4574,15 +5853,18 @@
                 <w:b w:val="0"/>
                 <w:sz w:val="16"/>
               </w:rPr>
-              <w:t>0</w:t>
-            </w:r>
-          </w:p>
-        </w:tc>
-        <w:tc>
-          <w:tcPr>
-            <w:tcW w:type="dxa" w:w="1514"/>
-          </w:tcPr>
-          <w:p>
+              <w:t>2</w:t>
+            </w:r>
+          </w:p>
+        </w:tc>
+        <w:tc>
+          <w:tcPr>
+            <w:tcW w:type="dxa" w:w="1514"/>
+          </w:tcPr>
+          <w:p>
+            <w:pPr>
+              <w:spacing w:before="20" w:after="20"/>
+            </w:pPr>
             <w:r/>
             <w:r>
               <w:rPr>
@@ -4590,71 +5872,7 @@
                 <w:b w:val="0"/>
                 <w:sz w:val="16"/>
               </w:rPr>
-              <w:t>4</w:t>
-            </w:r>
-          </w:p>
-        </w:tc>
-        <w:tc>
-          <w:tcPr>
-            <w:tcW w:type="dxa" w:w="1514"/>
-          </w:tcPr>
-          <w:p>
-            <w:r/>
-            <w:r>
-              <w:rPr>
-                <w:rFonts w:ascii="Verdana" w:hAnsi="Verdana"/>
-                <w:b w:val="0"/>
-                <w:sz w:val="16"/>
-              </w:rPr>
-              <w:t>m</w:t>
-            </w:r>
-          </w:p>
-        </w:tc>
-        <w:tc>
-          <w:tcPr>
-            <w:tcW w:type="dxa" w:w="1514"/>
-          </w:tcPr>
-          <w:p>
-            <w:r/>
-            <w:r>
-              <w:rPr>
-                <w:rFonts w:ascii="Verdana" w:hAnsi="Verdana"/>
-                <w:b w:val="0"/>
-                <w:sz w:val="16"/>
-              </w:rPr>
-              <w:t>0</w:t>
-            </w:r>
-          </w:p>
-        </w:tc>
-        <w:tc>
-          <w:tcPr>
-            <w:tcW w:type="dxa" w:w="1514"/>
-          </w:tcPr>
-          <w:p>
-            <w:r/>
-            <w:r>
-              <w:rPr>
-                <w:rFonts w:ascii="Verdana" w:hAnsi="Verdana"/>
-                <w:b w:val="0"/>
-                <w:sz w:val="16"/>
-              </w:rPr>
-              <w:t>2</w:t>
-            </w:r>
-          </w:p>
-        </w:tc>
-        <w:tc>
-          <w:tcPr>
-            <w:tcW w:type="dxa" w:w="1514"/>
-          </w:tcPr>
-          <w:p>
-            <w:r/>
-            <w:r>
-              <w:rPr>
-                <w:rFonts w:ascii="Verdana" w:hAnsi="Verdana"/>
-                <w:b w:val="0"/>
-                <w:sz w:val="16"/>
-              </w:rPr>
-              <w:t>(voir Note 8)</w:t>
+              <w:t>Note 117: La hauteur représentative du capteur au-dessus du niveau de la station correspond à la hauteur standard à laquelle l’OMM recommande d’installer le capteur. Il convient donc d’ajuster par une formule appropriée la valeur de l’élément météorologique fournit à la suite de cette hauteur. Par exemple, la hauteur standard à laquelle l’OMM recommande d’installer les capteurs de vent en surface est de 10 mètres; si le capteur ne se trouve pas à cette hauteur, il est donc possible d’ajuster la vitesse du vent à l’aide d’une telle formule.</w:t>
             </w:r>
           </w:p>
         </w:tc>
@@ -4668,6 +5886,9 @@
             <w:tcW w:type="dxa" w:w="1514"/>
           </w:tcPr>
           <w:p>
+            <w:pPr>
+              <w:spacing w:before="20" w:after="20"/>
+            </w:pPr>
             <w:r/>
             <w:r>
               <w:rPr>
@@ -4684,6 +5905,9 @@
             <w:tcW w:type="dxa" w:w="1514"/>
           </w:tcPr>
           <w:p>
+            <w:pPr>
+              <w:spacing w:before="20" w:after="20"/>
+            </w:pPr>
             <w:r/>
             <w:r>
               <w:rPr>
@@ -4700,6 +5924,27 @@
             <w:tcW w:type="dxa" w:w="1514"/>
           </w:tcPr>
           <w:p>
+            <w:pPr>
+              <w:spacing w:before="20" w:after="20"/>
+            </w:pPr>
+            <w:r/>
+            <w:r>
+              <w:rPr>
+                <w:rFonts w:ascii="Verdana" w:hAnsi="Verdana"/>
+                <w:sz w:val="16"/>
+              </w:rPr>
+              <w:t>Pa</w:t>
+            </w:r>
+          </w:p>
+        </w:tc>
+        <w:tc>
+          <w:tcPr>
+            <w:tcW w:type="dxa" w:w="1514"/>
+          </w:tcPr>
+          <w:p>
+            <w:pPr>
+              <w:spacing w:before="20" w:after="20"/>
+            </w:pPr>
             <w:r/>
             <w:r>
               <w:rPr>
@@ -4707,6 +5952,62 @@
                 <w:b w:val="0"/>
                 <w:sz w:val="16"/>
               </w:rPr>
+              <w:t>-3</w:t>
+            </w:r>
+          </w:p>
+        </w:tc>
+        <w:tc>
+          <w:tcPr>
+            <w:tcW w:type="dxa" w:w="1514"/>
+          </w:tcPr>
+          <w:p>
+            <w:pPr>
+              <w:spacing w:before="20" w:after="20"/>
+            </w:pPr>
+            <w:r/>
+            <w:r>
+              <w:rPr>
+                <w:rFonts w:ascii="Verdana" w:hAnsi="Verdana"/>
+                <w:b w:val="0"/>
+                <w:sz w:val="16"/>
+              </w:rPr>
+              <w:t>0</w:t>
+            </w:r>
+          </w:p>
+        </w:tc>
+        <w:tc>
+          <w:tcPr>
+            <w:tcW w:type="dxa" w:w="1514"/>
+          </w:tcPr>
+          <w:p>
+            <w:pPr>
+              <w:spacing w:before="20" w:after="20"/>
+            </w:pPr>
+            <w:r/>
+            <w:r>
+              <w:rPr>
+                <w:rFonts w:ascii="Verdana" w:hAnsi="Verdana"/>
+                <w:b w:val="0"/>
+                <w:sz w:val="16"/>
+              </w:rPr>
+              <w:t>17</w:t>
+            </w:r>
+          </w:p>
+        </w:tc>
+        <w:tc>
+          <w:tcPr>
+            <w:tcW w:type="dxa" w:w="1514"/>
+          </w:tcPr>
+          <w:p>
+            <w:pPr>
+              <w:spacing w:before="20" w:after="20"/>
+            </w:pPr>
+            <w:r/>
+            <w:r>
+              <w:rPr>
+                <w:rFonts w:ascii="Verdana" w:hAnsi="Verdana"/>
+                <w:sz w:val="16"/>
+              </w:rPr>
               <w:t>Pa</w:t>
             </w:r>
           </w:p>
@@ -4716,6 +6017,9 @@
             <w:tcW w:type="dxa" w:w="1514"/>
           </w:tcPr>
           <w:p>
+            <w:pPr>
+              <w:spacing w:before="20" w:after="20"/>
+            </w:pPr>
             <w:r/>
             <w:r>
               <w:rPr>
@@ -4732,6 +6036,9 @@
             <w:tcW w:type="dxa" w:w="1514"/>
           </w:tcPr>
           <w:p>
+            <w:pPr>
+              <w:spacing w:before="20" w:after="20"/>
+            </w:pPr>
             <w:r/>
             <w:r>
               <w:rPr>
@@ -4739,70 +6046,6 @@
                 <w:b w:val="0"/>
                 <w:sz w:val="16"/>
               </w:rPr>
-              <w:t>0</w:t>
-            </w:r>
-          </w:p>
-        </w:tc>
-        <w:tc>
-          <w:tcPr>
-            <w:tcW w:type="dxa" w:w="1514"/>
-          </w:tcPr>
-          <w:p>
-            <w:r/>
-            <w:r>
-              <w:rPr>
-                <w:rFonts w:ascii="Verdana" w:hAnsi="Verdana"/>
-                <w:b w:val="0"/>
-                <w:sz w:val="16"/>
-              </w:rPr>
-              <w:t>17</w:t>
-            </w:r>
-          </w:p>
-        </w:tc>
-        <w:tc>
-          <w:tcPr>
-            <w:tcW w:type="dxa" w:w="1514"/>
-          </w:tcPr>
-          <w:p>
-            <w:r/>
-            <w:r>
-              <w:rPr>
-                <w:rFonts w:ascii="Verdana" w:hAnsi="Verdana"/>
-                <w:b w:val="0"/>
-                <w:sz w:val="16"/>
-              </w:rPr>
-              <w:t>Pa</w:t>
-            </w:r>
-          </w:p>
-        </w:tc>
-        <w:tc>
-          <w:tcPr>
-            <w:tcW w:type="dxa" w:w="1514"/>
-          </w:tcPr>
-          <w:p>
-            <w:r/>
-            <w:r>
-              <w:rPr>
-                <w:rFonts w:ascii="Verdana" w:hAnsi="Verdana"/>
-                <w:b w:val="0"/>
-                <w:sz w:val="16"/>
-              </w:rPr>
-              <w:t>-3</w:t>
-            </w:r>
-          </w:p>
-        </w:tc>
-        <w:tc>
-          <w:tcPr>
-            <w:tcW w:type="dxa" w:w="1514"/>
-          </w:tcPr>
-          <w:p>
-            <w:r/>
-            <w:r>
-              <w:rPr>
-                <w:rFonts w:ascii="Verdana" w:hAnsi="Verdana"/>
-                <w:b w:val="0"/>
-                <w:sz w:val="16"/>
-              </w:rPr>
               <w:t>6</w:t>
             </w:r>
           </w:p>
@@ -4812,6 +6055,9 @@
             <w:tcW w:type="dxa" w:w="1514"/>
           </w:tcPr>
           <w:p>
+            <w:pPr>
+              <w:spacing w:before="20" w:after="20"/>
+            </w:pPr>
             <w:r/>
             <w:r>
               <w:rPr>
@@ -4832,6 +6078,9 @@
             <w:tcW w:type="dxa" w:w="1514"/>
           </w:tcPr>
           <w:p>
+            <w:pPr>
+              <w:spacing w:before="20" w:after="20"/>
+            </w:pPr>
             <w:r/>
             <w:r>
               <w:rPr>
@@ -4848,6 +6097,9 @@
             <w:tcW w:type="dxa" w:w="1514"/>
           </w:tcPr>
           <w:p>
+            <w:pPr>
+              <w:spacing w:before="20" w:after="20"/>
+            </w:pPr>
             <w:r/>
             <w:r>
               <w:rPr>
@@ -4864,6 +6116,27 @@
             <w:tcW w:type="dxa" w:w="1514"/>
           </w:tcPr>
           <w:p>
+            <w:pPr>
+              <w:spacing w:before="20" w:after="20"/>
+            </w:pPr>
+            <w:r/>
+            <w:r>
+              <w:rPr>
+                <w:rFonts w:ascii="Verdana" w:hAnsi="Verdana"/>
+                <w:sz w:val="16"/>
+              </w:rPr>
+              <w:t>m</w:t>
+            </w:r>
+          </w:p>
+        </w:tc>
+        <w:tc>
+          <w:tcPr>
+            <w:tcW w:type="dxa" w:w="1514"/>
+          </w:tcPr>
+          <w:p>
+            <w:pPr>
+              <w:spacing w:before="20" w:after="20"/>
+            </w:pPr>
             <w:r/>
             <w:r>
               <w:rPr>
@@ -4871,6 +6144,62 @@
                 <w:b w:val="0"/>
                 <w:sz w:val="16"/>
               </w:rPr>
+              <w:t>0</w:t>
+            </w:r>
+          </w:p>
+        </w:tc>
+        <w:tc>
+          <w:tcPr>
+            <w:tcW w:type="dxa" w:w="1514"/>
+          </w:tcPr>
+          <w:p>
+            <w:pPr>
+              <w:spacing w:before="20" w:after="20"/>
+            </w:pPr>
+            <w:r/>
+            <w:r>
+              <w:rPr>
+                <w:rFonts w:ascii="Verdana" w:hAnsi="Verdana"/>
+                <w:b w:val="0"/>
+                <w:sz w:val="16"/>
+              </w:rPr>
+              <w:t>0</w:t>
+            </w:r>
+          </w:p>
+        </w:tc>
+        <w:tc>
+          <w:tcPr>
+            <w:tcW w:type="dxa" w:w="1514"/>
+          </w:tcPr>
+          <w:p>
+            <w:pPr>
+              <w:spacing w:before="20" w:after="20"/>
+            </w:pPr>
+            <w:r/>
+            <w:r>
+              <w:rPr>
+                <w:rFonts w:ascii="Verdana" w:hAnsi="Verdana"/>
+                <w:b w:val="0"/>
+                <w:sz w:val="16"/>
+              </w:rPr>
+              <w:t>10</w:t>
+            </w:r>
+          </w:p>
+        </w:tc>
+        <w:tc>
+          <w:tcPr>
+            <w:tcW w:type="dxa" w:w="1514"/>
+          </w:tcPr>
+          <w:p>
+            <w:pPr>
+              <w:spacing w:before="20" w:after="20"/>
+            </w:pPr>
+            <w:r/>
+            <w:r>
+              <w:rPr>
+                <w:rFonts w:ascii="Verdana" w:hAnsi="Verdana"/>
+                <w:sz w:val="16"/>
+              </w:rPr>
               <w:t>m</w:t>
             </w:r>
           </w:p>
@@ -4880,6 +6209,9 @@
             <w:tcW w:type="dxa" w:w="1514"/>
           </w:tcPr>
           <w:p>
+            <w:pPr>
+              <w:spacing w:before="20" w:after="20"/>
+            </w:pPr>
             <w:r/>
             <w:r>
               <w:rPr>
@@ -4896,6 +6228,9 @@
             <w:tcW w:type="dxa" w:w="1514"/>
           </w:tcPr>
           <w:p>
+            <w:pPr>
+              <w:spacing w:before="20" w:after="20"/>
+            </w:pPr>
             <w:r/>
             <w:r>
               <w:rPr>
@@ -4903,70 +6238,6 @@
                 <w:b w:val="0"/>
                 <w:sz w:val="16"/>
               </w:rPr>
-              <w:t>0</w:t>
-            </w:r>
-          </w:p>
-        </w:tc>
-        <w:tc>
-          <w:tcPr>
-            <w:tcW w:type="dxa" w:w="1514"/>
-          </w:tcPr>
-          <w:p>
-            <w:r/>
-            <w:r>
-              <w:rPr>
-                <w:rFonts w:ascii="Verdana" w:hAnsi="Verdana"/>
-                <w:b w:val="0"/>
-                <w:sz w:val="16"/>
-              </w:rPr>
-              <w:t>10</w:t>
-            </w:r>
-          </w:p>
-        </w:tc>
-        <w:tc>
-          <w:tcPr>
-            <w:tcW w:type="dxa" w:w="1514"/>
-          </w:tcPr>
-          <w:p>
-            <w:r/>
-            <w:r>
-              <w:rPr>
-                <w:rFonts w:ascii="Verdana" w:hAnsi="Verdana"/>
-                <w:b w:val="0"/>
-                <w:sz w:val="16"/>
-              </w:rPr>
-              <w:t>m</w:t>
-            </w:r>
-          </w:p>
-        </w:tc>
-        <w:tc>
-          <w:tcPr>
-            <w:tcW w:type="dxa" w:w="1514"/>
-          </w:tcPr>
-          <w:p>
-            <w:r/>
-            <w:r>
-              <w:rPr>
-                <w:rFonts w:ascii="Verdana" w:hAnsi="Verdana"/>
-                <w:b w:val="0"/>
-                <w:sz w:val="16"/>
-              </w:rPr>
-              <w:t>0</w:t>
-            </w:r>
-          </w:p>
-        </w:tc>
-        <w:tc>
-          <w:tcPr>
-            <w:tcW w:type="dxa" w:w="1514"/>
-          </w:tcPr>
-          <w:p>
-            <w:r/>
-            <w:r>
-              <w:rPr>
-                <w:rFonts w:ascii="Verdana" w:hAnsi="Verdana"/>
-                <w:b w:val="0"/>
-                <w:sz w:val="16"/>
-              </w:rPr>
               <w:t>4</w:t>
             </w:r>
           </w:p>
@@ -4976,6 +6247,9 @@
             <w:tcW w:type="dxa" w:w="1514"/>
           </w:tcPr>
           <w:p>
+            <w:pPr>
+              <w:spacing w:before="20" w:after="20"/>
+            </w:pPr>
             <w:r/>
             <w:r>
               <w:rPr>
@@ -4996,6 +6270,9 @@
             <w:tcW w:type="dxa" w:w="1514"/>
           </w:tcPr>
           <w:p>
+            <w:pPr>
+              <w:spacing w:before="20" w:after="20"/>
+            </w:pPr>
             <w:r/>
             <w:r>
               <w:rPr>
@@ -5012,6 +6289,9 @@
             <w:tcW w:type="dxa" w:w="1514"/>
           </w:tcPr>
           <w:p>
+            <w:pPr>
+              <w:spacing w:before="20" w:after="20"/>
+            </w:pPr>
             <w:r/>
             <w:r>
               <w:rPr>
@@ -5028,6 +6308,27 @@
             <w:tcW w:type="dxa" w:w="1514"/>
           </w:tcPr>
           <w:p>
+            <w:pPr>
+              <w:spacing w:before="20" w:after="20"/>
+            </w:pPr>
+            <w:r/>
+            <w:r>
+              <w:rPr>
+                <w:rFonts w:ascii="Verdana" w:hAnsi="Verdana"/>
+                <w:sz w:val="16"/>
+              </w:rPr>
+              <w:t>m</w:t>
+            </w:r>
+          </w:p>
+        </w:tc>
+        <w:tc>
+          <w:tcPr>
+            <w:tcW w:type="dxa" w:w="1514"/>
+          </w:tcPr>
+          <w:p>
+            <w:pPr>
+              <w:spacing w:before="20" w:after="20"/>
+            </w:pPr>
             <w:r/>
             <w:r>
               <w:rPr>
@@ -5035,6 +6336,62 @@
                 <w:b w:val="0"/>
                 <w:sz w:val="16"/>
               </w:rPr>
+              <w:t>3</w:t>
+            </w:r>
+          </w:p>
+        </w:tc>
+        <w:tc>
+          <w:tcPr>
+            <w:tcW w:type="dxa" w:w="1514"/>
+          </w:tcPr>
+          <w:p>
+            <w:pPr>
+              <w:spacing w:before="20" w:after="20"/>
+            </w:pPr>
+            <w:r/>
+            <w:r>
+              <w:rPr>
+                <w:rFonts w:ascii="Verdana" w:hAnsi="Verdana"/>
+                <w:b w:val="0"/>
+                <w:sz w:val="16"/>
+              </w:rPr>
+              <w:t>-10000000</w:t>
+            </w:r>
+          </w:p>
+        </w:tc>
+        <w:tc>
+          <w:tcPr>
+            <w:tcW w:type="dxa" w:w="1514"/>
+          </w:tcPr>
+          <w:p>
+            <w:pPr>
+              <w:spacing w:before="20" w:after="20"/>
+            </w:pPr>
+            <w:r/>
+            <w:r>
+              <w:rPr>
+                <w:rFonts w:ascii="Verdana" w:hAnsi="Verdana"/>
+                <w:b w:val="0"/>
+                <w:sz w:val="16"/>
+              </w:rPr>
+              <w:t>26</w:t>
+            </w:r>
+          </w:p>
+        </w:tc>
+        <w:tc>
+          <w:tcPr>
+            <w:tcW w:type="dxa" w:w="1514"/>
+          </w:tcPr>
+          <w:p>
+            <w:pPr>
+              <w:spacing w:before="20" w:after="20"/>
+            </w:pPr>
+            <w:r/>
+            <w:r>
+              <w:rPr>
+                <w:rFonts w:ascii="Verdana" w:hAnsi="Verdana"/>
+                <w:sz w:val="16"/>
+              </w:rPr>
               <w:t>m</w:t>
             </w:r>
           </w:p>
@@ -5044,6 +6401,9 @@
             <w:tcW w:type="dxa" w:w="1514"/>
           </w:tcPr>
           <w:p>
+            <w:pPr>
+              <w:spacing w:before="20" w:after="20"/>
+            </w:pPr>
             <w:r/>
             <w:r>
               <w:rPr>
@@ -5060,6 +6420,9 @@
             <w:tcW w:type="dxa" w:w="1514"/>
           </w:tcPr>
           <w:p>
+            <w:pPr>
+              <w:spacing w:before="20" w:after="20"/>
+            </w:pPr>
             <w:r/>
             <w:r>
               <w:rPr>
@@ -5067,70 +6430,6 @@
                 <w:b w:val="0"/>
                 <w:sz w:val="16"/>
               </w:rPr>
-              <w:t>-10000000</w:t>
-            </w:r>
-          </w:p>
-        </w:tc>
-        <w:tc>
-          <w:tcPr>
-            <w:tcW w:type="dxa" w:w="1514"/>
-          </w:tcPr>
-          <w:p>
-            <w:r/>
-            <w:r>
-              <w:rPr>
-                <w:rFonts w:ascii="Verdana" w:hAnsi="Verdana"/>
-                <w:b w:val="0"/>
-                <w:sz w:val="16"/>
-              </w:rPr>
-              <w:t>26</w:t>
-            </w:r>
-          </w:p>
-        </w:tc>
-        <w:tc>
-          <w:tcPr>
-            <w:tcW w:type="dxa" w:w="1514"/>
-          </w:tcPr>
-          <w:p>
-            <w:r/>
-            <w:r>
-              <w:rPr>
-                <w:rFonts w:ascii="Verdana" w:hAnsi="Verdana"/>
-                <w:b w:val="0"/>
-                <w:sz w:val="16"/>
-              </w:rPr>
-              <w:t>m</w:t>
-            </w:r>
-          </w:p>
-        </w:tc>
-        <w:tc>
-          <w:tcPr>
-            <w:tcW w:type="dxa" w:w="1514"/>
-          </w:tcPr>
-          <w:p>
-            <w:r/>
-            <w:r>
-              <w:rPr>
-                <w:rFonts w:ascii="Verdana" w:hAnsi="Verdana"/>
-                <w:b w:val="0"/>
-                <w:sz w:val="16"/>
-              </w:rPr>
-              <w:t>3</w:t>
-            </w:r>
-          </w:p>
-        </w:tc>
-        <w:tc>
-          <w:tcPr>
-            <w:tcW w:type="dxa" w:w="1514"/>
-          </w:tcPr>
-          <w:p>
-            <w:r/>
-            <w:r>
-              <w:rPr>
-                <w:rFonts w:ascii="Verdana" w:hAnsi="Verdana"/>
-                <w:b w:val="0"/>
-                <w:sz w:val="16"/>
-              </w:rPr>
               <w:t>8</w:t>
             </w:r>
           </w:p>
@@ -5140,6 +6439,9 @@
             <w:tcW w:type="dxa" w:w="1514"/>
           </w:tcPr>
           <w:p>
+            <w:pPr>
+              <w:spacing w:before="20" w:after="20"/>
+            </w:pPr>
             <w:r/>
             <w:r>
               <w:rPr>

--- a/docx/fr/BUFRCREX_TableB_fr_07.docx
+++ b/docx/fr/BUFRCREX_TableB_fr_07.docx
@@ -6114,347 +6114,6 @@
         </w:tc>
       </w:tr>
     </w:tbl>
-    <w:p/>
-    <w:p>
-      <w:r>
-        <w:rPr>
-          <w:rFonts w:ascii="Verdana" w:hAnsi="Verdana"/>
-          <w:i/>
-          <w:sz w:val="14"/>
-        </w:rPr>
-        <w:t>Note 23: Une valeur de précipitation de –0,1 kg m –2 avant la mise à l’échelle (–1 après la mise à l’échelle ou en CREX) indique qu’il y a «trace» de précipitations (non mesurable, moins de 0,05 kg m –2 )</w:t>
-      </w:r>
-    </w:p>
-    <w:p>
-      <w:r>
-        <w:rPr>
-          <w:rFonts w:ascii="Verdana" w:hAnsi="Verdana"/>
-          <w:i/>
-          <w:sz w:val="14"/>
-        </w:rPr>
-        <w:t>Note 25: Il est possible d’annuler une signification précédemment définie en transmettant une «valeur manquante» à partir de la table de code ou de la table d’indicateurs appropriée.</w:t>
-      </w:r>
-    </w:p>
-    <w:p>
-      <w:r>
-        <w:rPr>
-          <w:rFonts w:ascii="Verdana" w:hAnsi="Verdana"/>
-          <w:i/>
-          <w:sz w:val="14"/>
-        </w:rPr>
-        <w:t>Note 27: Sauf indication contraire, tous les temps sont des temps universels coordonnés (UTC).</w:t>
-      </w:r>
-    </w:p>
-    <w:p>
-      <w:r>
-        <w:rPr>
-          <w:rFonts w:ascii="Verdana" w:hAnsi="Verdana"/>
-          <w:i/>
-          <w:sz w:val="14"/>
-        </w:rPr>
-        <w:t>Note 32: La direction ou l’azimut ne sont utilisés que par rapport à une position donnée; ils n’ont pas pour objet de définir à nouveau cette position.</w:t>
-      </w:r>
-    </w:p>
-    <w:p>
-      <w:r>
-        <w:rPr>
-          <w:rFonts w:ascii="Verdana" w:hAnsi="Verdana"/>
-          <w:i/>
-          <w:sz w:val="14"/>
-        </w:rPr>
-        <w:t>Note 62: La distance n’est indiquée que par rapport à une position donnée et une direction, un azimut ou une hauteur angulaire; elle n’a pas pour objet de définir à nouveau cette position.</w:t>
-      </w:r>
-    </w:p>
-    <w:p>
-      <w:r>
-        <w:rPr>
-          <w:rFonts w:ascii="Verdana" w:hAnsi="Verdana"/>
-          <w:i/>
-          <w:sz w:val="14"/>
-        </w:rPr>
-        <w:t>Note 63: Le rayonnement descendant est indiqué par des valeurs positives.</w:t>
-      </w:r>
-    </w:p>
-    <w:p>
-      <w:r>
-        <w:rPr>
-          <w:rFonts w:ascii="Verdana" w:hAnsi="Verdana"/>
-          <w:i/>
-          <w:sz w:val="14"/>
-        </w:rPr>
-        <w:t>Note 64: Les composantes w descendantes sont indiquées par des valeurs positives, pour lesquelles l’unité est le Pa s –1 .</w:t>
-      </w:r>
-    </w:p>
-    <w:p>
-      <w:r>
-        <w:rPr>
-          <w:rFonts w:ascii="Verdana" w:hAnsi="Verdana"/>
-          <w:i/>
-          <w:sz w:val="14"/>
-        </w:rPr>
-        <w:t>Note 66: Les incréments dans le sens est-ouest sont indiqués par des valeurs négatives.</w:t>
-      </w:r>
-    </w:p>
-    <w:p>
-      <w:r>
-        <w:rPr>
-          <w:rFonts w:ascii="Verdana" w:hAnsi="Verdana"/>
-          <w:i/>
-          <w:sz w:val="14"/>
-        </w:rPr>
-        <w:t>Note 92: Afin qu’il soit possible de distinguer sans ambiguïté les cas de valeurs manquantes et de pixels saturés, les données d’image de n bits doivent être codées à l’aide d’un champs de données de n+1. Lorsqu’un tel descripteur n’est pas déjà disponible dans la classe 30, on utilise un descripteur d’opération 2 01 YYY pour modifier le champ de données de l’entrée existante, selon les besoins.</w:t>
-      </w:r>
-    </w:p>
-    <w:p>
-      <w:r>
-        <w:rPr>
-          <w:rFonts w:ascii="Verdana" w:hAnsi="Verdana"/>
-          <w:i/>
-          <w:sz w:val="14"/>
-        </w:rPr>
-        <w:t>Note 105: Les périodes ou les décalages dans le temps négatifs sont utilisés pour indiquer les périodes ou les décalages dans le temps précédant le temps généralement défini.</w:t>
-      </w:r>
-    </w:p>
-    <w:p>
-      <w:r>
-        <w:rPr>
-          <w:rFonts w:ascii="Verdana" w:hAnsi="Verdana"/>
-          <w:i/>
-          <w:sz w:val="14"/>
-        </w:rPr>
-        <w:t>Note 110: Les incréments dans le sens nord–sud sont indiqués par des valeurs négatives.</w:t>
-      </w:r>
-    </w:p>
-    <w:p>
-      <w:r>
-        <w:rPr>
-          <w:rFonts w:ascii="Verdana" w:hAnsi="Verdana"/>
-          <w:i/>
-          <w:sz w:val="14"/>
-        </w:rPr>
-        <w:t>Note 115: Le champ de données des pixels peut être modifié au moyen du descripteur 2 01 YYY.</w:t>
-      </w:r>
-    </w:p>
-    <w:p>
-      <w:r>
-        <w:rPr>
-          <w:rFonts w:ascii="Verdana" w:hAnsi="Verdana"/>
-          <w:i/>
-          <w:sz w:val="14"/>
-        </w:rPr>
-        <w:t>Note 121: Pour certains éléments de cette classe, une indication de la précision escomptée peut être implicite.</w:t>
-      </w:r>
-    </w:p>
-    <w:p>
-      <w:r>
-        <w:rPr>
-          <w:rFonts w:ascii="Verdana" w:hAnsi="Verdana"/>
-          <w:i/>
-          <w:sz w:val="14"/>
-        </w:rPr>
-        <w:t>Note 122: On attribue aux latitudes sud des valeurs négatives.</w:t>
-      </w:r>
-    </w:p>
-    <w:p>
-      <w:r>
-        <w:rPr>
-          <w:rFonts w:ascii="Verdana" w:hAnsi="Verdana"/>
-          <w:i/>
-          <w:sz w:val="14"/>
-        </w:rPr>
-        <w:t>Note 123: Les composantes v dans le sens sud–nord sont indiquées par des valeurs positives.</w:t>
-      </w:r>
-    </w:p>
-    <w:p>
-      <w:r>
-        <w:rPr>
-          <w:rFonts w:ascii="Verdana" w:hAnsi="Verdana"/>
-          <w:i/>
-          <w:sz w:val="14"/>
-        </w:rPr>
-        <w:t>Note 126: Les stations situées à moins de 1° du pôle Nord ou du pôle Sud chiffrent leurs observations de la direction du vent de surface avec le limbe d’azimut orienté de sorte que son zéro coïncide avec le méridien de Greenwich.</w:t>
-      </w:r>
-    </w:p>
-    <w:p>
-      <w:r>
-        <w:rPr>
-          <w:rFonts w:ascii="Verdana" w:hAnsi="Verdana"/>
-          <w:i/>
-          <w:sz w:val="14"/>
-        </w:rPr>
-        <w:t>Note 145: Pour indiquer à quoi se rapportent les périodes ou les décalages dans le temps, on peut se servir du code donné pour la caractéristique temporelle dans la table 0 08 021.</w:t>
-      </w:r>
-    </w:p>
-    <w:p>
-      <w:r>
-        <w:rPr>
-          <w:rFonts w:ascii="Verdana" w:hAnsi="Verdana"/>
-          <w:i/>
-          <w:sz w:val="14"/>
-        </w:rPr>
-        <w:t>Note 149: Lorsque la situation dans le temps correspond à des valeurs de prévision, elle indique le temps de l'état initial ou le début de la période de prévision; si elle correspond à des moyennes d'ensemble de valeurs de prévisions, elle indique l'état initial ou le début de la première prévision d'où les moyennes d'ensemble sont dérivées.</w:t>
-      </w:r>
-    </w:p>
-    <w:p>
-      <w:r>
-        <w:rPr>
-          <w:rFonts w:ascii="Verdana" w:hAnsi="Verdana"/>
-          <w:i/>
-          <w:sz w:val="14"/>
-        </w:rPr>
-        <w:t>Note 155: Cette classe peut aussi contenir des éléments concernant les méthodes d’observation.</w:t>
-      </w:r>
-    </w:p>
-    <w:p>
-      <w:r>
-        <w:rPr>
-          <w:rFonts w:ascii="Verdana" w:hAnsi="Verdana"/>
-          <w:i/>
-          <w:sz w:val="14"/>
-        </w:rPr>
-        <w:t>Note 156: La présente classe doit contenir des éléments décrivant les instruments utilisés pour obtenir les éléments météorologiques représentés.</w:t>
-      </w:r>
-    </w:p>
-    <w:p>
-      <w:r>
-        <w:rPr>
-          <w:rFonts w:ascii="Verdana" w:hAnsi="Verdana"/>
-          <w:i/>
-          <w:sz w:val="14"/>
-        </w:rPr>
-        <w:t>Note 158: Pour les périodes ou les décalages dans le temps et pour les incréments temporels, il faut préalablement une définition de l'origine de la position dans le temps, suivie, le cas échéant, d'une définition de l'élément qualificatif temporel.</w:t>
-      </w:r>
-    </w:p>
-    <w:p>
-      <w:r>
-        <w:rPr>
-          <w:rFonts w:ascii="Verdana" w:hAnsi="Verdana"/>
-          <w:i/>
-          <w:sz w:val="14"/>
-        </w:rPr>
-        <w:t>Note 160: Le rayonnement ascendant est indiqué par des valeurs négatives.</w:t>
-      </w:r>
-    </w:p>
-    <w:p>
-      <w:r>
-        <w:rPr>
-          <w:rFonts w:ascii="Verdana" w:hAnsi="Verdana"/>
-          <w:i/>
-          <w:sz w:val="14"/>
-        </w:rPr>
-        <w:t>Note 161: Les composantes w ascendantes sont indiquées par des valeurs positives, pour lesquelles l’unité est le m s –1 .</w:t>
-      </w:r>
-    </w:p>
-    <w:p>
-      <w:r>
-        <w:rPr>
-          <w:rFonts w:ascii="Verdana" w:hAnsi="Verdana"/>
-          <w:i/>
-          <w:sz w:val="14"/>
-        </w:rPr>
-        <w:t>Note 162: Intervalles utiles utilisés ci-dessus: 10 11 Bq à 10 19 Bq pour les rejets; 10 –2 Bq à 10 7 Bq et 10 –2 mSv à 10 7 mSv pour la concentration et les doses.</w:t>
-      </w:r>
-    </w:p>
-    <w:p>
-      <w:r>
-        <w:rPr>
-          <w:rFonts w:ascii="Verdana" w:hAnsi="Verdana"/>
-          <w:i/>
-          <w:sz w:val="14"/>
-        </w:rPr>
-        <w:t>Note 163: Les valeurs de la latitude et de l’incrément de latitude se situent dans les limites de la plage allant de –90 degrés à +90 degrés.</w:t>
-      </w:r>
-    </w:p>
-    <w:p>
-      <w:r>
-        <w:rPr>
-          <w:rFonts w:ascii="Verdana" w:hAnsi="Verdana"/>
-          <w:i/>
-          <w:sz w:val="14"/>
-        </w:rPr>
-        <w:t>Note 164: Les valeurs de longitude se situent dans les limites de la plage allant de –180 degrés à +180 degrés.</w:t>
-      </w:r>
-    </w:p>
-    <w:p>
-      <w:r>
-        <w:rPr>
-          <w:rFonts w:ascii="Verdana" w:hAnsi="Verdana"/>
-          <w:i/>
-          <w:sz w:val="14"/>
-        </w:rPr>
-        <w:t>Note 165: Des données correspondant à des éléments verticaux et à la pression sont utilisées pour définir des valeurs de ces éléments indépendantes de l’élément ou de la variable déterminant la coordonnée verticale.</w:t>
-      </w:r>
-    </w:p>
-    <w:p>
-      <w:r>
-        <w:rPr>
-          <w:rFonts w:ascii="Verdana" w:hAnsi="Verdana"/>
-          <w:i/>
-          <w:sz w:val="14"/>
-        </w:rPr>
-        <w:t>Note 166: On attribue aux longitudes ouest des valeurs négatives.</w:t>
-      </w:r>
-    </w:p>
-    <w:p>
-      <w:r>
-        <w:rPr>
-          <w:rFonts w:ascii="Verdana" w:hAnsi="Verdana"/>
-          <w:i/>
-          <w:sz w:val="14"/>
-        </w:rPr>
-        <w:t>Note 167: Les composantes u dans le sens ouest–est sont indiquées par des valeurs positives.</w:t>
-      </w:r>
-    </w:p>
-    <w:p>
-      <w:r>
-        <w:rPr>
-          <w:rFonts w:ascii="Verdana" w:hAnsi="Verdana"/>
-          <w:i/>
-          <w:sz w:val="14"/>
-        </w:rPr>
-        <w:t>Note 176: Lorsqu'il faut plus d'une période ou d'un décalage dans le temps pour définir des indications temporelles complexes, les définitions se succèdent immédiatement, dans l'ordre suivant: période d'ensemble (le cas échéant); période de prévision (le cas échéant); période correspondant à une moyenne ou une accumulation (le cas échéant).</w:t>
-      </w:r>
-    </w:p>
-    <w:p>
-      <w:r>
-        <w:rPr>
-          <w:rFonts w:ascii="Verdana" w:hAnsi="Verdana"/>
-          <w:i/>
-          <w:sz w:val="14"/>
-        </w:rPr>
-        <w:t>Note 178: Lorsque la colonne Nom de l’élément porte la mention «sur une période déterminée», on précise, à l’aide de descripteurs de la classe 04, la période considérée.</w:t>
-      </w:r>
-    </w:p>
-    <w:p>
-      <w:r>
-        <w:rPr>
-          <w:rFonts w:ascii="Verdana" w:hAnsi="Verdana"/>
-          <w:i/>
-          <w:sz w:val="14"/>
-        </w:rPr>
-        <w:t>Note 179: Lorsqu’on établit une somme ou une moyenne (par exemple sur une certaine période), on peut représenter le nombre total de valeurs prises en considération pour obtenir cette somme ou cette moyenne en utilisant le descripteur 0 08 022.</w:t>
-      </w:r>
-    </w:p>
-    <w:p>
-      <w:r>
-        <w:rPr>
-          <w:rFonts w:ascii="Verdana" w:hAnsi="Verdana"/>
-          <w:i/>
-          <w:sz w:val="14"/>
-        </w:rPr>
-        <w:t>Note 180: Normes pour la transmission des vents: Vitesse Direction Pas d’observation Manquante Manquante Calme 0 0 Observation normale &gt; 0 1° – 360° Vitesse seulement &gt; 0 Manquante Direction seulement Manquante 1° – 360° «Léger et variable» &gt; 0 0</w:t>
-      </w:r>
-    </w:p>
-    <w:p>
-      <w:r>
-        <w:rPr>
-          <w:rFonts w:ascii="Verdana" w:hAnsi="Verdana"/>
-          <w:i/>
-          <w:sz w:val="14"/>
-        </w:rPr>
-        <w:t>Note 181: Normes pour la transmission des vagues de la mer du vent et des vagues: Observation Vitesse Direction Pas d’observation Manquante Manquante Calme 0 0 Observation normale &gt; 0 1° – 360° Vitesse seulement &gt; 0 Manquante Direction seulement Manquante 1° – 360° «Léger et variable» &gt; 0 0</w:t>
-      </w:r>
-    </w:p>
     <w:sectPr>
       <w:pgSz w:w="16838" w:h="11906" w:orient="landscape"/>
       <w:pgMar w:top="850" w:right="850" w:bottom="850" w:left="850" w:header="720" w:footer="720" w:gutter="0"/>
